--- a/informes/informe_apf1.docx
+++ b/informes/informe_apf1.docx
@@ -1,6 +1,6 @@
 
 <file path=word/document.xml><?xml version="1.0" encoding="utf-8"?>
-<w:document xmlns:wpc="http://schemas.microsoft.com/office/word/2010/wordprocessingCanvas" xmlns:cx="http://schemas.microsoft.com/office/drawing/2014/chartex" xmlns:cx1="http://schemas.microsoft.com/office/drawing/2015/9/8/chartex" xmlns:cx2="http://schemas.microsoft.com/office/drawing/2015/10/21/chartex" xmlns:cx3="http://schemas.microsoft.com/office/drawing/2016/5/9/chartex" xmlns:cx4="http://schemas.microsoft.com/office/drawing/2016/5/10/chartex" xmlns:cx5="http://schemas.microsoft.com/office/drawing/2016/5/11/chartex" xmlns:cx6="http://schemas.microsoft.com/office/drawing/2016/5/12/chartex" xmlns:cx7="http://schemas.microsoft.com/office/drawing/2016/5/13/chartex" xmlns:cx8="http://schemas.microsoft.com/office/drawing/2016/5/14/chartex" xmlns:mc="http://schemas.openxmlformats.org/markup-compatibility/2006" xmlns:aink="http://schemas.microsoft.com/office/drawing/2016/ink" xmlns:am3d="http://schemas.microsoft.com/office/drawing/2017/model3d" xmlns:o="urn:schemas-microsoft-com:office:office" xmlns:r="http://schemas.openxmlformats.org/officeDocument/2006/relationships" xmlns:m="http://schemas.openxmlformats.org/officeDocument/2006/math" xmlns:v="urn:schemas-microsoft-com:vml" xmlns:wp14="http://schemas.microsoft.com/office/word/2010/wordprocessingDrawing" xmlns:wp="http://schemas.openxmlformats.org/drawingml/2006/wordprocessingDrawing" xmlns:w10="urn:schemas-microsoft-com:office:word" xmlns:w="http://schemas.openxmlformats.org/wordprocessingml/2006/main" xmlns:w14="http://schemas.microsoft.com/office/word/2010/wordml" xmlns:w15="http://schemas.microsoft.com/office/word/2012/wordml" xmlns:w16cex="http://schemas.microsoft.com/office/word/2018/wordml/cex" xmlns:w16cid="http://schemas.microsoft.com/office/word/2016/wordml/cid" xmlns:w16="http://schemas.microsoft.com/office/word/2018/wordml" xmlns:w16sdtdh="http://schemas.microsoft.com/office/word/2020/wordml/sdtdatahash" xmlns:w16se="http://schemas.microsoft.com/office/word/2015/wordml/symex" xmlns:wpg="http://schemas.microsoft.com/office/word/2010/wordprocessingGroup" xmlns:wpi="http://schemas.microsoft.com/office/word/2010/wordprocessingInk" xmlns:wne="http://schemas.microsoft.com/office/word/2006/wordml" xmlns:wps="http://schemas.microsoft.com/office/word/2010/wordprocessingShape" mc:Ignorable="w14 w15 w16se w16cid w16 w16cex w16sdtdh wp14">
+<w:document xmlns:wpc="http://schemas.microsoft.com/office/word/2010/wordprocessingCanvas" xmlns:cx="http://schemas.microsoft.com/office/drawing/2014/chartex" xmlns:cx1="http://schemas.microsoft.com/office/drawing/2015/9/8/chartex" xmlns:cx2="http://schemas.microsoft.com/office/drawing/2015/10/21/chartex" xmlns:cx3="http://schemas.microsoft.com/office/drawing/2016/5/9/chartex" xmlns:cx4="http://schemas.microsoft.com/office/drawing/2016/5/10/chartex" xmlns:cx5="http://schemas.microsoft.com/office/drawing/2016/5/11/chartex" xmlns:cx6="http://schemas.microsoft.com/office/drawing/2016/5/12/chartex" xmlns:cx7="http://schemas.microsoft.com/office/drawing/2016/5/13/chartex" xmlns:cx8="http://schemas.microsoft.com/office/drawing/2016/5/14/chartex" xmlns:mc="http://schemas.openxmlformats.org/markup-compatibility/2006" xmlns:aink="http://schemas.microsoft.com/office/drawing/2016/ink" xmlns:am3d="http://schemas.microsoft.com/office/drawing/2017/model3d" xmlns:o="urn:schemas-microsoft-com:office:office" xmlns:oel="http://schemas.microsoft.com/office/2019/extlst" xmlns:r="http://schemas.openxmlformats.org/officeDocument/2006/relationships" xmlns:m="http://schemas.openxmlformats.org/officeDocument/2006/math" xmlns:v="urn:schemas-microsoft-com:vml" xmlns:wp14="http://schemas.microsoft.com/office/word/2010/wordprocessingDrawing" xmlns:wp="http://schemas.openxmlformats.org/drawingml/2006/wordprocessingDrawing" xmlns:w10="urn:schemas-microsoft-com:office:word" xmlns:w="http://schemas.openxmlformats.org/wordprocessingml/2006/main" xmlns:w14="http://schemas.microsoft.com/office/word/2010/wordml" xmlns:w15="http://schemas.microsoft.com/office/word/2012/wordml" xmlns:w16cex="http://schemas.microsoft.com/office/word/2018/wordml/cex" xmlns:w16cid="http://schemas.microsoft.com/office/word/2016/wordml/cid" xmlns:w16="http://schemas.microsoft.com/office/word/2018/wordml" xmlns:w16du="http://schemas.microsoft.com/office/word/2023/wordml/word16du" xmlns:w16sdtdh="http://schemas.microsoft.com/office/word/2020/wordml/sdtdatahash" xmlns:w16sdtfl="http://schemas.microsoft.com/office/word/2024/wordml/sdtformatlock" xmlns:w16se="http://schemas.microsoft.com/office/word/2015/wordml/symex" xmlns:wpg="http://schemas.microsoft.com/office/word/2010/wordprocessingGroup" xmlns:wpi="http://schemas.microsoft.com/office/word/2010/wordprocessingInk" xmlns:wne="http://schemas.microsoft.com/office/word/2006/wordml" xmlns:wps="http://schemas.microsoft.com/office/word/2010/wordprocessingShape" mc:Ignorable="w14 w15 w16se w16cid w16 w16cex w16sdtdh w16sdtfl w16du wp14">
   <w:body>
     <w:p>
       <w:pPr>
@@ -579,6 +579,7 @@
         <w:jc w:val="center"/>
         <w:rPr>
           <w:rFonts w:ascii="Arial" w:hAnsi="Arial" w:cs="Arial"/>
+          <w:spacing w:val="-2"/>
         </w:rPr>
       </w:pPr>
       <w:r>
@@ -609,14 +610,12 @@
         </w:rPr>
         <w:t xml:space="preserve"> </w:t>
       </w:r>
-      <w:proofErr w:type="spellStart"/>
       <w:r>
         <w:rPr>
           <w:rFonts w:ascii="Arial" w:hAnsi="Arial" w:cs="Arial"/>
         </w:rPr>
         <w:t>Farfan</w:t>
       </w:r>
-      <w:proofErr w:type="spellEnd"/>
       <w:r>
         <w:rPr>
           <w:rFonts w:ascii="Arial" w:hAnsi="Arial" w:cs="Arial"/>
@@ -637,7 +636,6 @@
         </w:rPr>
         <w:t xml:space="preserve"> </w:t>
       </w:r>
-      <w:proofErr w:type="spellStart"/>
       <w:r>
         <w:rPr>
           <w:rFonts w:ascii="Arial" w:hAnsi="Arial" w:cs="Arial"/>
@@ -645,7 +643,23 @@
         </w:rPr>
         <w:t>Isacc</w:t>
       </w:r>
-      <w:proofErr w:type="spellEnd"/>
+    </w:p>
+    <w:p>
+      <w:pPr>
+        <w:pStyle w:val="Textoindependiente"/>
+        <w:ind w:left="2" w:right="425"/>
+        <w:jc w:val="center"/>
+        <w:rPr>
+          <w:rFonts w:ascii="Arial" w:hAnsi="Arial" w:cs="Arial"/>
+        </w:rPr>
+      </w:pPr>
+      <w:r>
+        <w:rPr>
+          <w:rFonts w:ascii="Arial" w:hAnsi="Arial" w:cs="Arial"/>
+          <w:spacing w:val="-2"/>
+        </w:rPr>
+        <w:t>- Campos Toribio Liliana Lilibeth</w:t>
+      </w:r>
     </w:p>
     <w:p>
       <w:pPr>
@@ -9267,23 +9281,13 @@
           <w:szCs w:val="22"/>
         </w:rPr>
       </w:pPr>
-      <w:proofErr w:type="spellStart"/>
-      <w:r>
-        <w:rPr>
-          <w:rFonts w:ascii="Arial" w:hAnsi="Arial" w:cs="Arial"/>
-          <w:sz w:val="22"/>
-          <w:szCs w:val="22"/>
-        </w:rPr>
-        <w:t>PG</w:t>
-      </w:r>
-      <w:proofErr w:type="spellEnd"/>
-      <w:r>
-        <w:rPr>
-          <w:rFonts w:ascii="Arial" w:hAnsi="Arial" w:cs="Arial"/>
-          <w:sz w:val="22"/>
-          <w:szCs w:val="22"/>
-        </w:rPr>
-        <w:t xml:space="preserve">: ¿Cómo puede la clínica </w:t>
+      <w:r>
+        <w:rPr>
+          <w:rFonts w:ascii="Arial" w:hAnsi="Arial" w:cs="Arial"/>
+          <w:sz w:val="22"/>
+          <w:szCs w:val="22"/>
+        </w:rPr>
+        <w:t xml:space="preserve">PG: ¿Cómo puede la clínica </w:t>
       </w:r>
       <w:proofErr w:type="spellStart"/>
       <w:r>
@@ -9365,13 +9369,20 @@
           <w:szCs w:val="20"/>
         </w:rPr>
       </w:pPr>
+      <w:r>
+        <w:rPr>
+          <w:rFonts w:ascii="Arial" w:hAnsi="Arial" w:cs="Arial"/>
+          <w:szCs w:val="20"/>
+        </w:rPr>
+        <w:t xml:space="preserve">PE1: ¿Qué arquitectura de </w:t>
+      </w:r>
       <w:proofErr w:type="spellStart"/>
       <w:r>
         <w:rPr>
           <w:rFonts w:ascii="Arial" w:hAnsi="Arial" w:cs="Arial"/>
           <w:szCs w:val="20"/>
         </w:rPr>
-        <w:t>PE1</w:t>
+        <w:t>backend</w:t>
       </w:r>
       <w:proofErr w:type="spellEnd"/>
       <w:r>
@@ -9379,23 +9390,7 @@
           <w:rFonts w:ascii="Arial" w:hAnsi="Arial" w:cs="Arial"/>
           <w:szCs w:val="20"/>
         </w:rPr>
-        <w:t xml:space="preserve">: ¿Qué arquitectura de backend (utilizando tecnologías como Spring </w:t>
-      </w:r>
-      <w:proofErr w:type="spellStart"/>
-      <w:r>
-        <w:rPr>
-          <w:rFonts w:ascii="Arial" w:hAnsi="Arial" w:cs="Arial"/>
-          <w:szCs w:val="20"/>
-        </w:rPr>
-        <w:t>Boot</w:t>
-      </w:r>
-      <w:proofErr w:type="spellEnd"/>
-      <w:r>
-        <w:rPr>
-          <w:rFonts w:ascii="Arial" w:hAnsi="Arial" w:cs="Arial"/>
-          <w:szCs w:val="20"/>
-        </w:rPr>
-        <w:t>) es la más adecuada para asegurar la escalabilidad, el alto rendimiento</w:t>
+        <w:t xml:space="preserve"> (utilizando tecnologías como Spring Boot) es la más adecuada para asegurar la escalabilidad, el alto rendimiento</w:t>
       </w:r>
       <w:r>
         <w:rPr>
@@ -9596,21 +9591,12 @@
           <w:szCs w:val="20"/>
         </w:rPr>
       </w:pPr>
-      <w:proofErr w:type="spellStart"/>
       <w:r>
         <w:rPr>
           <w:rFonts w:ascii="Arial" w:hAnsi="Arial" w:cs="Arial"/>
           <w:szCs w:val="20"/>
         </w:rPr>
-        <w:t>PE2</w:t>
-      </w:r>
-      <w:proofErr w:type="spellEnd"/>
-      <w:r>
-        <w:rPr>
-          <w:rFonts w:ascii="Arial" w:hAnsi="Arial" w:cs="Arial"/>
-          <w:szCs w:val="20"/>
-        </w:rPr>
-        <w:t xml:space="preserve">: ¿Cómo se debe diseñar e integrar un canal de comunicación de telemedicina dedicado (basado en </w:t>
+        <w:t xml:space="preserve">PE2: ¿Cómo se debe diseñar e integrar un canal de comunicación de telemedicina dedicado (basado en </w:t>
       </w:r>
       <w:proofErr w:type="spellStart"/>
       <w:r>
@@ -9647,21 +9633,12 @@
           <w:szCs w:val="20"/>
         </w:rPr>
       </w:pPr>
-      <w:proofErr w:type="spellStart"/>
       <w:r>
         <w:rPr>
           <w:rFonts w:ascii="Arial" w:hAnsi="Arial" w:cs="Arial"/>
           <w:szCs w:val="20"/>
         </w:rPr>
-        <w:t>PE3</w:t>
-      </w:r>
-      <w:proofErr w:type="spellEnd"/>
-      <w:r>
-        <w:rPr>
-          <w:rFonts w:ascii="Arial" w:hAnsi="Arial" w:cs="Arial"/>
-          <w:szCs w:val="20"/>
-        </w:rPr>
-        <w:t xml:space="preserve">: ¿Qué mecanismos robustos de seguridad digital deben implementarse para mitigar el alto riesgo de vulnerabilidad y asegurar la confidencialidad, integridad y protección de los datos clínicos de los </w:t>
+        <w:t xml:space="preserve">PE3: ¿Qué mecanismos robustos de seguridad digital deben implementarse para mitigar el alto riesgo de vulnerabilidad y asegurar la confidencialidad, integridad y protección de los datos clínicos de los </w:t>
       </w:r>
       <w:r>
         <w:rPr>
@@ -9895,12 +9872,39 @@
     </w:p>
     <w:p>
       <w:pPr>
+        <w:tabs>
+          <w:tab w:val="left" w:pos="721"/>
+        </w:tabs>
+        <w:spacing w:line="360" w:lineRule="auto"/>
+        <w:ind w:right="425"/>
+        <w:jc w:val="both"/>
+        <w:rPr>
+          <w:sz w:val="24"/>
+        </w:rPr>
+      </w:pPr>
+    </w:p>
+    <w:p>
+      <w:pPr>
+        <w:tabs>
+          <w:tab w:val="left" w:pos="721"/>
+        </w:tabs>
+        <w:spacing w:line="360" w:lineRule="auto"/>
+        <w:ind w:right="425"/>
+        <w:jc w:val="both"/>
+        <w:rPr>
+          <w:sz w:val="24"/>
+        </w:rPr>
+      </w:pPr>
+    </w:p>
+    <w:p>
+      <w:pPr>
         <w:pStyle w:val="Ttulo1"/>
       </w:pPr>
       <w:bookmarkStart w:id="20" w:name="_bookmark5"/>
       <w:bookmarkStart w:id="21" w:name="_Toc228158400"/>
       <w:bookmarkEnd w:id="20"/>
       <w:r>
+        <w:lastRenderedPageBreak/>
         <w:t>Objetivos</w:t>
       </w:r>
       <w:bookmarkEnd w:id="21"/>
@@ -9924,7 +9928,6 @@
       <w:bookmarkStart w:id="24" w:name="_Toc228158401"/>
       <w:bookmarkEnd w:id="22"/>
       <w:r>
-        <w:lastRenderedPageBreak/>
         <w:t>Objetivos generales</w:t>
       </w:r>
       <w:bookmarkEnd w:id="23"/>
@@ -10174,138 +10177,138 @@
         <w:rPr>
           <w:rFonts w:ascii="Arial" w:hAnsi="Arial" w:cs="Arial"/>
         </w:rPr>
-        <w:t xml:space="preserve">OE1: Implementar una arquitectura web moderna utilizando Spring </w:t>
+        <w:t>OE1: Implementar una arquitectura web moderna utilizando Spring Boot, Spring</w:t>
+      </w:r>
+      <w:r>
+        <w:rPr>
+          <w:rFonts w:ascii="Arial" w:hAnsi="Arial" w:cs="Arial"/>
+          <w:spacing w:val="-14"/>
+        </w:rPr>
+        <w:t xml:space="preserve"> </w:t>
+      </w:r>
+      <w:r>
+        <w:rPr>
+          <w:rFonts w:ascii="Arial" w:hAnsi="Arial" w:cs="Arial"/>
+        </w:rPr>
+        <w:t>Web,</w:t>
+      </w:r>
+      <w:r>
+        <w:rPr>
+          <w:rFonts w:ascii="Arial" w:hAnsi="Arial" w:cs="Arial"/>
+          <w:spacing w:val="-14"/>
+        </w:rPr>
+        <w:t xml:space="preserve"> </w:t>
+      </w:r>
+      <w:r>
+        <w:rPr>
+          <w:rFonts w:ascii="Arial" w:hAnsi="Arial" w:cs="Arial"/>
+        </w:rPr>
+        <w:t>optimización</w:t>
+      </w:r>
+      <w:r>
+        <w:rPr>
+          <w:rFonts w:ascii="Arial" w:hAnsi="Arial" w:cs="Arial"/>
+          <w:spacing w:val="-14"/>
+        </w:rPr>
+        <w:t xml:space="preserve"> </w:t>
+      </w:r>
+      <w:r>
+        <w:rPr>
+          <w:rFonts w:ascii="Arial" w:hAnsi="Arial" w:cs="Arial"/>
+        </w:rPr>
+        <w:t>del</w:t>
+      </w:r>
+      <w:r>
+        <w:rPr>
+          <w:rFonts w:ascii="Arial" w:hAnsi="Arial" w:cs="Arial"/>
+          <w:spacing w:val="-14"/>
+        </w:rPr>
+        <w:t xml:space="preserve"> </w:t>
+      </w:r>
+      <w:r>
+        <w:rPr>
+          <w:rFonts w:ascii="Arial" w:hAnsi="Arial" w:cs="Arial"/>
+        </w:rPr>
+        <w:t>código</w:t>
+      </w:r>
+      <w:r>
+        <w:rPr>
+          <w:rFonts w:ascii="Arial" w:hAnsi="Arial" w:cs="Arial"/>
+          <w:spacing w:val="-14"/>
+        </w:rPr>
+        <w:t xml:space="preserve"> </w:t>
+      </w:r>
+      <w:r>
+        <w:rPr>
+          <w:rFonts w:ascii="Arial" w:hAnsi="Arial" w:cs="Arial"/>
+        </w:rPr>
+        <w:t>y</w:t>
+      </w:r>
+      <w:r>
+        <w:rPr>
+          <w:rFonts w:ascii="Arial" w:hAnsi="Arial" w:cs="Arial"/>
+          <w:spacing w:val="-14"/>
+        </w:rPr>
+        <w:t xml:space="preserve"> </w:t>
+      </w:r>
+      <w:r>
+        <w:rPr>
+          <w:rFonts w:ascii="Arial" w:hAnsi="Arial" w:cs="Arial"/>
+        </w:rPr>
+        <w:t>automatización</w:t>
+      </w:r>
+      <w:r>
+        <w:rPr>
+          <w:rFonts w:ascii="Arial" w:hAnsi="Arial" w:cs="Arial"/>
+          <w:spacing w:val="-14"/>
+        </w:rPr>
+        <w:t xml:space="preserve"> </w:t>
+      </w:r>
+      <w:r>
+        <w:rPr>
+          <w:rFonts w:ascii="Arial" w:hAnsi="Arial" w:cs="Arial"/>
+        </w:rPr>
+        <w:t>de</w:t>
+      </w:r>
+      <w:r>
+        <w:rPr>
+          <w:rFonts w:ascii="Arial" w:hAnsi="Arial" w:cs="Arial"/>
+          <w:spacing w:val="-14"/>
+        </w:rPr>
+        <w:t xml:space="preserve"> </w:t>
+      </w:r>
+      <w:r>
+        <w:rPr>
+          <w:rFonts w:ascii="Arial" w:hAnsi="Arial" w:cs="Arial"/>
+        </w:rPr>
+        <w:t>procesos</w:t>
+      </w:r>
+      <w:r>
+        <w:rPr>
+          <w:rFonts w:ascii="Arial" w:hAnsi="Arial" w:cs="Arial"/>
+          <w:spacing w:val="-14"/>
+        </w:rPr>
+        <w:t xml:space="preserve"> </w:t>
+      </w:r>
+      <w:r>
+        <w:rPr>
+          <w:rFonts w:ascii="Arial" w:hAnsi="Arial" w:cs="Arial"/>
+        </w:rPr>
+        <w:t xml:space="preserve">dentro del entorno </w:t>
       </w:r>
       <w:proofErr w:type="spellStart"/>
       <w:r>
         <w:rPr>
           <w:rFonts w:ascii="Arial" w:hAnsi="Arial" w:cs="Arial"/>
         </w:rPr>
-        <w:t>Boot</w:t>
+        <w:t>backend</w:t>
       </w:r>
       <w:proofErr w:type="spellEnd"/>
       <w:r>
         <w:rPr>
           <w:rFonts w:ascii="Arial" w:hAnsi="Arial" w:cs="Arial"/>
         </w:rPr>
-        <w:t>, Spring</w:t>
-      </w:r>
-      <w:r>
-        <w:rPr>
-          <w:rFonts w:ascii="Arial" w:hAnsi="Arial" w:cs="Arial"/>
-          <w:spacing w:val="-14"/>
-        </w:rPr>
-        <w:t xml:space="preserve"> </w:t>
-      </w:r>
-      <w:r>
-        <w:rPr>
-          <w:rFonts w:ascii="Arial" w:hAnsi="Arial" w:cs="Arial"/>
-        </w:rPr>
-        <w:t>Web,</w:t>
-      </w:r>
-      <w:r>
-        <w:rPr>
-          <w:rFonts w:ascii="Arial" w:hAnsi="Arial" w:cs="Arial"/>
-          <w:spacing w:val="-14"/>
-        </w:rPr>
-        <w:t xml:space="preserve"> </w:t>
-      </w:r>
-      <w:r>
-        <w:rPr>
-          <w:rFonts w:ascii="Arial" w:hAnsi="Arial" w:cs="Arial"/>
-        </w:rPr>
-        <w:t>optimización</w:t>
-      </w:r>
-      <w:r>
-        <w:rPr>
-          <w:rFonts w:ascii="Arial" w:hAnsi="Arial" w:cs="Arial"/>
-          <w:spacing w:val="-14"/>
-        </w:rPr>
-        <w:t xml:space="preserve"> </w:t>
-      </w:r>
-      <w:r>
-        <w:rPr>
-          <w:rFonts w:ascii="Arial" w:hAnsi="Arial" w:cs="Arial"/>
-        </w:rPr>
-        <w:t>del</w:t>
-      </w:r>
-      <w:r>
-        <w:rPr>
-          <w:rFonts w:ascii="Arial" w:hAnsi="Arial" w:cs="Arial"/>
-          <w:spacing w:val="-14"/>
-        </w:rPr>
-        <w:t xml:space="preserve"> </w:t>
-      </w:r>
-      <w:r>
-        <w:rPr>
-          <w:rFonts w:ascii="Arial" w:hAnsi="Arial" w:cs="Arial"/>
-        </w:rPr>
-        <w:t>código</w:t>
-      </w:r>
-      <w:r>
-        <w:rPr>
-          <w:rFonts w:ascii="Arial" w:hAnsi="Arial" w:cs="Arial"/>
-          <w:spacing w:val="-14"/>
-        </w:rPr>
-        <w:t xml:space="preserve"> </w:t>
-      </w:r>
-      <w:r>
-        <w:rPr>
-          <w:rFonts w:ascii="Arial" w:hAnsi="Arial" w:cs="Arial"/>
-        </w:rPr>
-        <w:t>y</w:t>
-      </w:r>
-      <w:r>
-        <w:rPr>
-          <w:rFonts w:ascii="Arial" w:hAnsi="Arial" w:cs="Arial"/>
-          <w:spacing w:val="-14"/>
-        </w:rPr>
-        <w:t xml:space="preserve"> </w:t>
-      </w:r>
-      <w:r>
-        <w:rPr>
-          <w:rFonts w:ascii="Arial" w:hAnsi="Arial" w:cs="Arial"/>
-        </w:rPr>
-        <w:t>automatización</w:t>
-      </w:r>
-      <w:r>
-        <w:rPr>
-          <w:rFonts w:ascii="Arial" w:hAnsi="Arial" w:cs="Arial"/>
-          <w:spacing w:val="-14"/>
-        </w:rPr>
-        <w:t xml:space="preserve"> </w:t>
-      </w:r>
-      <w:r>
-        <w:rPr>
-          <w:rFonts w:ascii="Arial" w:hAnsi="Arial" w:cs="Arial"/>
-        </w:rPr>
-        <w:t>de</w:t>
-      </w:r>
-      <w:r>
-        <w:rPr>
-          <w:rFonts w:ascii="Arial" w:hAnsi="Arial" w:cs="Arial"/>
-          <w:spacing w:val="-14"/>
-        </w:rPr>
-        <w:t xml:space="preserve"> </w:t>
-      </w:r>
-      <w:r>
-        <w:rPr>
-          <w:rFonts w:ascii="Arial" w:hAnsi="Arial" w:cs="Arial"/>
-        </w:rPr>
-        <w:t>procesos</w:t>
-      </w:r>
-      <w:r>
-        <w:rPr>
-          <w:rFonts w:ascii="Arial" w:hAnsi="Arial" w:cs="Arial"/>
-          <w:spacing w:val="-14"/>
-        </w:rPr>
-        <w:t xml:space="preserve"> </w:t>
-      </w:r>
-      <w:r>
-        <w:rPr>
-          <w:rFonts w:ascii="Arial" w:hAnsi="Arial" w:cs="Arial"/>
-        </w:rPr>
-        <w:t>dentro del entorno backend, con el fin de asegurar un sistema escalable.</w:t>
+        <w:t>, con el fin de asegurar un sistema escalable.</w:t>
       </w:r>
     </w:p>
     <w:p>
@@ -10338,23 +10341,13 @@
           <w:szCs w:val="22"/>
         </w:rPr>
       </w:pPr>
-      <w:proofErr w:type="spellStart"/>
-      <w:r>
-        <w:rPr>
-          <w:rFonts w:ascii="Arial" w:hAnsi="Arial" w:cs="Arial"/>
-          <w:sz w:val="22"/>
-          <w:szCs w:val="22"/>
-        </w:rPr>
-        <w:t>OE2</w:t>
-      </w:r>
-      <w:proofErr w:type="spellEnd"/>
-      <w:r>
-        <w:rPr>
-          <w:rFonts w:ascii="Arial" w:hAnsi="Arial" w:cs="Arial"/>
-          <w:sz w:val="22"/>
-          <w:szCs w:val="22"/>
-        </w:rPr>
-        <w:t>: Desarrollar el módulo de atención médica en tiempo real implementando</w:t>
+      <w:r>
+        <w:rPr>
+          <w:rFonts w:ascii="Arial" w:hAnsi="Arial" w:cs="Arial"/>
+          <w:sz w:val="22"/>
+          <w:szCs w:val="22"/>
+        </w:rPr>
+        <w:t>OE2: Desarrollar el módulo de atención médica en tiempo real implementando</w:t>
       </w:r>
       <w:r>
         <w:rPr>
@@ -10635,21 +10628,26 @@
           <w:rFonts w:ascii="Arial" w:hAnsi="Arial" w:cs="Arial"/>
         </w:rPr>
       </w:pPr>
-      <w:proofErr w:type="spellStart"/>
       <w:r>
         <w:rPr>
           <w:rFonts w:ascii="Arial" w:hAnsi="Arial" w:cs="Arial"/>
           <w:spacing w:val="-2"/>
         </w:rPr>
-        <w:t>OE3</w:t>
-      </w:r>
-      <w:proofErr w:type="spellEnd"/>
+        <w:t>OE3:</w:t>
+      </w:r>
+      <w:r>
+        <w:rPr>
+          <w:rFonts w:ascii="Arial" w:hAnsi="Arial" w:cs="Arial"/>
+          <w:spacing w:val="-4"/>
+        </w:rPr>
+        <w:t xml:space="preserve"> </w:t>
+      </w:r>
       <w:r>
         <w:rPr>
           <w:rFonts w:ascii="Arial" w:hAnsi="Arial" w:cs="Arial"/>
           <w:spacing w:val="-2"/>
         </w:rPr>
-        <w:t>:</w:t>
+        <w:t>Operacionalizar</w:t>
       </w:r>
       <w:r>
         <w:rPr>
@@ -10663,7 +10661,7 @@
           <w:rFonts w:ascii="Arial" w:hAnsi="Arial" w:cs="Arial"/>
           <w:spacing w:val="-2"/>
         </w:rPr>
-        <w:t>Operacionalizar</w:t>
+        <w:t>mecanismos</w:t>
       </w:r>
       <w:r>
         <w:rPr>
@@ -10677,7 +10675,7 @@
           <w:rFonts w:ascii="Arial" w:hAnsi="Arial" w:cs="Arial"/>
           <w:spacing w:val="-2"/>
         </w:rPr>
-        <w:t>mecanismos</w:t>
+        <w:t>robustos</w:t>
       </w:r>
       <w:r>
         <w:rPr>
@@ -10691,7 +10689,7 @@
           <w:rFonts w:ascii="Arial" w:hAnsi="Arial" w:cs="Arial"/>
           <w:spacing w:val="-2"/>
         </w:rPr>
-        <w:t>robustos</w:t>
+        <w:t>de</w:t>
       </w:r>
       <w:r>
         <w:rPr>
@@ -10705,7 +10703,7 @@
           <w:rFonts w:ascii="Arial" w:hAnsi="Arial" w:cs="Arial"/>
           <w:spacing w:val="-2"/>
         </w:rPr>
-        <w:t>de</w:t>
+        <w:t>seguridad</w:t>
       </w:r>
       <w:r>
         <w:rPr>
@@ -10719,7 +10717,7 @@
           <w:rFonts w:ascii="Arial" w:hAnsi="Arial" w:cs="Arial"/>
           <w:spacing w:val="-2"/>
         </w:rPr>
-        <w:t>seguridad</w:t>
+        <w:t>digital</w:t>
       </w:r>
       <w:r>
         <w:rPr>
@@ -10733,41 +10731,13 @@
           <w:rFonts w:ascii="Arial" w:hAnsi="Arial" w:cs="Arial"/>
           <w:spacing w:val="-2"/>
         </w:rPr>
-        <w:t>digital</w:t>
-      </w:r>
-      <w:r>
-        <w:rPr>
-          <w:rFonts w:ascii="Arial" w:hAnsi="Arial" w:cs="Arial"/>
-          <w:spacing w:val="-4"/>
-        </w:rPr>
-        <w:t xml:space="preserve"> </w:t>
-      </w:r>
-      <w:r>
-        <w:rPr>
-          <w:rFonts w:ascii="Arial" w:hAnsi="Arial" w:cs="Arial"/>
-          <w:spacing w:val="-2"/>
-        </w:rPr>
         <w:t xml:space="preserve">mediante </w:t>
       </w:r>
       <w:r>
         <w:rPr>
           <w:rFonts w:ascii="Arial" w:hAnsi="Arial" w:cs="Arial"/>
         </w:rPr>
-        <w:t xml:space="preserve">Spring Security, autenticación basada en </w:t>
-      </w:r>
-      <w:proofErr w:type="spellStart"/>
-      <w:r>
-        <w:rPr>
-          <w:rFonts w:ascii="Arial" w:hAnsi="Arial" w:cs="Arial"/>
-        </w:rPr>
-        <w:t>JWT</w:t>
-      </w:r>
-      <w:proofErr w:type="spellEnd"/>
-      <w:r>
-        <w:rPr>
-          <w:rFonts w:ascii="Arial" w:hAnsi="Arial" w:cs="Arial"/>
-        </w:rPr>
-        <w:t xml:space="preserve">, validaciones con </w:t>
+        <w:t xml:space="preserve">Spring Security, autenticación basada en JWT, validaciones con </w:t>
       </w:r>
       <w:proofErr w:type="spellStart"/>
       <w:r>
@@ -11616,7 +11586,7 @@
           <w:sz w:val="22"/>
           <w:szCs w:val="22"/>
         </w:rPr>
-        <w:t xml:space="preserve">utilizando Spring </w:t>
+        <w:t xml:space="preserve">utilizando Spring Boot para construir un </w:t>
       </w:r>
       <w:proofErr w:type="spellStart"/>
       <w:r>
@@ -11625,7 +11595,7 @@
           <w:sz w:val="22"/>
           <w:szCs w:val="22"/>
         </w:rPr>
-        <w:t>Boot</w:t>
+        <w:t>backend</w:t>
       </w:r>
       <w:proofErr w:type="spellEnd"/>
       <w:r>
@@ -11634,7 +11604,7 @@
           <w:sz w:val="22"/>
           <w:szCs w:val="22"/>
         </w:rPr>
-        <w:t xml:space="preserve"> para construir un backend modular, escalable y optimizado, que facilita el mantenimiento y la automatización de procesos. Las interfaces dinámicas,</w:t>
+        <w:t xml:space="preserve"> modular, escalable y optimizado, que facilita el mantenimiento y la automatización de procesos. Las interfaces dinámicas,</w:t>
       </w:r>
       <w:r>
         <w:rPr>
@@ -11838,25 +11808,7 @@
           <w:sz w:val="22"/>
           <w:szCs w:val="22"/>
         </w:rPr>
-        <w:t>(</w:t>
-      </w:r>
-      <w:proofErr w:type="spellStart"/>
-      <w:r>
-        <w:rPr>
-          <w:rFonts w:ascii="Arial" w:hAnsi="Arial" w:cs="Arial"/>
-          <w:sz w:val="22"/>
-          <w:szCs w:val="22"/>
-        </w:rPr>
-        <w:t>UX</w:t>
-      </w:r>
-      <w:proofErr w:type="spellEnd"/>
-      <w:r>
-        <w:rPr>
-          <w:rFonts w:ascii="Arial" w:hAnsi="Arial" w:cs="Arial"/>
-          <w:sz w:val="22"/>
-          <w:szCs w:val="22"/>
-        </w:rPr>
-        <w:t>)</w:t>
+        <w:t>(UX)</w:t>
       </w:r>
       <w:r>
         <w:rPr>
@@ -12194,23 +12146,13 @@
         </w:rPr>
         <w:t xml:space="preserve"> </w:t>
       </w:r>
-      <w:proofErr w:type="spellStart"/>
-      <w:r>
-        <w:rPr>
-          <w:rFonts w:ascii="Arial" w:hAnsi="Arial" w:cs="Arial"/>
-          <w:sz w:val="22"/>
-          <w:szCs w:val="22"/>
-        </w:rPr>
-        <w:t>JWT</w:t>
-      </w:r>
-      <w:proofErr w:type="spellEnd"/>
-      <w:r>
-        <w:rPr>
-          <w:rFonts w:ascii="Arial" w:hAnsi="Arial" w:cs="Arial"/>
-          <w:sz w:val="22"/>
-          <w:szCs w:val="22"/>
-        </w:rPr>
-        <w:t xml:space="preserve"> (JSON Web Tokens) </w:t>
+      <w:r>
+        <w:rPr>
+          <w:rFonts w:ascii="Arial" w:hAnsi="Arial" w:cs="Arial"/>
+          <w:sz w:val="22"/>
+          <w:szCs w:val="22"/>
+        </w:rPr>
+        <w:t xml:space="preserve">JWT (JSON Web Tokens) </w:t>
       </w:r>
       <w:proofErr w:type="spellStart"/>
       <w:r>
@@ -13231,69 +13173,67 @@
           <w:sz w:val="20"/>
           <w:szCs w:val="20"/>
         </w:rPr>
-        <w:t xml:space="preserve">Erik </w:t>
-      </w:r>
-      <w:proofErr w:type="spellStart"/>
-      <w:r>
-        <w:rPr>
-          <w:rStyle w:val="whitespace-normal"/>
+        <w:t>Erik Brynjolfsson</w:t>
+      </w:r>
+      <w:r>
+        <w:rPr>
+          <w:rStyle w:val="apple-converted-space"/>
           <w:rFonts w:ascii="Arial" w:hAnsi="Arial" w:cs="Arial"/>
           <w:color w:val="000000"/>
           <w:sz w:val="20"/>
           <w:szCs w:val="20"/>
         </w:rPr>
-        <w:t>Brynjolfsson</w:t>
-      </w:r>
-      <w:proofErr w:type="spellEnd"/>
-      <w:r>
-        <w:rPr>
-          <w:rStyle w:val="apple-converted-space"/>
+        <w:t> </w:t>
+      </w:r>
+      <w:r>
+        <w:rPr>
           <w:rFonts w:ascii="Arial" w:hAnsi="Arial" w:cs="Arial"/>
           <w:color w:val="000000"/>
           <w:sz w:val="20"/>
           <w:szCs w:val="20"/>
         </w:rPr>
-        <w:t> </w:t>
-      </w:r>
-      <w:r>
-        <w:rPr>
+        <w:t>y</w:t>
+      </w:r>
+      <w:r>
+        <w:rPr>
+          <w:rStyle w:val="apple-converted-space"/>
           <w:rFonts w:ascii="Arial" w:hAnsi="Arial" w:cs="Arial"/>
           <w:color w:val="000000"/>
           <w:sz w:val="20"/>
           <w:szCs w:val="20"/>
         </w:rPr>
-        <w:t>y</w:t>
-      </w:r>
-      <w:r>
-        <w:rPr>
-          <w:rStyle w:val="apple-converted-space"/>
+        <w:t> </w:t>
+      </w:r>
+      <w:r>
+        <w:rPr>
+          <w:rStyle w:val="whitespace-normal"/>
           <w:rFonts w:ascii="Arial" w:hAnsi="Arial" w:cs="Arial"/>
           <w:color w:val="000000"/>
           <w:sz w:val="20"/>
           <w:szCs w:val="20"/>
         </w:rPr>
-        <w:t> </w:t>
-      </w:r>
-      <w:r>
-        <w:rPr>
-          <w:rStyle w:val="whitespace-normal"/>
+        <w:t>Andrew McAfee</w:t>
+      </w:r>
+      <w:r>
+        <w:rPr>
+          <w:rStyle w:val="apple-converted-space"/>
           <w:rFonts w:ascii="Arial" w:hAnsi="Arial" w:cs="Arial"/>
           <w:color w:val="000000"/>
           <w:sz w:val="20"/>
           <w:szCs w:val="20"/>
         </w:rPr>
-        <w:t>Andrew McAfee</w:t>
-      </w:r>
-      <w:r>
-        <w:rPr>
-          <w:rStyle w:val="apple-converted-space"/>
+        <w:t> </w:t>
+      </w:r>
+      <w:r>
+        <w:rPr>
           <w:rFonts w:ascii="Arial" w:hAnsi="Arial" w:cs="Arial"/>
           <w:color w:val="000000"/>
           <w:sz w:val="20"/>
           <w:szCs w:val="20"/>
         </w:rPr>
-        <w:t> </w:t>
-      </w:r>
+        <w:t xml:space="preserve">(2014), la transformación digital no implica solo automatizar procesos, sino redefinir la forma en que una organización genera valor mediante tecnología. En el proyecto </w:t>
+      </w:r>
+      <w:proofErr w:type="spellStart"/>
       <w:r>
         <w:rPr>
           <w:rFonts w:ascii="Arial" w:hAnsi="Arial" w:cs="Arial"/>
@@ -13301,7 +13241,17 @@
           <w:sz w:val="20"/>
           <w:szCs w:val="20"/>
         </w:rPr>
-        <w:t>(2014), la transformación digital no implica solo automatizar procesos, sino redefinir la forma en que una organización genera valor mediante tecnología. En el proyecto MediLink, esta teoría sustenta la migración de procesos tradicionales de atención médica hacia un ecosistema digital eficiente.</w:t>
+        <w:t>MediLink</w:t>
+      </w:r>
+      <w:proofErr w:type="spellEnd"/>
+      <w:r>
+        <w:rPr>
+          <w:rFonts w:ascii="Arial" w:hAnsi="Arial" w:cs="Arial"/>
+          <w:color w:val="000000"/>
+          <w:sz w:val="20"/>
+          <w:szCs w:val="20"/>
+        </w:rPr>
+        <w:t>, esta teoría sustenta la migración de procesos tradicionales de atención médica hacia un ecosistema digital eficiente.</w:t>
       </w:r>
     </w:p>
     <w:p>
@@ -13545,16 +13495,10 @@
           <w:szCs w:val="20"/>
           <w:lang w:val="es-PE" w:eastAsia="es-ES"/>
         </w:rPr>
-        <w:t xml:space="preserve">En MediLink esta teoría respalda la implementación de consultas virtuales en tiempo real mediante plataformas digitales para una revolución y así mejorar con la atención. </w:t>
-      </w:r>
-    </w:p>
-    <w:p>
-      <w:pPr>
-        <w:widowControl/>
-        <w:autoSpaceDE/>
-        <w:autoSpaceDN/>
-        <w:spacing w:before="100" w:beforeAutospacing="1" w:after="100" w:afterAutospacing="1"/>
-        <w:jc w:val="both"/>
+        <w:t xml:space="preserve">En </w:t>
+      </w:r>
+      <w:proofErr w:type="spellStart"/>
+      <w:r>
         <w:rPr>
           <w:rFonts w:ascii="Arial" w:eastAsiaTheme="minorEastAsia" w:hAnsi="Arial" w:cs="Arial"/>
           <w:color w:val="000000"/>
@@ -13562,15 +13506,10 @@
           <w:szCs w:val="20"/>
           <w:lang w:val="es-PE" w:eastAsia="es-ES"/>
         </w:rPr>
-      </w:pPr>
-    </w:p>
-    <w:p>
-      <w:pPr>
-        <w:widowControl/>
-        <w:autoSpaceDE/>
-        <w:autoSpaceDN/>
-        <w:spacing w:before="100" w:beforeAutospacing="1" w:after="100" w:afterAutospacing="1"/>
-        <w:jc w:val="both"/>
+        <w:t>MediLink</w:t>
+      </w:r>
+      <w:proofErr w:type="spellEnd"/>
+      <w:r>
         <w:rPr>
           <w:rFonts w:ascii="Arial" w:eastAsiaTheme="minorEastAsia" w:hAnsi="Arial" w:cs="Arial"/>
           <w:color w:val="000000"/>
@@ -13578,23 +13517,8 @@
           <w:szCs w:val="20"/>
           <w:lang w:val="es-PE" w:eastAsia="es-ES"/>
         </w:rPr>
-      </w:pPr>
-    </w:p>
-    <w:p>
-      <w:pPr>
-        <w:widowControl/>
-        <w:autoSpaceDE/>
-        <w:autoSpaceDN/>
-        <w:spacing w:before="100" w:beforeAutospacing="1" w:after="100" w:afterAutospacing="1"/>
-        <w:jc w:val="both"/>
-        <w:rPr>
-          <w:rFonts w:ascii="Arial" w:eastAsiaTheme="minorEastAsia" w:hAnsi="Arial" w:cs="Arial"/>
-          <w:color w:val="000000"/>
-          <w:sz w:val="20"/>
-          <w:szCs w:val="20"/>
-          <w:lang w:val="es-PE" w:eastAsia="es-ES"/>
-        </w:rPr>
-      </w:pPr>
+        <w:t xml:space="preserve"> esta teoría respalda la implementación de consultas virtuales en tiempo real mediante plataformas digitales para una revolución y así mejorar con la atención. </w:t>
+      </w:r>
     </w:p>
     <w:p>
       <w:pPr>
@@ -13787,8 +13711,29 @@
           <w:szCs w:val="20"/>
           <w:lang w:val="es-PE" w:eastAsia="es-ES"/>
         </w:rPr>
-        <w:lastRenderedPageBreak/>
-        <w:t>Para MediLink se plantea aplicar:</w:t>
+        <w:t xml:space="preserve">Para </w:t>
+      </w:r>
+      <w:proofErr w:type="spellStart"/>
+      <w:r>
+        <w:rPr>
+          <w:rFonts w:ascii="Arial" w:eastAsiaTheme="minorEastAsia" w:hAnsi="Arial" w:cs="Arial"/>
+          <w:color w:val="000000"/>
+          <w:sz w:val="20"/>
+          <w:szCs w:val="20"/>
+          <w:lang w:val="es-PE" w:eastAsia="es-ES"/>
+        </w:rPr>
+        <w:t>MediLink</w:t>
+      </w:r>
+      <w:proofErr w:type="spellEnd"/>
+      <w:r>
+        <w:rPr>
+          <w:rFonts w:ascii="Arial" w:eastAsiaTheme="minorEastAsia" w:hAnsi="Arial" w:cs="Arial"/>
+          <w:color w:val="000000"/>
+          <w:sz w:val="20"/>
+          <w:szCs w:val="20"/>
+          <w:lang w:val="es-PE" w:eastAsia="es-ES"/>
+        </w:rPr>
+        <w:t xml:space="preserve"> se plantea aplicar:</w:t>
       </w:r>
     </w:p>
     <w:p>
@@ -13908,6 +13853,7 @@
           <w:szCs w:val="20"/>
           <w:lang w:val="es-PE" w:eastAsia="es-ES"/>
         </w:rPr>
+        <w:lastRenderedPageBreak/>
         <w:t>Validaciones de seguridad</w:t>
       </w:r>
     </w:p>
@@ -14078,6 +14024,162 @@
     </w:p>
     <w:p>
       <w:pPr>
+        <w:pStyle w:val="NormalWeb"/>
+        <w:spacing w:before="0" w:beforeAutospacing="0" w:after="225" w:afterAutospacing="0" w:line="390" w:lineRule="atLeast"/>
+        <w:rPr>
+          <w:rFonts w:ascii="Calibri" w:hAnsi="Calibri" w:cs="Calibri"/>
+          <w:color w:val="101010"/>
+          <w:sz w:val="20"/>
+          <w:szCs w:val="20"/>
+        </w:rPr>
+      </w:pPr>
+    </w:p>
+    <w:p>
+      <w:pPr>
+        <w:pStyle w:val="NormalWeb"/>
+        <w:spacing w:before="0" w:beforeAutospacing="0" w:after="225" w:afterAutospacing="0" w:line="390" w:lineRule="atLeast"/>
+        <w:rPr>
+          <w:rFonts w:ascii="Calibri" w:hAnsi="Calibri" w:cs="Calibri"/>
+          <w:color w:val="101010"/>
+          <w:sz w:val="20"/>
+          <w:szCs w:val="20"/>
+        </w:rPr>
+      </w:pPr>
+    </w:p>
+    <w:p>
+      <w:pPr>
+        <w:pStyle w:val="NormalWeb"/>
+        <w:spacing w:before="0" w:beforeAutospacing="0" w:after="225" w:afterAutospacing="0" w:line="390" w:lineRule="atLeast"/>
+        <w:rPr>
+          <w:rFonts w:ascii="Calibri" w:hAnsi="Calibri" w:cs="Calibri"/>
+          <w:color w:val="101010"/>
+          <w:sz w:val="20"/>
+          <w:szCs w:val="20"/>
+        </w:rPr>
+      </w:pPr>
+    </w:p>
+    <w:p>
+      <w:pPr>
+        <w:pStyle w:val="NormalWeb"/>
+        <w:spacing w:before="0" w:beforeAutospacing="0" w:after="225" w:afterAutospacing="0" w:line="390" w:lineRule="atLeast"/>
+        <w:rPr>
+          <w:rFonts w:ascii="Calibri" w:hAnsi="Calibri" w:cs="Calibri"/>
+          <w:color w:val="101010"/>
+          <w:sz w:val="20"/>
+          <w:szCs w:val="20"/>
+        </w:rPr>
+      </w:pPr>
+    </w:p>
+    <w:p>
+      <w:pPr>
+        <w:pStyle w:val="NormalWeb"/>
+        <w:spacing w:before="0" w:beforeAutospacing="0" w:after="225" w:afterAutospacing="0" w:line="390" w:lineRule="atLeast"/>
+        <w:rPr>
+          <w:rFonts w:ascii="Calibri" w:hAnsi="Calibri" w:cs="Calibri"/>
+          <w:color w:val="101010"/>
+          <w:sz w:val="20"/>
+          <w:szCs w:val="20"/>
+        </w:rPr>
+      </w:pPr>
+    </w:p>
+    <w:p>
+      <w:pPr>
+        <w:pStyle w:val="NormalWeb"/>
+        <w:spacing w:before="0" w:beforeAutospacing="0" w:after="225" w:afterAutospacing="0" w:line="390" w:lineRule="atLeast"/>
+        <w:rPr>
+          <w:rFonts w:ascii="Calibri" w:hAnsi="Calibri" w:cs="Calibri"/>
+          <w:color w:val="101010"/>
+          <w:sz w:val="20"/>
+          <w:szCs w:val="20"/>
+        </w:rPr>
+      </w:pPr>
+    </w:p>
+    <w:p>
+      <w:pPr>
+        <w:pStyle w:val="NormalWeb"/>
+        <w:spacing w:before="0" w:beforeAutospacing="0" w:after="225" w:afterAutospacing="0" w:line="390" w:lineRule="atLeast"/>
+        <w:rPr>
+          <w:rFonts w:ascii="Calibri" w:hAnsi="Calibri" w:cs="Calibri"/>
+          <w:color w:val="101010"/>
+          <w:sz w:val="20"/>
+          <w:szCs w:val="20"/>
+        </w:rPr>
+      </w:pPr>
+    </w:p>
+    <w:p>
+      <w:pPr>
+        <w:pStyle w:val="NormalWeb"/>
+        <w:spacing w:before="0" w:beforeAutospacing="0" w:after="225" w:afterAutospacing="0" w:line="390" w:lineRule="atLeast"/>
+        <w:rPr>
+          <w:rFonts w:ascii="Calibri" w:hAnsi="Calibri" w:cs="Calibri"/>
+          <w:color w:val="101010"/>
+          <w:sz w:val="20"/>
+          <w:szCs w:val="20"/>
+        </w:rPr>
+      </w:pPr>
+    </w:p>
+    <w:p>
+      <w:pPr>
+        <w:pStyle w:val="NormalWeb"/>
+        <w:spacing w:before="0" w:beforeAutospacing="0" w:after="225" w:afterAutospacing="0" w:line="390" w:lineRule="atLeast"/>
+        <w:rPr>
+          <w:rFonts w:ascii="Calibri" w:hAnsi="Calibri" w:cs="Calibri"/>
+          <w:color w:val="101010"/>
+          <w:sz w:val="20"/>
+          <w:szCs w:val="20"/>
+        </w:rPr>
+      </w:pPr>
+    </w:p>
+    <w:p>
+      <w:pPr>
+        <w:pStyle w:val="NormalWeb"/>
+        <w:spacing w:before="0" w:beforeAutospacing="0" w:after="225" w:afterAutospacing="0" w:line="390" w:lineRule="atLeast"/>
+        <w:rPr>
+          <w:rFonts w:ascii="Calibri" w:hAnsi="Calibri" w:cs="Calibri"/>
+          <w:color w:val="101010"/>
+          <w:sz w:val="20"/>
+          <w:szCs w:val="20"/>
+        </w:rPr>
+      </w:pPr>
+    </w:p>
+    <w:p>
+      <w:pPr>
+        <w:pStyle w:val="NormalWeb"/>
+        <w:spacing w:before="0" w:beforeAutospacing="0" w:after="225" w:afterAutospacing="0" w:line="390" w:lineRule="atLeast"/>
+        <w:rPr>
+          <w:rFonts w:ascii="Calibri" w:hAnsi="Calibri" w:cs="Calibri"/>
+          <w:color w:val="101010"/>
+          <w:sz w:val="20"/>
+          <w:szCs w:val="20"/>
+        </w:rPr>
+      </w:pPr>
+    </w:p>
+    <w:p>
+      <w:pPr>
+        <w:pStyle w:val="NormalWeb"/>
+        <w:spacing w:before="0" w:beforeAutospacing="0" w:after="225" w:afterAutospacing="0" w:line="390" w:lineRule="atLeast"/>
+        <w:rPr>
+          <w:rFonts w:ascii="Calibri" w:hAnsi="Calibri" w:cs="Calibri"/>
+          <w:color w:val="101010"/>
+          <w:sz w:val="20"/>
+          <w:szCs w:val="20"/>
+        </w:rPr>
+      </w:pPr>
+    </w:p>
+    <w:p>
+      <w:pPr>
+        <w:pStyle w:val="NormalWeb"/>
+        <w:spacing w:before="0" w:beforeAutospacing="0" w:after="225" w:afterAutospacing="0" w:line="390" w:lineRule="atLeast"/>
+        <w:rPr>
+          <w:rFonts w:ascii="Calibri" w:hAnsi="Calibri" w:cs="Calibri"/>
+          <w:color w:val="101010"/>
+          <w:sz w:val="20"/>
+          <w:szCs w:val="20"/>
+        </w:rPr>
+      </w:pPr>
+    </w:p>
+    <w:p>
+      <w:pPr>
         <w:pStyle w:val="Ttulo2"/>
         <w:rPr>
           <w:noProof/>
@@ -14088,6 +14190,7 @@
         <w:rPr>
           <w:noProof/>
         </w:rPr>
+        <w:lastRenderedPageBreak/>
         <w:t>Marco conceptual</w:t>
       </w:r>
       <w:bookmarkEnd w:id="54"/>
@@ -14111,7 +14214,6 @@
           <w:sz w:val="20"/>
           <w:szCs w:val="20"/>
         </w:rPr>
-        <w:lastRenderedPageBreak/>
         <w:drawing>
           <wp:inline distT="0" distB="0" distL="0" distR="0" wp14:anchorId="0E445427" wp14:editId="5B1D13E5">
             <wp:extent cx="5981700" cy="4971650"/>
@@ -14297,6 +14399,7 @@
       </w:pPr>
       <w:bookmarkStart w:id="55" w:name="_Toc228158415"/>
       <w:r>
+        <w:lastRenderedPageBreak/>
         <w:t>Relación del marco conceptual con la propuesta:</w:t>
       </w:r>
       <w:bookmarkEnd w:id="55"/>
@@ -14319,8 +14422,27 @@
           <w:sz w:val="22"/>
           <w:szCs w:val="22"/>
         </w:rPr>
-        <w:lastRenderedPageBreak/>
-        <w:t>Las teorías presentadas fundamentan la propuesta MediLink al demostrar que la transformación digital, la telemedicina, la gestión por procesos, las arquitecturas escalables y la seguridad informática constituyen bases conceptuales y tecnológicas para diseñar una plataforma web moderna de atención médica.</w:t>
+        <w:t xml:space="preserve">Las teorías presentadas fundamentan la propuesta </w:t>
+      </w:r>
+      <w:proofErr w:type="spellStart"/>
+      <w:r>
+        <w:rPr>
+          <w:rFonts w:ascii="Arial" w:hAnsi="Arial" w:cs="Arial"/>
+          <w:color w:val="000000"/>
+          <w:sz w:val="22"/>
+          <w:szCs w:val="22"/>
+        </w:rPr>
+        <w:t>MediLink</w:t>
+      </w:r>
+      <w:proofErr w:type="spellEnd"/>
+      <w:r>
+        <w:rPr>
+          <w:rFonts w:ascii="Arial" w:hAnsi="Arial" w:cs="Arial"/>
+          <w:color w:val="000000"/>
+          <w:sz w:val="22"/>
+          <w:szCs w:val="22"/>
+        </w:rPr>
+        <w:t xml:space="preserve"> al demostrar que la transformación digital, la telemedicina, la gestión por procesos, las arquitecturas escalables y la seguridad informática constituyen bases conceptuales y tecnológicas para diseñar una plataforma web moderna de atención médica.</w:t>
       </w:r>
     </w:p>
     <w:p>
@@ -14373,7 +14495,27 @@
           <w:sz w:val="22"/>
           <w:szCs w:val="22"/>
         </w:rPr>
-        <w:t>La implementación de una plataforma web de telemedicina para MediLink mejorará significativamente la eficiencia en la atención médica, optimizará la gestión de consultas y garantizará mayor seguridad en el manejo de información clínica.</w:t>
+        <w:t xml:space="preserve">La implementación de una plataforma web de telemedicina para </w:t>
+      </w:r>
+      <w:proofErr w:type="spellStart"/>
+      <w:r>
+        <w:rPr>
+          <w:rFonts w:ascii="Arial" w:eastAsia="Times New Roman" w:hAnsi="Arial" w:cs="Arial"/>
+          <w:color w:val="000000"/>
+          <w:sz w:val="22"/>
+          <w:szCs w:val="22"/>
+        </w:rPr>
+        <w:t>MediLink</w:t>
+      </w:r>
+      <w:proofErr w:type="spellEnd"/>
+      <w:r>
+        <w:rPr>
+          <w:rFonts w:ascii="Arial" w:eastAsia="Times New Roman" w:hAnsi="Arial" w:cs="Arial"/>
+          <w:color w:val="000000"/>
+          <w:sz w:val="22"/>
+          <w:szCs w:val="22"/>
+        </w:rPr>
+        <w:t xml:space="preserve"> mejorará significativamente la eficiencia en la atención médica, optimizará la gestión de consultas y garantizará mayor seguridad en el manejo de información clínica.</w:t>
       </w:r>
     </w:p>
     <w:p>
@@ -14403,7 +14545,7 @@
       </w:pPr>
       <w:r>
         <w:rPr>
-          <w:rStyle w:val="Textoennegrita"/>
+          <w:rStyle w:val="Fuerte"/>
           <w:rFonts w:ascii="Arial" w:hAnsi="Arial" w:cs="Arial"/>
           <w:b w:val="0"/>
           <w:bCs w:val="0"/>
@@ -14502,7 +14644,7 @@
       </w:pPr>
       <w:r>
         <w:rPr>
-          <w:rStyle w:val="Textoennegrita"/>
+          <w:rStyle w:val="Fuerte"/>
           <w:rFonts w:ascii="Arial" w:hAnsi="Arial" w:cs="Arial"/>
           <w:b w:val="0"/>
           <w:bCs w:val="0"/>
@@ -14541,6 +14683,7 @@
         </w:rPr>
         <w:t> </w:t>
       </w:r>
+      <w:proofErr w:type="spellStart"/>
       <w:r>
         <w:rPr>
           <w:rStyle w:val="whitespace-normal"/>
@@ -14551,6 +14694,7 @@
         </w:rPr>
         <w:t>WebRTC</w:t>
       </w:r>
+      <w:proofErr w:type="spellEnd"/>
       <w:r>
         <w:rPr>
           <w:rStyle w:val="apple-converted-space"/>
@@ -14600,7 +14744,7 @@
       </w:pPr>
       <w:r>
         <w:rPr>
-          <w:rStyle w:val="Textoennegrita"/>
+          <w:rStyle w:val="Fuerte"/>
           <w:rFonts w:ascii="Arial" w:hAnsi="Arial" w:cs="Arial"/>
           <w:b w:val="0"/>
           <w:bCs w:val="0"/>
@@ -14681,6 +14825,6816 @@
         <w:spacing w:before="240" w:line="360" w:lineRule="auto"/>
       </w:pPr>
     </w:p>
+    <w:p>
+      <w:pPr>
+        <w:pStyle w:val="Textoindependiente"/>
+        <w:spacing w:before="240" w:line="360" w:lineRule="auto"/>
+      </w:pPr>
+    </w:p>
+    <w:p>
+      <w:pPr>
+        <w:pStyle w:val="Textoindependiente"/>
+        <w:spacing w:before="240" w:line="360" w:lineRule="auto"/>
+      </w:pPr>
+    </w:p>
+    <w:p>
+      <w:pPr>
+        <w:pStyle w:val="Textoindependiente"/>
+        <w:spacing w:before="240" w:line="360" w:lineRule="auto"/>
+      </w:pPr>
+    </w:p>
+    <w:p>
+      <w:pPr>
+        <w:pStyle w:val="Textoindependiente"/>
+        <w:spacing w:before="240" w:line="360" w:lineRule="auto"/>
+      </w:pPr>
+    </w:p>
+    <w:p>
+      <w:pPr>
+        <w:pStyle w:val="Textoindependiente"/>
+        <w:spacing w:before="240" w:line="360" w:lineRule="auto"/>
+      </w:pPr>
+    </w:p>
+    <w:p>
+      <w:pPr>
+        <w:pStyle w:val="Textoindependiente"/>
+        <w:spacing w:before="240" w:line="360" w:lineRule="auto"/>
+      </w:pPr>
+    </w:p>
+    <w:p>
+      <w:pPr>
+        <w:pStyle w:val="Textoindependiente"/>
+        <w:spacing w:before="240" w:line="360" w:lineRule="auto"/>
+      </w:pPr>
+    </w:p>
+    <w:p>
+      <w:pPr>
+        <w:pStyle w:val="Textoindependiente"/>
+        <w:spacing w:before="240" w:line="360" w:lineRule="auto"/>
+      </w:pPr>
+    </w:p>
+    <w:p>
+      <w:pPr>
+        <w:pStyle w:val="Ttulo1"/>
+      </w:pPr>
+      <w:r>
+        <w:lastRenderedPageBreak/>
+        <w:t>Metodología</w:t>
+      </w:r>
+    </w:p>
+    <w:p>
+      <w:pPr>
+        <w:pStyle w:val="Textoindependiente"/>
+        <w:spacing w:before="240" w:line="360" w:lineRule="auto"/>
+        <w:jc w:val="both"/>
+        <w:rPr>
+          <w:rFonts w:ascii="Arial" w:hAnsi="Arial" w:cs="Arial"/>
+          <w:color w:val="0F1115"/>
+          <w:shd w:val="clear" w:color="auto" w:fill="FFFFFF"/>
+        </w:rPr>
+      </w:pPr>
+      <w:r>
+        <w:rPr>
+          <w:rFonts w:ascii="Arial" w:hAnsi="Arial" w:cs="Arial"/>
+          <w:color w:val="0F1115"/>
+          <w:shd w:val="clear" w:color="auto" w:fill="FFFFFF"/>
+        </w:rPr>
+        <w:t>Para el desarrollo de la plataforma web de telemedicina </w:t>
+      </w:r>
+      <w:proofErr w:type="spellStart"/>
+      <w:r>
+        <w:rPr>
+          <w:rStyle w:val="Fuerte"/>
+          <w:rFonts w:ascii="Arial" w:hAnsi="Arial" w:cs="Arial"/>
+          <w:color w:val="0F1115"/>
+          <w:shd w:val="clear" w:color="auto" w:fill="FFFFFF"/>
+        </w:rPr>
+        <w:t>MediLink</w:t>
+      </w:r>
+      <w:proofErr w:type="spellEnd"/>
+      <w:r>
+        <w:rPr>
+          <w:rFonts w:ascii="Arial" w:hAnsi="Arial" w:cs="Arial"/>
+          <w:color w:val="0F1115"/>
+          <w:shd w:val="clear" w:color="auto" w:fill="FFFFFF"/>
+        </w:rPr>
+        <w:t>, se ha seleccionado la metodología ágil </w:t>
+      </w:r>
+      <w:r>
+        <w:rPr>
+          <w:rStyle w:val="Fuerte"/>
+          <w:rFonts w:ascii="Arial" w:hAnsi="Arial" w:cs="Arial"/>
+          <w:color w:val="0F1115"/>
+          <w:shd w:val="clear" w:color="auto" w:fill="FFFFFF"/>
+        </w:rPr>
+        <w:t>Scrum</w:t>
+      </w:r>
+      <w:r>
+        <w:rPr>
+          <w:rFonts w:ascii="Arial" w:hAnsi="Arial" w:cs="Arial"/>
+          <w:color w:val="0F1115"/>
+          <w:shd w:val="clear" w:color="auto" w:fill="FFFFFF"/>
+        </w:rPr>
+        <w:t>. Esta decisión se fundamenta en la necesidad de construir un sistema complejo, con altos requerimientos de seguridad y una experiencia de usuario crítica, donde la flexibilidad, la entrega incremental y la adaptación al cambio son factores clave para el éxito del proyecto.</w:t>
+      </w:r>
+    </w:p>
+    <w:p>
+      <w:pPr>
+        <w:pStyle w:val="Textoindependiente"/>
+        <w:spacing w:before="240" w:line="360" w:lineRule="auto"/>
+        <w:jc w:val="both"/>
+        <w:rPr>
+          <w:rFonts w:ascii="Arial" w:hAnsi="Arial" w:cs="Arial"/>
+          <w:color w:val="0F1115"/>
+          <w:shd w:val="clear" w:color="auto" w:fill="FFFFFF"/>
+        </w:rPr>
+      </w:pPr>
+    </w:p>
+    <w:p>
+      <w:pPr>
+        <w:pStyle w:val="Ttulo2"/>
+        <w:rPr>
+          <w:rFonts w:eastAsia="Times New Roman"/>
+          <w:lang w:val="es-PE"/>
+        </w:rPr>
+      </w:pPr>
+      <w:r>
+        <w:t>Justificación de la Metodología Scrum</w:t>
+      </w:r>
+    </w:p>
+    <w:tbl>
+      <w:tblPr>
+        <w:tblpPr w:leftFromText="141" w:rightFromText="141" w:vertAnchor="page" w:horzAnchor="margin" w:tblpXSpec="center" w:tblpY="6331"/>
+        <w:tblW w:w="10637" w:type="dxa"/>
+        <w:tblBorders>
+          <w:top w:val="single" w:sz="4" w:space="0" w:color="auto"/>
+          <w:left w:val="single" w:sz="4" w:space="0" w:color="auto"/>
+          <w:bottom w:val="single" w:sz="4" w:space="0" w:color="auto"/>
+          <w:right w:val="single" w:sz="4" w:space="0" w:color="auto"/>
+          <w:insideH w:val="single" w:sz="4" w:space="0" w:color="auto"/>
+          <w:insideV w:val="single" w:sz="4" w:space="0" w:color="auto"/>
+        </w:tblBorders>
+        <w:tblCellMar>
+          <w:top w:w="15" w:type="dxa"/>
+          <w:left w:w="15" w:type="dxa"/>
+          <w:bottom w:w="15" w:type="dxa"/>
+          <w:right w:w="15" w:type="dxa"/>
+        </w:tblCellMar>
+        <w:tblLook w:val="04A0" w:firstRow="1" w:lastRow="0" w:firstColumn="1" w:lastColumn="0" w:noHBand="0" w:noVBand="1"/>
+      </w:tblPr>
+      <w:tblGrid>
+        <w:gridCol w:w="4258"/>
+        <w:gridCol w:w="6379"/>
+      </w:tblGrid>
+      <w:tr>
+        <w:trPr>
+          <w:tblHeader/>
+        </w:trPr>
+        <w:tc>
+          <w:tcPr>
+            <w:tcW w:w="4258" w:type="dxa"/>
+            <w:tcMar>
+              <w:top w:w="150" w:type="dxa"/>
+              <w:left w:w="0" w:type="dxa"/>
+              <w:bottom w:w="150" w:type="dxa"/>
+              <w:right w:w="240" w:type="dxa"/>
+            </w:tcMar>
+            <w:vAlign w:val="center"/>
+            <w:hideMark/>
+          </w:tcPr>
+          <w:p>
+            <w:pPr>
+              <w:widowControl/>
+              <w:autoSpaceDE/>
+              <w:autoSpaceDN/>
+              <w:spacing w:line="375" w:lineRule="atLeast"/>
+              <w:rPr>
+                <w:rFonts w:ascii="Arial" w:eastAsia="Times New Roman" w:hAnsi="Arial" w:cs="Arial"/>
+                <w:sz w:val="24"/>
+                <w:szCs w:val="24"/>
+                <w:lang w:val="es-PE" w:eastAsia="es-PE"/>
+              </w:rPr>
+            </w:pPr>
+            <w:r>
+              <w:rPr>
+                <w:rFonts w:ascii="Arial" w:eastAsia="Times New Roman" w:hAnsi="Arial" w:cs="Arial"/>
+                <w:sz w:val="24"/>
+                <w:szCs w:val="24"/>
+                <w:lang w:val="es-PE" w:eastAsia="es-PE"/>
+              </w:rPr>
+              <w:t xml:space="preserve">Necesidad del Proyecto </w:t>
+            </w:r>
+            <w:proofErr w:type="spellStart"/>
+            <w:r>
+              <w:rPr>
+                <w:rFonts w:ascii="Arial" w:eastAsia="Times New Roman" w:hAnsi="Arial" w:cs="Arial"/>
+                <w:sz w:val="24"/>
+                <w:szCs w:val="24"/>
+                <w:lang w:val="es-PE" w:eastAsia="es-PE"/>
+              </w:rPr>
+              <w:t>MediLink</w:t>
+            </w:r>
+            <w:proofErr w:type="spellEnd"/>
+          </w:p>
+        </w:tc>
+        <w:tc>
+          <w:tcPr>
+            <w:tcW w:w="6379" w:type="dxa"/>
+            <w:tcMar>
+              <w:top w:w="150" w:type="dxa"/>
+              <w:left w:w="240" w:type="dxa"/>
+              <w:bottom w:w="150" w:type="dxa"/>
+              <w:right w:w="240" w:type="dxa"/>
+            </w:tcMar>
+            <w:vAlign w:val="center"/>
+            <w:hideMark/>
+          </w:tcPr>
+          <w:p>
+            <w:pPr>
+              <w:widowControl/>
+              <w:autoSpaceDE/>
+              <w:autoSpaceDN/>
+              <w:spacing w:line="375" w:lineRule="atLeast"/>
+              <w:rPr>
+                <w:rFonts w:ascii="Arial" w:eastAsia="Times New Roman" w:hAnsi="Arial" w:cs="Arial"/>
+                <w:sz w:val="24"/>
+                <w:szCs w:val="24"/>
+                <w:lang w:val="es-PE" w:eastAsia="es-PE"/>
+              </w:rPr>
+            </w:pPr>
+            <w:r>
+              <w:rPr>
+                <w:rFonts w:ascii="Arial" w:eastAsia="Times New Roman" w:hAnsi="Arial" w:cs="Arial"/>
+                <w:sz w:val="24"/>
+                <w:szCs w:val="24"/>
+                <w:lang w:val="es-PE" w:eastAsia="es-PE"/>
+              </w:rPr>
+              <w:t>Beneficio de Scrum</w:t>
+            </w:r>
+          </w:p>
+        </w:tc>
+      </w:tr>
+      <w:tr>
+        <w:tc>
+          <w:tcPr>
+            <w:tcW w:w="4258" w:type="dxa"/>
+            <w:tcMar>
+              <w:top w:w="150" w:type="dxa"/>
+              <w:left w:w="0" w:type="dxa"/>
+              <w:bottom w:w="150" w:type="dxa"/>
+              <w:right w:w="240" w:type="dxa"/>
+            </w:tcMar>
+            <w:vAlign w:val="center"/>
+            <w:hideMark/>
+          </w:tcPr>
+          <w:p>
+            <w:pPr>
+              <w:widowControl/>
+              <w:autoSpaceDE/>
+              <w:autoSpaceDN/>
+              <w:spacing w:line="375" w:lineRule="atLeast"/>
+              <w:rPr>
+                <w:rFonts w:ascii="Arial" w:eastAsia="Times New Roman" w:hAnsi="Arial" w:cs="Arial"/>
+                <w:sz w:val="24"/>
+                <w:szCs w:val="24"/>
+                <w:lang w:val="es-PE" w:eastAsia="es-PE"/>
+              </w:rPr>
+            </w:pPr>
+            <w:r>
+              <w:rPr>
+                <w:rFonts w:ascii="Arial" w:eastAsia="Times New Roman" w:hAnsi="Arial" w:cs="Arial"/>
+                <w:b/>
+                <w:bCs/>
+                <w:sz w:val="24"/>
+                <w:szCs w:val="24"/>
+                <w:lang w:val="es-PE" w:eastAsia="es-PE"/>
+              </w:rPr>
+              <w:t>Requisitos cambiantes</w:t>
+            </w:r>
+            <w:r>
+              <w:rPr>
+                <w:rFonts w:ascii="Arial" w:eastAsia="Times New Roman" w:hAnsi="Arial" w:cs="Arial"/>
+                <w:sz w:val="24"/>
+                <w:szCs w:val="24"/>
+                <w:lang w:val="es-PE" w:eastAsia="es-PE"/>
+              </w:rPr>
+              <w:t> (nuevas necesidades de médicos/pacientes)</w:t>
+            </w:r>
+          </w:p>
+        </w:tc>
+        <w:tc>
+          <w:tcPr>
+            <w:tcW w:w="6379" w:type="dxa"/>
+            <w:tcMar>
+              <w:top w:w="150" w:type="dxa"/>
+              <w:left w:w="240" w:type="dxa"/>
+              <w:bottom w:w="150" w:type="dxa"/>
+              <w:right w:w="0" w:type="dxa"/>
+            </w:tcMar>
+            <w:vAlign w:val="center"/>
+            <w:hideMark/>
+          </w:tcPr>
+          <w:p>
+            <w:pPr>
+              <w:widowControl/>
+              <w:autoSpaceDE/>
+              <w:autoSpaceDN/>
+              <w:spacing w:line="375" w:lineRule="atLeast"/>
+              <w:rPr>
+                <w:rFonts w:ascii="Arial" w:eastAsia="Times New Roman" w:hAnsi="Arial" w:cs="Arial"/>
+                <w:sz w:val="24"/>
+                <w:szCs w:val="24"/>
+                <w:lang w:val="es-PE" w:eastAsia="es-PE"/>
+              </w:rPr>
+            </w:pPr>
+            <w:r>
+              <w:rPr>
+                <w:rFonts w:ascii="Arial" w:eastAsia="Times New Roman" w:hAnsi="Arial" w:cs="Arial"/>
+                <w:sz w:val="24"/>
+                <w:szCs w:val="24"/>
+                <w:lang w:val="es-PE" w:eastAsia="es-PE"/>
+              </w:rPr>
+              <w:t xml:space="preserve">Los </w:t>
+            </w:r>
+            <w:proofErr w:type="spellStart"/>
+            <w:r>
+              <w:rPr>
+                <w:rFonts w:ascii="Arial" w:eastAsia="Times New Roman" w:hAnsi="Arial" w:cs="Arial"/>
+                <w:sz w:val="24"/>
+                <w:szCs w:val="24"/>
+                <w:lang w:val="es-PE" w:eastAsia="es-PE"/>
+              </w:rPr>
+              <w:t>sprints</w:t>
+            </w:r>
+            <w:proofErr w:type="spellEnd"/>
+            <w:r>
+              <w:rPr>
+                <w:rFonts w:ascii="Arial" w:eastAsia="Times New Roman" w:hAnsi="Arial" w:cs="Arial"/>
+                <w:sz w:val="24"/>
+                <w:szCs w:val="24"/>
+                <w:lang w:val="es-PE" w:eastAsia="es-PE"/>
+              </w:rPr>
+              <w:t xml:space="preserve"> cortos permiten adaptar el backlog y priorizar nuevas funcionalidades cada 2-4 semanas.</w:t>
+            </w:r>
+          </w:p>
+        </w:tc>
+      </w:tr>
+      <w:tr>
+        <w:tc>
+          <w:tcPr>
+            <w:tcW w:w="4258" w:type="dxa"/>
+            <w:tcMar>
+              <w:top w:w="150" w:type="dxa"/>
+              <w:left w:w="0" w:type="dxa"/>
+              <w:bottom w:w="150" w:type="dxa"/>
+              <w:right w:w="240" w:type="dxa"/>
+            </w:tcMar>
+            <w:vAlign w:val="center"/>
+            <w:hideMark/>
+          </w:tcPr>
+          <w:p>
+            <w:pPr>
+              <w:widowControl/>
+              <w:autoSpaceDE/>
+              <w:autoSpaceDN/>
+              <w:spacing w:line="375" w:lineRule="atLeast"/>
+              <w:rPr>
+                <w:rFonts w:ascii="Arial" w:eastAsia="Times New Roman" w:hAnsi="Arial" w:cs="Arial"/>
+                <w:sz w:val="24"/>
+                <w:szCs w:val="24"/>
+                <w:lang w:val="es-PE" w:eastAsia="es-PE"/>
+              </w:rPr>
+            </w:pPr>
+            <w:r>
+              <w:rPr>
+                <w:rFonts w:ascii="Arial" w:eastAsia="Times New Roman" w:hAnsi="Arial" w:cs="Arial"/>
+                <w:b/>
+                <w:bCs/>
+                <w:sz w:val="24"/>
+                <w:szCs w:val="24"/>
+                <w:lang w:val="es-PE" w:eastAsia="es-PE"/>
+              </w:rPr>
+              <w:t>Alta calidad y seguridad</w:t>
+            </w:r>
+            <w:r>
+              <w:rPr>
+                <w:rFonts w:ascii="Arial" w:eastAsia="Times New Roman" w:hAnsi="Arial" w:cs="Arial"/>
+                <w:sz w:val="24"/>
+                <w:szCs w:val="24"/>
+                <w:lang w:val="es-PE" w:eastAsia="es-PE"/>
+              </w:rPr>
+              <w:t> (datos clínicos sensibles)</w:t>
+            </w:r>
+          </w:p>
+        </w:tc>
+        <w:tc>
+          <w:tcPr>
+            <w:tcW w:w="6379" w:type="dxa"/>
+            <w:tcMar>
+              <w:top w:w="150" w:type="dxa"/>
+              <w:left w:w="240" w:type="dxa"/>
+              <w:bottom w:w="150" w:type="dxa"/>
+              <w:right w:w="0" w:type="dxa"/>
+            </w:tcMar>
+            <w:vAlign w:val="center"/>
+            <w:hideMark/>
+          </w:tcPr>
+          <w:p>
+            <w:pPr>
+              <w:widowControl/>
+              <w:autoSpaceDE/>
+              <w:autoSpaceDN/>
+              <w:spacing w:line="375" w:lineRule="atLeast"/>
+              <w:rPr>
+                <w:rFonts w:ascii="Arial" w:eastAsia="Times New Roman" w:hAnsi="Arial" w:cs="Arial"/>
+                <w:sz w:val="24"/>
+                <w:szCs w:val="24"/>
+                <w:lang w:val="es-PE" w:eastAsia="es-PE"/>
+              </w:rPr>
+            </w:pPr>
+            <w:r>
+              <w:rPr>
+                <w:rFonts w:ascii="Arial" w:eastAsia="Times New Roman" w:hAnsi="Arial" w:cs="Arial"/>
+                <w:sz w:val="24"/>
+                <w:szCs w:val="24"/>
+                <w:lang w:val="es-PE" w:eastAsia="es-PE"/>
+              </w:rPr>
+              <w:t>La integración continua y las revisiones al final de cada sprint aseguran que se cumplan los estándares de calidad y seguridad (OE3).</w:t>
+            </w:r>
+          </w:p>
+        </w:tc>
+      </w:tr>
+      <w:tr>
+        <w:tc>
+          <w:tcPr>
+            <w:tcW w:w="4258" w:type="dxa"/>
+            <w:tcMar>
+              <w:top w:w="150" w:type="dxa"/>
+              <w:left w:w="0" w:type="dxa"/>
+              <w:bottom w:w="150" w:type="dxa"/>
+              <w:right w:w="240" w:type="dxa"/>
+            </w:tcMar>
+            <w:vAlign w:val="center"/>
+            <w:hideMark/>
+          </w:tcPr>
+          <w:p>
+            <w:pPr>
+              <w:widowControl/>
+              <w:autoSpaceDE/>
+              <w:autoSpaceDN/>
+              <w:spacing w:line="375" w:lineRule="atLeast"/>
+              <w:rPr>
+                <w:rFonts w:ascii="Arial" w:eastAsia="Times New Roman" w:hAnsi="Arial" w:cs="Arial"/>
+                <w:sz w:val="24"/>
+                <w:szCs w:val="24"/>
+                <w:lang w:val="es-PE" w:eastAsia="es-PE"/>
+              </w:rPr>
+            </w:pPr>
+            <w:r>
+              <w:rPr>
+                <w:rFonts w:ascii="Arial" w:eastAsia="Times New Roman" w:hAnsi="Arial" w:cs="Arial"/>
+                <w:b/>
+                <w:bCs/>
+                <w:sz w:val="24"/>
+                <w:szCs w:val="24"/>
+                <w:lang w:val="es-PE" w:eastAsia="es-PE"/>
+              </w:rPr>
+              <w:t>Colaboración constante</w:t>
+            </w:r>
+            <w:r>
+              <w:rPr>
+                <w:rFonts w:ascii="Arial" w:eastAsia="Times New Roman" w:hAnsi="Arial" w:cs="Arial"/>
+                <w:sz w:val="24"/>
+                <w:szCs w:val="24"/>
+                <w:lang w:val="es-PE" w:eastAsia="es-PE"/>
+              </w:rPr>
+              <w:t> (equipo de 3 integrantes)</w:t>
+            </w:r>
+          </w:p>
+        </w:tc>
+        <w:tc>
+          <w:tcPr>
+            <w:tcW w:w="6379" w:type="dxa"/>
+            <w:tcMar>
+              <w:top w:w="150" w:type="dxa"/>
+              <w:left w:w="240" w:type="dxa"/>
+              <w:bottom w:w="150" w:type="dxa"/>
+              <w:right w:w="0" w:type="dxa"/>
+            </w:tcMar>
+            <w:vAlign w:val="center"/>
+            <w:hideMark/>
+          </w:tcPr>
+          <w:p>
+            <w:pPr>
+              <w:widowControl/>
+              <w:autoSpaceDE/>
+              <w:autoSpaceDN/>
+              <w:spacing w:line="375" w:lineRule="atLeast"/>
+              <w:rPr>
+                <w:rFonts w:ascii="Arial" w:eastAsia="Times New Roman" w:hAnsi="Arial" w:cs="Arial"/>
+                <w:sz w:val="24"/>
+                <w:szCs w:val="24"/>
+                <w:lang w:val="es-PE" w:eastAsia="es-PE"/>
+              </w:rPr>
+            </w:pPr>
+            <w:r>
+              <w:rPr>
+                <w:rFonts w:ascii="Arial" w:eastAsia="Times New Roman" w:hAnsi="Arial" w:cs="Arial"/>
+                <w:sz w:val="24"/>
+                <w:szCs w:val="24"/>
+                <w:lang w:val="es-PE" w:eastAsia="es-PE"/>
+              </w:rPr>
+              <w:t xml:space="preserve">Scrum fomenta la comunicación diaria y la </w:t>
+            </w:r>
+            <w:proofErr w:type="spellStart"/>
+            <w:r>
+              <w:rPr>
+                <w:rFonts w:ascii="Arial" w:eastAsia="Times New Roman" w:hAnsi="Arial" w:cs="Arial"/>
+                <w:sz w:val="24"/>
+                <w:szCs w:val="24"/>
+                <w:lang w:val="es-PE" w:eastAsia="es-PE"/>
+              </w:rPr>
+              <w:t>auto-organización</w:t>
+            </w:r>
+            <w:proofErr w:type="spellEnd"/>
+            <w:r>
+              <w:rPr>
+                <w:rFonts w:ascii="Arial" w:eastAsia="Times New Roman" w:hAnsi="Arial" w:cs="Arial"/>
+                <w:sz w:val="24"/>
+                <w:szCs w:val="24"/>
+                <w:lang w:val="es-PE" w:eastAsia="es-PE"/>
+              </w:rPr>
+              <w:t>, maximizando la eficiencia del equipo pequeño.</w:t>
+            </w:r>
+          </w:p>
+        </w:tc>
+      </w:tr>
+      <w:tr>
+        <w:tc>
+          <w:tcPr>
+            <w:tcW w:w="4258" w:type="dxa"/>
+            <w:tcMar>
+              <w:top w:w="150" w:type="dxa"/>
+              <w:left w:w="0" w:type="dxa"/>
+              <w:bottom w:w="150" w:type="dxa"/>
+              <w:right w:w="240" w:type="dxa"/>
+            </w:tcMar>
+            <w:vAlign w:val="center"/>
+            <w:hideMark/>
+          </w:tcPr>
+          <w:p>
+            <w:pPr>
+              <w:widowControl/>
+              <w:autoSpaceDE/>
+              <w:autoSpaceDN/>
+              <w:spacing w:line="375" w:lineRule="atLeast"/>
+              <w:rPr>
+                <w:rFonts w:ascii="Arial" w:eastAsia="Times New Roman" w:hAnsi="Arial" w:cs="Arial"/>
+                <w:sz w:val="24"/>
+                <w:szCs w:val="24"/>
+                <w:lang w:val="es-PE" w:eastAsia="es-PE"/>
+              </w:rPr>
+            </w:pPr>
+            <w:proofErr w:type="spellStart"/>
+            <w:r>
+              <w:rPr>
+                <w:rFonts w:ascii="Arial" w:eastAsia="Times New Roman" w:hAnsi="Arial" w:cs="Arial"/>
+                <w:b/>
+                <w:bCs/>
+                <w:sz w:val="24"/>
+                <w:szCs w:val="24"/>
+                <w:lang w:val="es-PE" w:eastAsia="es-PE"/>
+              </w:rPr>
+              <w:t>Feedback</w:t>
+            </w:r>
+            <w:proofErr w:type="spellEnd"/>
+            <w:r>
+              <w:rPr>
+                <w:rFonts w:ascii="Arial" w:eastAsia="Times New Roman" w:hAnsi="Arial" w:cs="Arial"/>
+                <w:b/>
+                <w:bCs/>
+                <w:sz w:val="24"/>
+                <w:szCs w:val="24"/>
+                <w:lang w:val="es-PE" w:eastAsia="es-PE"/>
+              </w:rPr>
+              <w:t xml:space="preserve"> temprano</w:t>
+            </w:r>
+            <w:r>
+              <w:rPr>
+                <w:rFonts w:ascii="Arial" w:eastAsia="Times New Roman" w:hAnsi="Arial" w:cs="Arial"/>
+                <w:sz w:val="24"/>
+                <w:szCs w:val="24"/>
+                <w:lang w:val="es-PE" w:eastAsia="es-PE"/>
+              </w:rPr>
+              <w:t> (del docente / cliente potencial)</w:t>
+            </w:r>
+          </w:p>
+        </w:tc>
+        <w:tc>
+          <w:tcPr>
+            <w:tcW w:w="6379" w:type="dxa"/>
+            <w:tcMar>
+              <w:top w:w="150" w:type="dxa"/>
+              <w:left w:w="240" w:type="dxa"/>
+              <w:bottom w:w="150" w:type="dxa"/>
+              <w:right w:w="0" w:type="dxa"/>
+            </w:tcMar>
+            <w:vAlign w:val="center"/>
+            <w:hideMark/>
+          </w:tcPr>
+          <w:p>
+            <w:pPr>
+              <w:widowControl/>
+              <w:autoSpaceDE/>
+              <w:autoSpaceDN/>
+              <w:spacing w:line="375" w:lineRule="atLeast"/>
+              <w:rPr>
+                <w:rFonts w:ascii="Arial" w:eastAsia="Times New Roman" w:hAnsi="Arial" w:cs="Arial"/>
+                <w:sz w:val="24"/>
+                <w:szCs w:val="24"/>
+                <w:lang w:val="es-PE" w:eastAsia="es-PE"/>
+              </w:rPr>
+            </w:pPr>
+            <w:r>
+              <w:rPr>
+                <w:rFonts w:ascii="Arial" w:eastAsia="Times New Roman" w:hAnsi="Arial" w:cs="Arial"/>
+                <w:sz w:val="24"/>
+                <w:szCs w:val="24"/>
+                <w:lang w:val="es-PE" w:eastAsia="es-PE"/>
+              </w:rPr>
+              <w:t xml:space="preserve">Las revisiones de sprint (Sprint </w:t>
+            </w:r>
+            <w:proofErr w:type="spellStart"/>
+            <w:r>
+              <w:rPr>
+                <w:rFonts w:ascii="Arial" w:eastAsia="Times New Roman" w:hAnsi="Arial" w:cs="Arial"/>
+                <w:sz w:val="24"/>
+                <w:szCs w:val="24"/>
+                <w:lang w:val="es-PE" w:eastAsia="es-PE"/>
+              </w:rPr>
+              <w:t>Review</w:t>
+            </w:r>
+            <w:proofErr w:type="spellEnd"/>
+            <w:r>
+              <w:rPr>
+                <w:rFonts w:ascii="Arial" w:eastAsia="Times New Roman" w:hAnsi="Arial" w:cs="Arial"/>
+                <w:sz w:val="24"/>
+                <w:szCs w:val="24"/>
+                <w:lang w:val="es-PE" w:eastAsia="es-PE"/>
+              </w:rPr>
+              <w:t xml:space="preserve">) permiten mostrar el producto funcional y recibir </w:t>
+            </w:r>
+            <w:proofErr w:type="spellStart"/>
+            <w:r>
+              <w:rPr>
+                <w:rFonts w:ascii="Arial" w:eastAsia="Times New Roman" w:hAnsi="Arial" w:cs="Arial"/>
+                <w:sz w:val="24"/>
+                <w:szCs w:val="24"/>
+                <w:lang w:val="es-PE" w:eastAsia="es-PE"/>
+              </w:rPr>
+              <w:t>feedback</w:t>
+            </w:r>
+            <w:proofErr w:type="spellEnd"/>
+            <w:r>
+              <w:rPr>
+                <w:rFonts w:ascii="Arial" w:eastAsia="Times New Roman" w:hAnsi="Arial" w:cs="Arial"/>
+                <w:sz w:val="24"/>
+                <w:szCs w:val="24"/>
+                <w:lang w:val="es-PE" w:eastAsia="es-PE"/>
+              </w:rPr>
+              <w:t xml:space="preserve"> para mejorar en el siguiente ciclo.</w:t>
+            </w:r>
+          </w:p>
+        </w:tc>
+      </w:tr>
+    </w:tbl>
+    <w:p>
+      <w:pPr>
+        <w:widowControl/>
+        <w:shd w:val="clear" w:color="auto" w:fill="FFFFFF"/>
+        <w:autoSpaceDE/>
+        <w:autoSpaceDN/>
+        <w:spacing w:before="240" w:after="240" w:line="360" w:lineRule="auto"/>
+        <w:jc w:val="both"/>
+        <w:rPr>
+          <w:rFonts w:ascii="Arial" w:eastAsia="Times New Roman" w:hAnsi="Arial" w:cs="Arial"/>
+          <w:color w:val="0F1115"/>
+          <w:sz w:val="24"/>
+          <w:szCs w:val="24"/>
+          <w:lang w:val="es-PE" w:eastAsia="es-PE"/>
+        </w:rPr>
+      </w:pPr>
+      <w:r>
+        <w:rPr>
+          <w:rFonts w:ascii="Arial" w:eastAsia="Times New Roman" w:hAnsi="Arial" w:cs="Arial"/>
+          <w:color w:val="0F1115"/>
+          <w:sz w:val="24"/>
+          <w:szCs w:val="24"/>
+          <w:lang w:val="es-PE" w:eastAsia="es-PE"/>
+        </w:rPr>
+        <w:t xml:space="preserve">Scrum es un marco de trabajo ágil ideal para proyectos con requisitos que pueden evolucionar y donde se busca maximizar el valor entregado al cliente de forma temprana y continua. Para </w:t>
+      </w:r>
+      <w:proofErr w:type="spellStart"/>
+      <w:r>
+        <w:rPr>
+          <w:rFonts w:ascii="Arial" w:eastAsia="Times New Roman" w:hAnsi="Arial" w:cs="Arial"/>
+          <w:color w:val="0F1115"/>
+          <w:sz w:val="24"/>
+          <w:szCs w:val="24"/>
+          <w:lang w:val="es-PE" w:eastAsia="es-PE"/>
+        </w:rPr>
+        <w:t>MediLink</w:t>
+      </w:r>
+      <w:proofErr w:type="spellEnd"/>
+      <w:r>
+        <w:rPr>
+          <w:rFonts w:ascii="Arial" w:eastAsia="Times New Roman" w:hAnsi="Arial" w:cs="Arial"/>
+          <w:color w:val="0F1115"/>
+          <w:sz w:val="24"/>
+          <w:szCs w:val="24"/>
+          <w:lang w:val="es-PE" w:eastAsia="es-PE"/>
+        </w:rPr>
+        <w:t>, Scrum ofrece las siguientes ventajas:</w:t>
+      </w:r>
+    </w:p>
+    <w:p>
+      <w:pPr>
+        <w:pStyle w:val="Textoindependiente"/>
+        <w:spacing w:before="240" w:line="360" w:lineRule="auto"/>
+        <w:jc w:val="both"/>
+        <w:rPr>
+          <w:rFonts w:ascii="Arial" w:hAnsi="Arial" w:cs="Arial"/>
+          <w:sz w:val="22"/>
+          <w:szCs w:val="22"/>
+        </w:rPr>
+      </w:pPr>
+    </w:p>
+    <w:p>
+      <w:pPr>
+        <w:pStyle w:val="Textoindependiente"/>
+        <w:spacing w:before="240" w:line="360" w:lineRule="auto"/>
+        <w:jc w:val="both"/>
+        <w:rPr>
+          <w:rFonts w:ascii="Arial" w:hAnsi="Arial" w:cs="Arial"/>
+          <w:sz w:val="22"/>
+          <w:szCs w:val="22"/>
+        </w:rPr>
+      </w:pPr>
+    </w:p>
+    <w:p>
+      <w:pPr>
+        <w:pStyle w:val="Textoindependiente"/>
+        <w:spacing w:before="240" w:line="360" w:lineRule="auto"/>
+        <w:jc w:val="both"/>
+        <w:rPr>
+          <w:rFonts w:ascii="Arial" w:hAnsi="Arial" w:cs="Arial"/>
+          <w:sz w:val="22"/>
+          <w:szCs w:val="22"/>
+        </w:rPr>
+      </w:pPr>
+    </w:p>
+    <w:p>
+      <w:pPr>
+        <w:pStyle w:val="Textoindependiente"/>
+        <w:spacing w:before="240" w:line="360" w:lineRule="auto"/>
+        <w:jc w:val="both"/>
+        <w:rPr>
+          <w:rFonts w:ascii="Arial" w:hAnsi="Arial" w:cs="Arial"/>
+          <w:sz w:val="22"/>
+          <w:szCs w:val="22"/>
+        </w:rPr>
+      </w:pPr>
+    </w:p>
+    <w:p>
+      <w:pPr>
+        <w:pStyle w:val="Textoindependiente"/>
+        <w:spacing w:before="240" w:line="360" w:lineRule="auto"/>
+        <w:jc w:val="both"/>
+        <w:rPr>
+          <w:rFonts w:ascii="Arial" w:hAnsi="Arial" w:cs="Arial"/>
+          <w:sz w:val="22"/>
+          <w:szCs w:val="22"/>
+        </w:rPr>
+      </w:pPr>
+    </w:p>
+    <w:p>
+      <w:pPr>
+        <w:pStyle w:val="Textoindependiente"/>
+        <w:spacing w:before="240" w:line="360" w:lineRule="auto"/>
+        <w:jc w:val="both"/>
+        <w:rPr>
+          <w:rFonts w:ascii="Arial" w:hAnsi="Arial" w:cs="Arial"/>
+          <w:sz w:val="22"/>
+          <w:szCs w:val="22"/>
+        </w:rPr>
+      </w:pPr>
+    </w:p>
+    <w:p>
+      <w:pPr>
+        <w:pStyle w:val="Textoindependiente"/>
+        <w:spacing w:before="240" w:line="360" w:lineRule="auto"/>
+        <w:jc w:val="both"/>
+        <w:rPr>
+          <w:rFonts w:ascii="Arial" w:hAnsi="Arial" w:cs="Arial"/>
+          <w:sz w:val="22"/>
+          <w:szCs w:val="22"/>
+        </w:rPr>
+      </w:pPr>
+    </w:p>
+    <w:p>
+      <w:pPr>
+        <w:pStyle w:val="Textoindependiente"/>
+        <w:spacing w:before="240" w:line="360" w:lineRule="auto"/>
+        <w:jc w:val="both"/>
+        <w:rPr>
+          <w:rFonts w:ascii="Arial" w:hAnsi="Arial" w:cs="Arial"/>
+          <w:sz w:val="22"/>
+          <w:szCs w:val="22"/>
+        </w:rPr>
+      </w:pPr>
+    </w:p>
+    <w:p>
+      <w:pPr>
+        <w:pStyle w:val="Ttulo2"/>
+      </w:pPr>
+      <w:r>
+        <w:t xml:space="preserve">Artefactos de Scrum en el Proyecto </w:t>
+      </w:r>
+      <w:proofErr w:type="spellStart"/>
+      <w:r>
+        <w:t>MediLink</w:t>
+      </w:r>
+      <w:proofErr w:type="spellEnd"/>
+    </w:p>
+    <w:p/>
+    <w:p>
+      <w:pPr>
+        <w:widowControl/>
+        <w:numPr>
+          <w:ilvl w:val="0"/>
+          <w:numId w:val="19"/>
+        </w:numPr>
+        <w:shd w:val="clear" w:color="auto" w:fill="FFFFFF"/>
+        <w:autoSpaceDE/>
+        <w:autoSpaceDN/>
+        <w:spacing w:before="100" w:beforeAutospacing="1" w:line="360" w:lineRule="auto"/>
+        <w:jc w:val="both"/>
+        <w:rPr>
+          <w:rFonts w:ascii="Arial" w:eastAsia="Times New Roman" w:hAnsi="Arial" w:cs="Arial"/>
+          <w:color w:val="0F1115"/>
+          <w:sz w:val="24"/>
+          <w:szCs w:val="24"/>
+          <w:lang w:val="es-PE" w:eastAsia="es-PE"/>
+        </w:rPr>
+      </w:pPr>
+      <w:proofErr w:type="spellStart"/>
+      <w:r>
+        <w:rPr>
+          <w:rFonts w:ascii="Arial" w:eastAsia="Times New Roman" w:hAnsi="Arial" w:cs="Arial"/>
+          <w:b/>
+          <w:bCs/>
+          <w:color w:val="0F1115"/>
+          <w:sz w:val="24"/>
+          <w:szCs w:val="24"/>
+          <w:lang w:val="es-PE" w:eastAsia="es-PE"/>
+        </w:rPr>
+        <w:t>Product</w:t>
+      </w:r>
+      <w:proofErr w:type="spellEnd"/>
+      <w:r>
+        <w:rPr>
+          <w:rFonts w:ascii="Arial" w:eastAsia="Times New Roman" w:hAnsi="Arial" w:cs="Arial"/>
+          <w:b/>
+          <w:bCs/>
+          <w:color w:val="0F1115"/>
+          <w:sz w:val="24"/>
+          <w:szCs w:val="24"/>
+          <w:lang w:val="es-PE" w:eastAsia="es-PE"/>
+        </w:rPr>
+        <w:t xml:space="preserve"> Backlog:</w:t>
+      </w:r>
+      <w:r>
+        <w:rPr>
+          <w:rFonts w:ascii="Arial" w:eastAsia="Times New Roman" w:hAnsi="Arial" w:cs="Arial"/>
+          <w:color w:val="0F1115"/>
+          <w:sz w:val="24"/>
+          <w:szCs w:val="24"/>
+          <w:lang w:val="es-PE" w:eastAsia="es-PE"/>
+        </w:rPr>
+        <w:t xml:space="preserve"> Una lista ordenada de todas las funcionalidades, mejoras y correcciones necesarias para </w:t>
+      </w:r>
+      <w:proofErr w:type="spellStart"/>
+      <w:r>
+        <w:rPr>
+          <w:rFonts w:ascii="Arial" w:eastAsia="Times New Roman" w:hAnsi="Arial" w:cs="Arial"/>
+          <w:color w:val="0F1115"/>
+          <w:sz w:val="24"/>
+          <w:szCs w:val="24"/>
+          <w:lang w:val="es-PE" w:eastAsia="es-PE"/>
+        </w:rPr>
+        <w:t>MediLink</w:t>
+      </w:r>
+      <w:proofErr w:type="spellEnd"/>
+      <w:r>
+        <w:rPr>
+          <w:rFonts w:ascii="Arial" w:eastAsia="Times New Roman" w:hAnsi="Arial" w:cs="Arial"/>
+          <w:color w:val="0F1115"/>
+          <w:sz w:val="24"/>
+          <w:szCs w:val="24"/>
+          <w:lang w:val="es-PE" w:eastAsia="es-PE"/>
+        </w:rPr>
+        <w:t>. Se gestionará como un proyecto en </w:t>
+      </w:r>
+      <w:r>
+        <w:rPr>
+          <w:rFonts w:ascii="Arial" w:eastAsia="Times New Roman" w:hAnsi="Arial" w:cs="Arial"/>
+          <w:b/>
+          <w:bCs/>
+          <w:color w:val="0F1115"/>
+          <w:sz w:val="24"/>
+          <w:szCs w:val="24"/>
+          <w:lang w:val="es-PE" w:eastAsia="es-PE"/>
+        </w:rPr>
+        <w:t xml:space="preserve">GitHub </w:t>
+      </w:r>
+      <w:proofErr w:type="spellStart"/>
+      <w:r>
+        <w:rPr>
+          <w:rFonts w:ascii="Arial" w:eastAsia="Times New Roman" w:hAnsi="Arial" w:cs="Arial"/>
+          <w:b/>
+          <w:bCs/>
+          <w:color w:val="0F1115"/>
+          <w:sz w:val="24"/>
+          <w:szCs w:val="24"/>
+          <w:lang w:val="es-PE" w:eastAsia="es-PE"/>
+        </w:rPr>
+        <w:t>Projects</w:t>
+      </w:r>
+      <w:proofErr w:type="spellEnd"/>
+      <w:r>
+        <w:rPr>
+          <w:rFonts w:ascii="Arial" w:eastAsia="Times New Roman" w:hAnsi="Arial" w:cs="Arial"/>
+          <w:color w:val="0F1115"/>
+          <w:sz w:val="24"/>
+          <w:szCs w:val="24"/>
+          <w:lang w:val="es-PE" w:eastAsia="es-PE"/>
+        </w:rPr>
+        <w:t>, donde cada </w:t>
+      </w:r>
+      <w:proofErr w:type="spellStart"/>
+      <w:r>
+        <w:rPr>
+          <w:rFonts w:ascii="Arial" w:eastAsia="Times New Roman" w:hAnsi="Arial" w:cs="Arial"/>
+          <w:color w:val="0F1115"/>
+          <w:sz w:val="24"/>
+          <w:szCs w:val="24"/>
+          <w:shd w:val="clear" w:color="auto" w:fill="EBEEF2"/>
+          <w:lang w:val="es-PE" w:eastAsia="es-PE"/>
+        </w:rPr>
+        <w:t>Issue</w:t>
+      </w:r>
+      <w:proofErr w:type="spellEnd"/>
+      <w:r>
+        <w:rPr>
+          <w:rFonts w:ascii="Arial" w:eastAsia="Times New Roman" w:hAnsi="Arial" w:cs="Arial"/>
+          <w:color w:val="0F1115"/>
+          <w:sz w:val="24"/>
+          <w:szCs w:val="24"/>
+          <w:lang w:val="es-PE" w:eastAsia="es-PE"/>
+        </w:rPr>
+        <w:t> representará una </w:t>
+      </w:r>
+      <w:r>
+        <w:rPr>
+          <w:rFonts w:ascii="Arial" w:eastAsia="Times New Roman" w:hAnsi="Arial" w:cs="Arial"/>
+          <w:b/>
+          <w:bCs/>
+          <w:color w:val="0F1115"/>
+          <w:sz w:val="24"/>
+          <w:szCs w:val="24"/>
+          <w:lang w:val="es-PE" w:eastAsia="es-PE"/>
+        </w:rPr>
+        <w:t>Historia de Usuario</w:t>
+      </w:r>
+      <w:r>
+        <w:rPr>
+          <w:rFonts w:ascii="Arial" w:eastAsia="Times New Roman" w:hAnsi="Arial" w:cs="Arial"/>
+          <w:color w:val="0F1115"/>
+          <w:sz w:val="24"/>
+          <w:szCs w:val="24"/>
+          <w:lang w:val="es-PE" w:eastAsia="es-PE"/>
+        </w:rPr>
+        <w:t> (</w:t>
+      </w:r>
+      <w:proofErr w:type="spellStart"/>
+      <w:r>
+        <w:rPr>
+          <w:rFonts w:ascii="Arial" w:eastAsia="Times New Roman" w:hAnsi="Arial" w:cs="Arial"/>
+          <w:color w:val="0F1115"/>
+          <w:sz w:val="24"/>
+          <w:szCs w:val="24"/>
+          <w:lang w:val="es-PE" w:eastAsia="es-PE"/>
+        </w:rPr>
+        <w:t>ej</w:t>
+      </w:r>
+      <w:proofErr w:type="spellEnd"/>
+      <w:r>
+        <w:rPr>
+          <w:rFonts w:ascii="Arial" w:eastAsia="Times New Roman" w:hAnsi="Arial" w:cs="Arial"/>
+          <w:color w:val="0F1115"/>
+          <w:sz w:val="24"/>
+          <w:szCs w:val="24"/>
+          <w:lang w:val="es-PE" w:eastAsia="es-PE"/>
+        </w:rPr>
+        <w:t>: "Como paciente, quiero registrarme en la plataforma con mi DNI y correo para poder agendar citas"). Las </w:t>
+      </w:r>
+      <w:r>
+        <w:rPr>
+          <w:rFonts w:ascii="Arial" w:eastAsia="Times New Roman" w:hAnsi="Arial" w:cs="Arial"/>
+          <w:color w:val="0F1115"/>
+          <w:sz w:val="24"/>
+          <w:szCs w:val="24"/>
+          <w:shd w:val="clear" w:color="auto" w:fill="EBEEF2"/>
+          <w:lang w:val="es-PE" w:eastAsia="es-PE"/>
+        </w:rPr>
+        <w:t>Issues</w:t>
+      </w:r>
+      <w:r>
+        <w:rPr>
+          <w:rFonts w:ascii="Arial" w:eastAsia="Times New Roman" w:hAnsi="Arial" w:cs="Arial"/>
+          <w:color w:val="0F1115"/>
+          <w:sz w:val="24"/>
+          <w:szCs w:val="24"/>
+          <w:lang w:val="es-PE" w:eastAsia="es-PE"/>
+        </w:rPr>
+        <w:t> se etiquetarán por tipo (</w:t>
+      </w:r>
+      <w:proofErr w:type="spellStart"/>
+      <w:r>
+        <w:rPr>
+          <w:rFonts w:ascii="Arial" w:eastAsia="Times New Roman" w:hAnsi="Arial" w:cs="Arial"/>
+          <w:color w:val="0F1115"/>
+          <w:sz w:val="24"/>
+          <w:szCs w:val="24"/>
+          <w:shd w:val="clear" w:color="auto" w:fill="EBEEF2"/>
+          <w:lang w:val="es-PE" w:eastAsia="es-PE"/>
+        </w:rPr>
+        <w:t>feature</w:t>
+      </w:r>
+      <w:proofErr w:type="spellEnd"/>
+      <w:r>
+        <w:rPr>
+          <w:rFonts w:ascii="Arial" w:eastAsia="Times New Roman" w:hAnsi="Arial" w:cs="Arial"/>
+          <w:color w:val="0F1115"/>
+          <w:sz w:val="24"/>
+          <w:szCs w:val="24"/>
+          <w:lang w:val="es-PE" w:eastAsia="es-PE"/>
+        </w:rPr>
+        <w:t>, </w:t>
+      </w:r>
+      <w:r>
+        <w:rPr>
+          <w:rFonts w:ascii="Arial" w:eastAsia="Times New Roman" w:hAnsi="Arial" w:cs="Arial"/>
+          <w:color w:val="0F1115"/>
+          <w:sz w:val="24"/>
+          <w:szCs w:val="24"/>
+          <w:shd w:val="clear" w:color="auto" w:fill="EBEEF2"/>
+          <w:lang w:val="es-PE" w:eastAsia="es-PE"/>
+        </w:rPr>
+        <w:t>bug</w:t>
+      </w:r>
+      <w:r>
+        <w:rPr>
+          <w:rFonts w:ascii="Arial" w:eastAsia="Times New Roman" w:hAnsi="Arial" w:cs="Arial"/>
+          <w:color w:val="0F1115"/>
+          <w:sz w:val="24"/>
+          <w:szCs w:val="24"/>
+          <w:lang w:val="es-PE" w:eastAsia="es-PE"/>
+        </w:rPr>
+        <w:t>, </w:t>
+      </w:r>
+      <w:proofErr w:type="spellStart"/>
+      <w:r>
+        <w:rPr>
+          <w:rFonts w:ascii="Arial" w:eastAsia="Times New Roman" w:hAnsi="Arial" w:cs="Arial"/>
+          <w:color w:val="0F1115"/>
+          <w:sz w:val="24"/>
+          <w:szCs w:val="24"/>
+          <w:shd w:val="clear" w:color="auto" w:fill="EBEEF2"/>
+          <w:lang w:val="es-PE" w:eastAsia="es-PE"/>
+        </w:rPr>
+        <w:t>security</w:t>
+      </w:r>
+      <w:proofErr w:type="spellEnd"/>
+      <w:r>
+        <w:rPr>
+          <w:rFonts w:ascii="Arial" w:eastAsia="Times New Roman" w:hAnsi="Arial" w:cs="Arial"/>
+          <w:color w:val="0F1115"/>
+          <w:sz w:val="24"/>
+          <w:szCs w:val="24"/>
+          <w:lang w:val="es-PE" w:eastAsia="es-PE"/>
+        </w:rPr>
+        <w:t>) y por objetivo específico (</w:t>
+      </w:r>
+      <w:r>
+        <w:rPr>
+          <w:rFonts w:ascii="Arial" w:eastAsia="Times New Roman" w:hAnsi="Arial" w:cs="Arial"/>
+          <w:color w:val="0F1115"/>
+          <w:sz w:val="24"/>
+          <w:szCs w:val="24"/>
+          <w:shd w:val="clear" w:color="auto" w:fill="EBEEF2"/>
+          <w:lang w:val="es-PE" w:eastAsia="es-PE"/>
+        </w:rPr>
+        <w:t>OE1</w:t>
+      </w:r>
+      <w:r>
+        <w:rPr>
+          <w:rFonts w:ascii="Arial" w:eastAsia="Times New Roman" w:hAnsi="Arial" w:cs="Arial"/>
+          <w:color w:val="0F1115"/>
+          <w:sz w:val="24"/>
+          <w:szCs w:val="24"/>
+          <w:lang w:val="es-PE" w:eastAsia="es-PE"/>
+        </w:rPr>
+        <w:t>, </w:t>
+      </w:r>
+      <w:r>
+        <w:rPr>
+          <w:rFonts w:ascii="Arial" w:eastAsia="Times New Roman" w:hAnsi="Arial" w:cs="Arial"/>
+          <w:color w:val="0F1115"/>
+          <w:sz w:val="24"/>
+          <w:szCs w:val="24"/>
+          <w:shd w:val="clear" w:color="auto" w:fill="EBEEF2"/>
+          <w:lang w:val="es-PE" w:eastAsia="es-PE"/>
+        </w:rPr>
+        <w:t>OE2</w:t>
+      </w:r>
+      <w:r>
+        <w:rPr>
+          <w:rFonts w:ascii="Arial" w:eastAsia="Times New Roman" w:hAnsi="Arial" w:cs="Arial"/>
+          <w:color w:val="0F1115"/>
+          <w:sz w:val="24"/>
+          <w:szCs w:val="24"/>
+          <w:lang w:val="es-PE" w:eastAsia="es-PE"/>
+        </w:rPr>
+        <w:t>, </w:t>
+      </w:r>
+      <w:r>
+        <w:rPr>
+          <w:rFonts w:ascii="Arial" w:eastAsia="Times New Roman" w:hAnsi="Arial" w:cs="Arial"/>
+          <w:color w:val="0F1115"/>
+          <w:sz w:val="24"/>
+          <w:szCs w:val="24"/>
+          <w:shd w:val="clear" w:color="auto" w:fill="EBEEF2"/>
+          <w:lang w:val="es-PE" w:eastAsia="es-PE"/>
+        </w:rPr>
+        <w:t>OE3</w:t>
+      </w:r>
+      <w:r>
+        <w:rPr>
+          <w:rFonts w:ascii="Arial" w:eastAsia="Times New Roman" w:hAnsi="Arial" w:cs="Arial"/>
+          <w:color w:val="0F1115"/>
+          <w:sz w:val="24"/>
+          <w:szCs w:val="24"/>
+          <w:lang w:val="es-PE" w:eastAsia="es-PE"/>
+        </w:rPr>
+        <w:t>).</w:t>
+      </w:r>
+    </w:p>
+    <w:p>
+      <w:pPr>
+        <w:widowControl/>
+        <w:shd w:val="clear" w:color="auto" w:fill="FFFFFF"/>
+        <w:autoSpaceDE/>
+        <w:autoSpaceDN/>
+        <w:spacing w:before="100" w:beforeAutospacing="1" w:line="360" w:lineRule="auto"/>
+        <w:ind w:left="720"/>
+        <w:jc w:val="both"/>
+        <w:rPr>
+          <w:rFonts w:ascii="Arial" w:eastAsia="Times New Roman" w:hAnsi="Arial" w:cs="Arial"/>
+          <w:color w:val="0F1115"/>
+          <w:sz w:val="24"/>
+          <w:szCs w:val="24"/>
+          <w:lang w:val="es-PE" w:eastAsia="es-PE"/>
+        </w:rPr>
+      </w:pPr>
+    </w:p>
+    <w:p>
+      <w:pPr>
+        <w:widowControl/>
+        <w:numPr>
+          <w:ilvl w:val="0"/>
+          <w:numId w:val="19"/>
+        </w:numPr>
+        <w:shd w:val="clear" w:color="auto" w:fill="FFFFFF"/>
+        <w:autoSpaceDE/>
+        <w:autoSpaceDN/>
+        <w:spacing w:before="100" w:beforeAutospacing="1" w:line="360" w:lineRule="auto"/>
+        <w:jc w:val="both"/>
+        <w:rPr>
+          <w:rFonts w:ascii="Arial" w:eastAsia="Times New Roman" w:hAnsi="Arial" w:cs="Arial"/>
+          <w:color w:val="0F1115"/>
+          <w:sz w:val="24"/>
+          <w:szCs w:val="24"/>
+          <w:lang w:val="es-PE" w:eastAsia="es-PE"/>
+        </w:rPr>
+      </w:pPr>
+      <w:r>
+        <w:rPr>
+          <w:rFonts w:ascii="Arial" w:eastAsia="Times New Roman" w:hAnsi="Arial" w:cs="Arial"/>
+          <w:b/>
+          <w:bCs/>
+          <w:color w:val="0F1115"/>
+          <w:sz w:val="24"/>
+          <w:szCs w:val="24"/>
+          <w:lang w:val="es-PE" w:eastAsia="es-PE"/>
+        </w:rPr>
+        <w:t>Sprint Backlog:</w:t>
+      </w:r>
+      <w:r>
+        <w:rPr>
+          <w:rFonts w:ascii="Arial" w:eastAsia="Times New Roman" w:hAnsi="Arial" w:cs="Arial"/>
+          <w:color w:val="0F1115"/>
+          <w:sz w:val="24"/>
+          <w:szCs w:val="24"/>
+          <w:lang w:val="es-PE" w:eastAsia="es-PE"/>
+        </w:rPr>
+        <w:t> Es el conjunto de </w:t>
+      </w:r>
+      <w:r>
+        <w:rPr>
+          <w:rFonts w:ascii="Arial" w:eastAsia="Times New Roman" w:hAnsi="Arial" w:cs="Arial"/>
+          <w:color w:val="0F1115"/>
+          <w:sz w:val="24"/>
+          <w:szCs w:val="24"/>
+          <w:shd w:val="clear" w:color="auto" w:fill="EBEEF2"/>
+          <w:lang w:val="es-PE" w:eastAsia="es-PE"/>
+        </w:rPr>
+        <w:t>Issues</w:t>
+      </w:r>
+      <w:r>
+        <w:rPr>
+          <w:rFonts w:ascii="Arial" w:eastAsia="Times New Roman" w:hAnsi="Arial" w:cs="Arial"/>
+          <w:color w:val="0F1115"/>
+          <w:sz w:val="24"/>
+          <w:szCs w:val="24"/>
+          <w:lang w:val="es-PE" w:eastAsia="es-PE"/>
+        </w:rPr>
+        <w:t> del </w:t>
+      </w:r>
+      <w:proofErr w:type="spellStart"/>
+      <w:r>
+        <w:rPr>
+          <w:rFonts w:ascii="Arial" w:eastAsia="Times New Roman" w:hAnsi="Arial" w:cs="Arial"/>
+          <w:color w:val="0F1115"/>
+          <w:sz w:val="24"/>
+          <w:szCs w:val="24"/>
+          <w:shd w:val="clear" w:color="auto" w:fill="EBEEF2"/>
+          <w:lang w:val="es-PE" w:eastAsia="es-PE"/>
+        </w:rPr>
+        <w:t>Product</w:t>
+      </w:r>
+      <w:proofErr w:type="spellEnd"/>
+      <w:r>
+        <w:rPr>
+          <w:rFonts w:ascii="Arial" w:eastAsia="Times New Roman" w:hAnsi="Arial" w:cs="Arial"/>
+          <w:color w:val="0F1115"/>
+          <w:sz w:val="24"/>
+          <w:szCs w:val="24"/>
+          <w:shd w:val="clear" w:color="auto" w:fill="EBEEF2"/>
+          <w:lang w:val="es-PE" w:eastAsia="es-PE"/>
+        </w:rPr>
+        <w:t xml:space="preserve"> Backlog</w:t>
+      </w:r>
+      <w:r>
+        <w:rPr>
+          <w:rFonts w:ascii="Arial" w:eastAsia="Times New Roman" w:hAnsi="Arial" w:cs="Arial"/>
+          <w:color w:val="0F1115"/>
+          <w:sz w:val="24"/>
+          <w:szCs w:val="24"/>
+          <w:lang w:val="es-PE" w:eastAsia="es-PE"/>
+        </w:rPr>
+        <w:t> que el equipo se compromete a completar durante un </w:t>
+      </w:r>
+      <w:r>
+        <w:rPr>
+          <w:rFonts w:ascii="Arial" w:eastAsia="Times New Roman" w:hAnsi="Arial" w:cs="Arial"/>
+          <w:b/>
+          <w:bCs/>
+          <w:color w:val="0F1115"/>
+          <w:sz w:val="24"/>
+          <w:szCs w:val="24"/>
+          <w:lang w:val="es-PE" w:eastAsia="es-PE"/>
+        </w:rPr>
+        <w:t>Sprint</w:t>
+      </w:r>
+      <w:r>
+        <w:rPr>
+          <w:rFonts w:ascii="Arial" w:eastAsia="Times New Roman" w:hAnsi="Arial" w:cs="Arial"/>
+          <w:color w:val="0F1115"/>
+          <w:sz w:val="24"/>
+          <w:szCs w:val="24"/>
+          <w:lang w:val="es-PE" w:eastAsia="es-PE"/>
+        </w:rPr>
+        <w:t xml:space="preserve"> (ciclo de desarrollo). En GitHub </w:t>
+      </w:r>
+      <w:proofErr w:type="spellStart"/>
+      <w:r>
+        <w:rPr>
+          <w:rFonts w:ascii="Arial" w:eastAsia="Times New Roman" w:hAnsi="Arial" w:cs="Arial"/>
+          <w:color w:val="0F1115"/>
+          <w:sz w:val="24"/>
+          <w:szCs w:val="24"/>
+          <w:lang w:val="es-PE" w:eastAsia="es-PE"/>
+        </w:rPr>
+        <w:t>Projects</w:t>
+      </w:r>
+      <w:proofErr w:type="spellEnd"/>
+      <w:r>
+        <w:rPr>
+          <w:rFonts w:ascii="Arial" w:eastAsia="Times New Roman" w:hAnsi="Arial" w:cs="Arial"/>
+          <w:color w:val="0F1115"/>
+          <w:sz w:val="24"/>
+          <w:szCs w:val="24"/>
+          <w:lang w:val="es-PE" w:eastAsia="es-PE"/>
+        </w:rPr>
+        <w:t>, esto se representa moviendo las tarjetas (</w:t>
+      </w:r>
+      <w:r>
+        <w:rPr>
+          <w:rFonts w:ascii="Arial" w:eastAsia="Times New Roman" w:hAnsi="Arial" w:cs="Arial"/>
+          <w:color w:val="0F1115"/>
+          <w:sz w:val="24"/>
+          <w:szCs w:val="24"/>
+          <w:shd w:val="clear" w:color="auto" w:fill="EBEEF2"/>
+          <w:lang w:val="es-PE" w:eastAsia="es-PE"/>
+        </w:rPr>
+        <w:t>Issues</w:t>
+      </w:r>
+      <w:r>
+        <w:rPr>
+          <w:rFonts w:ascii="Arial" w:eastAsia="Times New Roman" w:hAnsi="Arial" w:cs="Arial"/>
+          <w:color w:val="0F1115"/>
+          <w:sz w:val="24"/>
+          <w:szCs w:val="24"/>
+          <w:lang w:val="es-PE" w:eastAsia="es-PE"/>
+        </w:rPr>
+        <w:t>) a la columna </w:t>
+      </w:r>
+      <w:r>
+        <w:rPr>
+          <w:rFonts w:ascii="Arial" w:eastAsia="Times New Roman" w:hAnsi="Arial" w:cs="Arial"/>
+          <w:b/>
+          <w:bCs/>
+          <w:color w:val="0F1115"/>
+          <w:sz w:val="24"/>
+          <w:szCs w:val="24"/>
+          <w:lang w:val="es-PE" w:eastAsia="es-PE"/>
+        </w:rPr>
+        <w:t>"Sprint Actual"</w:t>
+      </w:r>
+      <w:r>
+        <w:rPr>
+          <w:rFonts w:ascii="Arial" w:eastAsia="Times New Roman" w:hAnsi="Arial" w:cs="Arial"/>
+          <w:color w:val="0F1115"/>
+          <w:sz w:val="24"/>
+          <w:szCs w:val="24"/>
+          <w:lang w:val="es-PE" w:eastAsia="es-PE"/>
+        </w:rPr>
+        <w:t> o </w:t>
+      </w:r>
+      <w:r>
+        <w:rPr>
+          <w:rFonts w:ascii="Arial" w:eastAsia="Times New Roman" w:hAnsi="Arial" w:cs="Arial"/>
+          <w:b/>
+          <w:bCs/>
+          <w:color w:val="0F1115"/>
+          <w:sz w:val="24"/>
+          <w:szCs w:val="24"/>
+          <w:lang w:val="es-PE" w:eastAsia="es-PE"/>
+        </w:rPr>
+        <w:t xml:space="preserve">"In </w:t>
+      </w:r>
+      <w:proofErr w:type="spellStart"/>
+      <w:r>
+        <w:rPr>
+          <w:rFonts w:ascii="Arial" w:eastAsia="Times New Roman" w:hAnsi="Arial" w:cs="Arial"/>
+          <w:b/>
+          <w:bCs/>
+          <w:color w:val="0F1115"/>
+          <w:sz w:val="24"/>
+          <w:szCs w:val="24"/>
+          <w:lang w:val="es-PE" w:eastAsia="es-PE"/>
+        </w:rPr>
+        <w:t>Progress</w:t>
+      </w:r>
+      <w:proofErr w:type="spellEnd"/>
+      <w:r>
+        <w:rPr>
+          <w:rFonts w:ascii="Arial" w:eastAsia="Times New Roman" w:hAnsi="Arial" w:cs="Arial"/>
+          <w:b/>
+          <w:bCs/>
+          <w:color w:val="0F1115"/>
+          <w:sz w:val="24"/>
+          <w:szCs w:val="24"/>
+          <w:lang w:val="es-PE" w:eastAsia="es-PE"/>
+        </w:rPr>
+        <w:t>"</w:t>
+      </w:r>
+      <w:r>
+        <w:rPr>
+          <w:rFonts w:ascii="Arial" w:eastAsia="Times New Roman" w:hAnsi="Arial" w:cs="Arial"/>
+          <w:color w:val="0F1115"/>
+          <w:sz w:val="24"/>
+          <w:szCs w:val="24"/>
+          <w:lang w:val="es-PE" w:eastAsia="es-PE"/>
+        </w:rPr>
+        <w:t>.</w:t>
+      </w:r>
+    </w:p>
+    <w:p>
+      <w:pPr>
+        <w:widowControl/>
+        <w:shd w:val="clear" w:color="auto" w:fill="FFFFFF"/>
+        <w:autoSpaceDE/>
+        <w:autoSpaceDN/>
+        <w:spacing w:before="100" w:beforeAutospacing="1" w:line="360" w:lineRule="auto"/>
+        <w:ind w:left="720"/>
+        <w:jc w:val="both"/>
+        <w:rPr>
+          <w:rFonts w:ascii="Arial" w:eastAsia="Times New Roman" w:hAnsi="Arial" w:cs="Arial"/>
+          <w:color w:val="0F1115"/>
+          <w:sz w:val="24"/>
+          <w:szCs w:val="24"/>
+          <w:lang w:val="es-PE" w:eastAsia="es-PE"/>
+        </w:rPr>
+      </w:pPr>
+    </w:p>
+    <w:p>
+      <w:pPr>
+        <w:widowControl/>
+        <w:numPr>
+          <w:ilvl w:val="0"/>
+          <w:numId w:val="19"/>
+        </w:numPr>
+        <w:shd w:val="clear" w:color="auto" w:fill="FFFFFF"/>
+        <w:autoSpaceDE/>
+        <w:autoSpaceDN/>
+        <w:spacing w:before="100" w:beforeAutospacing="1" w:line="360" w:lineRule="auto"/>
+        <w:jc w:val="both"/>
+        <w:rPr>
+          <w:rFonts w:ascii="Arial" w:eastAsia="Times New Roman" w:hAnsi="Arial" w:cs="Arial"/>
+          <w:color w:val="0F1115"/>
+          <w:sz w:val="24"/>
+          <w:szCs w:val="24"/>
+          <w:lang w:val="es-PE" w:eastAsia="es-PE"/>
+        </w:rPr>
+      </w:pPr>
+      <w:r>
+        <w:rPr>
+          <w:rFonts w:ascii="Arial" w:eastAsia="Times New Roman" w:hAnsi="Arial" w:cs="Arial"/>
+          <w:b/>
+          <w:bCs/>
+          <w:color w:val="0F1115"/>
+          <w:sz w:val="24"/>
+          <w:szCs w:val="24"/>
+          <w:lang w:val="es-PE" w:eastAsia="es-PE"/>
+        </w:rPr>
+        <w:t>Incremento:</w:t>
+      </w:r>
+      <w:r>
+        <w:rPr>
+          <w:rFonts w:ascii="Arial" w:eastAsia="Times New Roman" w:hAnsi="Arial" w:cs="Arial"/>
+          <w:color w:val="0F1115"/>
+          <w:sz w:val="24"/>
+          <w:szCs w:val="24"/>
+          <w:lang w:val="es-PE" w:eastAsia="es-PE"/>
+        </w:rPr>
+        <w:t xml:space="preserve"> Es la suma de todas las tareas completadas durante un Sprint, convertidas en una funcionalidad operativa y desplegable. En cada Incremento, </w:t>
+      </w:r>
+      <w:proofErr w:type="spellStart"/>
+      <w:r>
+        <w:rPr>
+          <w:rFonts w:ascii="Arial" w:eastAsia="Times New Roman" w:hAnsi="Arial" w:cs="Arial"/>
+          <w:color w:val="0F1115"/>
+          <w:sz w:val="24"/>
+          <w:szCs w:val="24"/>
+          <w:lang w:val="es-PE" w:eastAsia="es-PE"/>
+        </w:rPr>
+        <w:t>MediLink</w:t>
+      </w:r>
+      <w:proofErr w:type="spellEnd"/>
+      <w:r>
+        <w:rPr>
+          <w:rFonts w:ascii="Arial" w:eastAsia="Times New Roman" w:hAnsi="Arial" w:cs="Arial"/>
+          <w:color w:val="0F1115"/>
+          <w:sz w:val="24"/>
+          <w:szCs w:val="24"/>
+          <w:lang w:val="es-PE" w:eastAsia="es-PE"/>
+        </w:rPr>
+        <w:t xml:space="preserve"> debe ser un producto más completo y estable que al inicio del Sprint.</w:t>
+      </w:r>
+    </w:p>
+    <w:p/>
+    <w:p/>
+    <w:p/>
+    <w:p/>
+    <w:p/>
+    <w:p/>
+    <w:p/>
+    <w:p/>
+    <w:p/>
+    <w:p/>
+    <w:p/>
+    <w:p/>
+    <w:p/>
+    <w:p/>
+    <w:p/>
+    <w:p/>
+    <w:p/>
+    <w:p/>
+    <w:p/>
+    <w:p/>
+    <w:p/>
+    <w:p/>
+    <w:p>
+      <w:pPr>
+        <w:pStyle w:val="Ttulo2"/>
+      </w:pPr>
+      <w:r>
+        <w:lastRenderedPageBreak/>
+        <w:t>CRONOGRAMA DE SPRINTS – MEDILINK</w:t>
+      </w:r>
+    </w:p>
+    <w:p>
+      <w:pPr>
+        <w:rPr>
+          <w:lang w:val="es-PE"/>
+        </w:rPr>
+      </w:pPr>
+    </w:p>
+    <w:p>
+      <w:pPr>
+        <w:pStyle w:val="Ttulo3"/>
+      </w:pPr>
+      <w:r>
+        <w:t>SPRINT 0: Configuración del Proyecto</w:t>
+      </w:r>
+    </w:p>
+    <w:p>
+      <w:pPr>
+        <w:rPr>
+          <w:rStyle w:val="Fuerte"/>
+          <w:rFonts w:ascii="Segoe UI" w:hAnsi="Segoe UI" w:cs="Segoe UI"/>
+          <w:color w:val="0F1115"/>
+          <w:shd w:val="clear" w:color="auto" w:fill="FFFFFF"/>
+        </w:rPr>
+      </w:pPr>
+    </w:p>
+    <w:p>
+      <w:pPr>
+        <w:rPr>
+          <w:rFonts w:ascii="Segoe UI" w:hAnsi="Segoe UI" w:cs="Segoe UI"/>
+          <w:color w:val="0F1115"/>
+          <w:shd w:val="clear" w:color="auto" w:fill="FFFFFF"/>
+        </w:rPr>
+      </w:pPr>
+      <w:r>
+        <w:rPr>
+          <w:rStyle w:val="Fuerte"/>
+          <w:rFonts w:ascii="Segoe UI" w:hAnsi="Segoe UI" w:cs="Segoe UI"/>
+          <w:color w:val="0F1115"/>
+          <w:shd w:val="clear" w:color="auto" w:fill="FFFFFF"/>
+        </w:rPr>
+        <w:t>Duración:</w:t>
+      </w:r>
+      <w:r>
+        <w:rPr>
+          <w:rFonts w:ascii="Segoe UI" w:hAnsi="Segoe UI" w:cs="Segoe UI"/>
+          <w:color w:val="0F1115"/>
+          <w:shd w:val="clear" w:color="auto" w:fill="FFFFFF"/>
+        </w:rPr>
+        <w:t> Semana 1-2</w:t>
+      </w:r>
+    </w:p>
+    <w:p>
+      <w:pPr>
+        <w:rPr>
+          <w:rFonts w:ascii="Segoe UI" w:hAnsi="Segoe UI" w:cs="Segoe UI"/>
+          <w:color w:val="0F1115"/>
+          <w:shd w:val="clear" w:color="auto" w:fill="FFFFFF"/>
+        </w:rPr>
+      </w:pPr>
+    </w:p>
+    <w:p>
+      <w:pPr>
+        <w:rPr>
+          <w:rFonts w:ascii="Segoe UI" w:hAnsi="Segoe UI" w:cs="Segoe UI"/>
+          <w:color w:val="0F1115"/>
+          <w:shd w:val="clear" w:color="auto" w:fill="FFFFFF"/>
+        </w:rPr>
+      </w:pPr>
+      <w:r>
+        <w:rPr>
+          <w:rStyle w:val="Fuerte"/>
+          <w:rFonts w:ascii="Segoe UI" w:hAnsi="Segoe UI" w:cs="Segoe UI"/>
+          <w:color w:val="0F1115"/>
+          <w:shd w:val="clear" w:color="auto" w:fill="FFFFFF"/>
+        </w:rPr>
+        <w:t>Objetivo:</w:t>
+      </w:r>
+      <w:r>
+        <w:rPr>
+          <w:rFonts w:ascii="Segoe UI" w:hAnsi="Segoe UI" w:cs="Segoe UI"/>
+          <w:color w:val="0F1115"/>
+          <w:shd w:val="clear" w:color="auto" w:fill="FFFFFF"/>
+        </w:rPr>
+        <w:t> Tener el proyecto Spring Boot funcionando localmente con base de datos conectada.</w:t>
+      </w:r>
+    </w:p>
+    <w:p/>
+    <w:tbl>
+      <w:tblPr>
+        <w:tblStyle w:val="Tablaconcuadrcula"/>
+        <w:tblpPr w:leftFromText="141" w:rightFromText="141" w:vertAnchor="text" w:horzAnchor="margin" w:tblpXSpec="center" w:tblpY="8"/>
+        <w:tblW w:w="10598" w:type="dxa"/>
+        <w:tblLook w:val="04A0" w:firstRow="1" w:lastRow="0" w:firstColumn="1" w:lastColumn="0" w:noHBand="0" w:noVBand="1"/>
+      </w:tblPr>
+      <w:tblGrid>
+        <w:gridCol w:w="1354"/>
+        <w:gridCol w:w="3396"/>
+        <w:gridCol w:w="6220"/>
+      </w:tblGrid>
+      <w:tr>
+        <w:tc>
+          <w:tcPr>
+            <w:tcW w:w="1354" w:type="dxa"/>
+          </w:tcPr>
+          <w:p>
+            <w:pPr>
+              <w:rPr>
+                <w:rFonts w:ascii="Arial" w:hAnsi="Arial" w:cs="Arial"/>
+              </w:rPr>
+            </w:pPr>
+            <w:r>
+              <w:rPr>
+                <w:rFonts w:ascii="Arial" w:hAnsi="Arial" w:cs="Arial"/>
+              </w:rPr>
+              <w:t xml:space="preserve">Actividad </w:t>
+            </w:r>
+          </w:p>
+        </w:tc>
+        <w:tc>
+          <w:tcPr>
+            <w:tcW w:w="3776" w:type="dxa"/>
+          </w:tcPr>
+          <w:p>
+            <w:pPr>
+              <w:rPr>
+                <w:rFonts w:ascii="Arial" w:hAnsi="Arial" w:cs="Arial"/>
+              </w:rPr>
+            </w:pPr>
+            <w:r>
+              <w:rPr>
+                <w:rFonts w:ascii="Arial" w:hAnsi="Arial" w:cs="Arial"/>
+              </w:rPr>
+              <w:t>Tareas técnicas</w:t>
+            </w:r>
+          </w:p>
+        </w:tc>
+        <w:tc>
+          <w:tcPr>
+            <w:tcW w:w="5468" w:type="dxa"/>
+          </w:tcPr>
+          <w:p>
+            <w:pPr>
+              <w:rPr>
+                <w:rFonts w:ascii="Arial" w:hAnsi="Arial" w:cs="Arial"/>
+              </w:rPr>
+            </w:pPr>
+            <w:r>
+              <w:rPr>
+                <w:rFonts w:ascii="Arial" w:hAnsi="Arial" w:cs="Arial"/>
+              </w:rPr>
+              <w:t>Archivos a crear</w:t>
+            </w:r>
+          </w:p>
+        </w:tc>
+      </w:tr>
+      <w:tr>
+        <w:tc>
+          <w:tcPr>
+            <w:tcW w:w="1354" w:type="dxa"/>
+          </w:tcPr>
+          <w:p>
+            <w:pPr>
+              <w:rPr>
+                <w:rFonts w:ascii="Arial" w:hAnsi="Arial" w:cs="Arial"/>
+              </w:rPr>
+            </w:pPr>
+            <w:r>
+              <w:rPr>
+                <w:rFonts w:ascii="Arial" w:hAnsi="Arial" w:cs="Arial"/>
+              </w:rPr>
+              <w:t>Crear proyecto</w:t>
+            </w:r>
+          </w:p>
+        </w:tc>
+        <w:tc>
+          <w:tcPr>
+            <w:tcW w:w="3776" w:type="dxa"/>
+          </w:tcPr>
+          <w:p>
+            <w:pPr>
+              <w:rPr>
+                <w:rFonts w:ascii="Arial" w:hAnsi="Arial" w:cs="Arial"/>
+              </w:rPr>
+            </w:pPr>
+            <w:r>
+              <w:rPr>
+                <w:rFonts w:ascii="Arial" w:hAnsi="Arial" w:cs="Arial"/>
+                <w:color w:val="0F1115"/>
+                <w:shd w:val="clear" w:color="auto" w:fill="FFFFFF"/>
+              </w:rPr>
+              <w:t xml:space="preserve">- Usar Spring </w:t>
+            </w:r>
+            <w:proofErr w:type="spellStart"/>
+            <w:r>
+              <w:rPr>
+                <w:rFonts w:ascii="Arial" w:hAnsi="Arial" w:cs="Arial"/>
+                <w:color w:val="0F1115"/>
+                <w:shd w:val="clear" w:color="auto" w:fill="FFFFFF"/>
+              </w:rPr>
+              <w:t>Initializr</w:t>
+            </w:r>
+            <w:proofErr w:type="spellEnd"/>
+            <w:r>
+              <w:rPr>
+                <w:rFonts w:ascii="Arial" w:hAnsi="Arial" w:cs="Arial"/>
+                <w:color w:val="0F1115"/>
+                <w:shd w:val="clear" w:color="auto" w:fill="FFFFFF"/>
+              </w:rPr>
+              <w:t xml:space="preserve"> (</w:t>
+            </w:r>
+            <w:hyperlink r:id="rId11" w:tgtFrame="_blank" w:history="1">
+              <w:r>
+                <w:rPr>
+                  <w:rStyle w:val="Hipervnculo"/>
+                  <w:rFonts w:ascii="Arial" w:hAnsi="Arial" w:cs="Arial"/>
+                  <w:color w:val="3964FE"/>
+                  <w:shd w:val="clear" w:color="auto" w:fill="FFFFFF"/>
+                </w:rPr>
+                <w:t>start.spring.io</w:t>
+              </w:r>
+            </w:hyperlink>
+            <w:r>
+              <w:rPr>
+                <w:rFonts w:ascii="Arial" w:hAnsi="Arial" w:cs="Arial"/>
+                <w:color w:val="0F1115"/>
+                <w:shd w:val="clear" w:color="auto" w:fill="FFFFFF"/>
+              </w:rPr>
+              <w:t>)</w:t>
+            </w:r>
+            <w:r>
+              <w:rPr>
+                <w:rFonts w:ascii="Arial" w:hAnsi="Arial" w:cs="Arial"/>
+                <w:color w:val="0F1115"/>
+              </w:rPr>
+              <w:br/>
+            </w:r>
+            <w:r>
+              <w:rPr>
+                <w:rFonts w:ascii="Arial" w:hAnsi="Arial" w:cs="Arial"/>
+                <w:color w:val="0F1115"/>
+                <w:shd w:val="clear" w:color="auto" w:fill="FFFFFF"/>
+              </w:rPr>
+              <w:t xml:space="preserve">- Dependencias: Spring Web, Spring Data JPA, </w:t>
+            </w:r>
+            <w:proofErr w:type="spellStart"/>
+            <w:r>
+              <w:rPr>
+                <w:rFonts w:ascii="Arial" w:hAnsi="Arial" w:cs="Arial"/>
+                <w:color w:val="0F1115"/>
+                <w:shd w:val="clear" w:color="auto" w:fill="FFFFFF"/>
+              </w:rPr>
+              <w:t>Thymeleaf</w:t>
+            </w:r>
+            <w:proofErr w:type="spellEnd"/>
+            <w:r>
+              <w:rPr>
+                <w:rFonts w:ascii="Arial" w:hAnsi="Arial" w:cs="Arial"/>
+                <w:color w:val="0F1115"/>
+                <w:shd w:val="clear" w:color="auto" w:fill="FFFFFF"/>
+              </w:rPr>
+              <w:t xml:space="preserve">, Lombok, </w:t>
+            </w:r>
+            <w:proofErr w:type="spellStart"/>
+            <w:r>
+              <w:rPr>
+                <w:rFonts w:ascii="Arial" w:hAnsi="Arial" w:cs="Arial"/>
+                <w:color w:val="0F1115"/>
+                <w:shd w:val="clear" w:color="auto" w:fill="FFFFFF"/>
+              </w:rPr>
+              <w:t>Validation</w:t>
+            </w:r>
+            <w:proofErr w:type="spellEnd"/>
+          </w:p>
+        </w:tc>
+        <w:tc>
+          <w:tcPr>
+            <w:tcW w:w="5468" w:type="dxa"/>
+          </w:tcPr>
+          <w:p>
+            <w:pPr>
+              <w:rPr>
+                <w:rFonts w:ascii="Arial" w:hAnsi="Arial" w:cs="Arial"/>
+              </w:rPr>
+            </w:pPr>
+            <w:r>
+              <w:rPr>
+                <w:rFonts w:ascii="Arial" w:hAnsi="Arial" w:cs="Arial"/>
+                <w:color w:val="0F1115"/>
+                <w:shd w:val="clear" w:color="auto" w:fill="EBEEF2"/>
+              </w:rPr>
+              <w:t>pom.xml</w:t>
+            </w:r>
+          </w:p>
+        </w:tc>
+      </w:tr>
+      <w:tr>
+        <w:tc>
+          <w:tcPr>
+            <w:tcW w:w="1354" w:type="dxa"/>
+          </w:tcPr>
+          <w:p>
+            <w:pPr>
+              <w:rPr>
+                <w:rFonts w:ascii="Arial" w:hAnsi="Arial" w:cs="Arial"/>
+              </w:rPr>
+            </w:pPr>
+            <w:r>
+              <w:rPr>
+                <w:rFonts w:ascii="Arial" w:hAnsi="Arial" w:cs="Arial"/>
+                <w:color w:val="0F1115"/>
+                <w:shd w:val="clear" w:color="auto" w:fill="FFFFFF"/>
+              </w:rPr>
+              <w:t>Configurar Git</w:t>
+            </w:r>
+          </w:p>
+        </w:tc>
+        <w:tc>
+          <w:tcPr>
+            <w:tcW w:w="3776" w:type="dxa"/>
+          </w:tcPr>
+          <w:p>
+            <w:pPr>
+              <w:rPr>
+                <w:rFonts w:ascii="Arial" w:hAnsi="Arial" w:cs="Arial"/>
+                <w:color w:val="0F1115"/>
+                <w:shd w:val="clear" w:color="auto" w:fill="FFFFFF"/>
+              </w:rPr>
+            </w:pPr>
+            <w:r>
+              <w:rPr>
+                <w:rFonts w:ascii="Arial" w:hAnsi="Arial" w:cs="Arial"/>
+                <w:color w:val="0F1115"/>
+                <w:shd w:val="clear" w:color="auto" w:fill="FFFFFF"/>
+              </w:rPr>
+              <w:t>- Crear ramas: </w:t>
+            </w:r>
+            <w:proofErr w:type="spellStart"/>
+            <w:r>
+              <w:rPr>
+                <w:rStyle w:val="CdigoHTML"/>
+                <w:rFonts w:ascii="Arial" w:eastAsia="Arial MT" w:hAnsi="Arial" w:cs="Arial"/>
+                <w:color w:val="0F1115"/>
+                <w:sz w:val="22"/>
+                <w:szCs w:val="22"/>
+                <w:shd w:val="clear" w:color="auto" w:fill="EBEEF2"/>
+              </w:rPr>
+              <w:t>main</w:t>
+            </w:r>
+            <w:proofErr w:type="spellEnd"/>
+            <w:r>
+              <w:rPr>
+                <w:rFonts w:ascii="Arial" w:hAnsi="Arial" w:cs="Arial"/>
+                <w:color w:val="0F1115"/>
+                <w:shd w:val="clear" w:color="auto" w:fill="FFFFFF"/>
+              </w:rPr>
+              <w:t>, </w:t>
+            </w:r>
+            <w:proofErr w:type="spellStart"/>
+            <w:r>
+              <w:rPr>
+                <w:rStyle w:val="CdigoHTML"/>
+                <w:rFonts w:ascii="Arial" w:eastAsia="Arial MT" w:hAnsi="Arial" w:cs="Arial"/>
+                <w:color w:val="0F1115"/>
+                <w:sz w:val="22"/>
+                <w:szCs w:val="22"/>
+                <w:shd w:val="clear" w:color="auto" w:fill="EBEEF2"/>
+              </w:rPr>
+              <w:t>develop</w:t>
+            </w:r>
+            <w:proofErr w:type="spellEnd"/>
+            <w:r>
+              <w:rPr>
+                <w:rFonts w:ascii="Arial" w:hAnsi="Arial" w:cs="Arial"/>
+                <w:color w:val="0F1115"/>
+              </w:rPr>
+              <w:br/>
+            </w:r>
+            <w:r>
+              <w:rPr>
+                <w:rFonts w:ascii="Arial" w:hAnsi="Arial" w:cs="Arial"/>
+                <w:color w:val="0F1115"/>
+                <w:shd w:val="clear" w:color="auto" w:fill="FFFFFF"/>
+              </w:rPr>
+              <w:t>- Proteger rama </w:t>
+            </w:r>
+            <w:proofErr w:type="spellStart"/>
+            <w:r>
+              <w:rPr>
+                <w:rStyle w:val="CdigoHTML"/>
+                <w:rFonts w:ascii="Arial" w:eastAsia="Arial MT" w:hAnsi="Arial" w:cs="Arial"/>
+                <w:color w:val="0F1115"/>
+                <w:sz w:val="22"/>
+                <w:szCs w:val="22"/>
+                <w:shd w:val="clear" w:color="auto" w:fill="EBEEF2"/>
+              </w:rPr>
+              <w:t>main</w:t>
+            </w:r>
+            <w:proofErr w:type="spellEnd"/>
+            <w:r>
+              <w:rPr>
+                <w:rFonts w:ascii="Arial" w:hAnsi="Arial" w:cs="Arial"/>
+                <w:color w:val="0F1115"/>
+                <w:shd w:val="clear" w:color="auto" w:fill="FFFFFF"/>
+              </w:rPr>
+              <w:t> (PR obligatorio)</w:t>
+            </w:r>
+          </w:p>
+          <w:p>
+            <w:pPr>
+              <w:rPr>
+                <w:rFonts w:ascii="Arial" w:hAnsi="Arial" w:cs="Arial"/>
+              </w:rPr>
+            </w:pPr>
+            <w:r>
+              <w:rPr>
+                <w:rFonts w:ascii="Arial" w:hAnsi="Arial" w:cs="Arial"/>
+                <w:color w:val="0F1115"/>
+                <w:shd w:val="clear" w:color="auto" w:fill="FFFFFF"/>
+              </w:rPr>
+              <w:t xml:space="preserve">-crear </w:t>
+            </w:r>
+            <w:proofErr w:type="spellStart"/>
+            <w:r>
+              <w:rPr>
+                <w:rFonts w:ascii="Arial" w:hAnsi="Arial" w:cs="Arial"/>
+                <w:color w:val="0F1115"/>
+                <w:shd w:val="clear" w:color="auto" w:fill="FFFFFF"/>
+              </w:rPr>
+              <w:t>license</w:t>
+            </w:r>
+            <w:proofErr w:type="spellEnd"/>
+            <w:r>
+              <w:rPr>
+                <w:rFonts w:ascii="Arial" w:hAnsi="Arial" w:cs="Arial"/>
+                <w:color w:val="0F1115"/>
+                <w:shd w:val="clear" w:color="auto" w:fill="FFFFFF"/>
+              </w:rPr>
+              <w:t xml:space="preserve"> en </w:t>
+            </w:r>
+            <w:proofErr w:type="spellStart"/>
+            <w:r>
+              <w:rPr>
+                <w:rFonts w:ascii="Arial" w:hAnsi="Arial" w:cs="Arial"/>
+                <w:color w:val="0F1115"/>
+                <w:shd w:val="clear" w:color="auto" w:fill="FFFFFF"/>
+              </w:rPr>
+              <w:t>github</w:t>
+            </w:r>
+            <w:proofErr w:type="spellEnd"/>
+            <w:r>
+              <w:rPr>
+                <w:rFonts w:ascii="Arial" w:hAnsi="Arial" w:cs="Arial"/>
+                <w:color w:val="0F1115"/>
+              </w:rPr>
+              <w:br/>
+            </w:r>
+            <w:r>
+              <w:rPr>
+                <w:rFonts w:ascii="Arial" w:hAnsi="Arial" w:cs="Arial"/>
+                <w:color w:val="0F1115"/>
+                <w:shd w:val="clear" w:color="auto" w:fill="FFFFFF"/>
+              </w:rPr>
+              <w:t xml:space="preserve">- </w:t>
+            </w:r>
+            <w:proofErr w:type="gramStart"/>
+            <w:r>
+              <w:rPr>
+                <w:rFonts w:ascii="Arial" w:hAnsi="Arial" w:cs="Arial"/>
+                <w:color w:val="0F1115"/>
+                <w:shd w:val="clear" w:color="auto" w:fill="FFFFFF"/>
+              </w:rPr>
+              <w:t>Crear </w:t>
+            </w:r>
+            <w:r>
+              <w:rPr>
+                <w:rStyle w:val="CdigoHTML"/>
+                <w:rFonts w:ascii="Arial" w:eastAsia="Arial MT" w:hAnsi="Arial" w:cs="Arial"/>
+                <w:color w:val="0F1115"/>
+                <w:sz w:val="22"/>
+                <w:szCs w:val="22"/>
+                <w:shd w:val="clear" w:color="auto" w:fill="EBEEF2"/>
+              </w:rPr>
+              <w:t>.</w:t>
+            </w:r>
+            <w:proofErr w:type="spellStart"/>
+            <w:r>
+              <w:rPr>
+                <w:rStyle w:val="CdigoHTML"/>
+                <w:rFonts w:ascii="Arial" w:eastAsia="Arial MT" w:hAnsi="Arial" w:cs="Arial"/>
+                <w:color w:val="0F1115"/>
+                <w:sz w:val="22"/>
+                <w:szCs w:val="22"/>
+                <w:shd w:val="clear" w:color="auto" w:fill="EBEEF2"/>
+              </w:rPr>
+              <w:t>gitignore</w:t>
+            </w:r>
+            <w:proofErr w:type="spellEnd"/>
+            <w:proofErr w:type="gramEnd"/>
+            <w:r>
+              <w:rPr>
+                <w:rFonts w:ascii="Arial" w:hAnsi="Arial" w:cs="Arial"/>
+                <w:color w:val="0F1115"/>
+                <w:shd w:val="clear" w:color="auto" w:fill="FFFFFF"/>
+              </w:rPr>
+              <w:t> para Java/Spring</w:t>
+            </w:r>
+          </w:p>
+        </w:tc>
+        <w:tc>
+          <w:tcPr>
+            <w:tcW w:w="5468" w:type="dxa"/>
+          </w:tcPr>
+          <w:p>
+            <w:pPr>
+              <w:rPr>
+                <w:rFonts w:ascii="Arial" w:hAnsi="Arial" w:cs="Arial"/>
+                <w:color w:val="0F1115"/>
+                <w:shd w:val="clear" w:color="auto" w:fill="EBEEF2"/>
+              </w:rPr>
+            </w:pPr>
+            <w:proofErr w:type="gramStart"/>
+            <w:r>
+              <w:rPr>
+                <w:rFonts w:ascii="Arial" w:hAnsi="Arial" w:cs="Arial"/>
+                <w:color w:val="0F1115"/>
+                <w:shd w:val="clear" w:color="auto" w:fill="EBEEF2"/>
+              </w:rPr>
+              <w:t>.</w:t>
+            </w:r>
+            <w:proofErr w:type="spellStart"/>
+            <w:r>
+              <w:rPr>
+                <w:rFonts w:ascii="Arial" w:hAnsi="Arial" w:cs="Arial"/>
+                <w:color w:val="0F1115"/>
+                <w:shd w:val="clear" w:color="auto" w:fill="EBEEF2"/>
+              </w:rPr>
+              <w:t>gitignore</w:t>
+            </w:r>
+            <w:proofErr w:type="spellEnd"/>
+            <w:proofErr w:type="gramEnd"/>
+          </w:p>
+          <w:p>
+            <w:pPr>
+              <w:rPr>
+                <w:rFonts w:ascii="Arial" w:hAnsi="Arial" w:cs="Arial"/>
+              </w:rPr>
+            </w:pPr>
+            <w:r>
+              <w:rPr>
+                <w:rFonts w:ascii="Arial" w:hAnsi="Arial" w:cs="Arial"/>
+              </w:rPr>
+              <w:t>README.md</w:t>
+            </w:r>
+          </w:p>
+        </w:tc>
+      </w:tr>
+      <w:tr>
+        <w:tc>
+          <w:tcPr>
+            <w:tcW w:w="1354" w:type="dxa"/>
+          </w:tcPr>
+          <w:p>
+            <w:pPr>
+              <w:rPr>
+                <w:rFonts w:ascii="Arial" w:hAnsi="Arial" w:cs="Arial"/>
+              </w:rPr>
+            </w:pPr>
+            <w:r>
+              <w:rPr>
+                <w:rFonts w:ascii="Arial" w:hAnsi="Arial" w:cs="Arial"/>
+                <w:color w:val="0F1115"/>
+                <w:shd w:val="clear" w:color="auto" w:fill="FFFFFF"/>
+              </w:rPr>
+              <w:t>Conectar BD</w:t>
+            </w:r>
+          </w:p>
+        </w:tc>
+        <w:tc>
+          <w:tcPr>
+            <w:tcW w:w="3776" w:type="dxa"/>
+          </w:tcPr>
+          <w:p>
+            <w:pPr>
+              <w:rPr>
+                <w:rFonts w:ascii="Arial" w:hAnsi="Arial" w:cs="Arial"/>
+              </w:rPr>
+            </w:pPr>
+            <w:r>
+              <w:rPr>
+                <w:rFonts w:ascii="Arial" w:hAnsi="Arial" w:cs="Arial"/>
+                <w:color w:val="0F1115"/>
+                <w:shd w:val="clear" w:color="auto" w:fill="FFFFFF"/>
+              </w:rPr>
+              <w:t>-Configurar </w:t>
+            </w:r>
+            <w:proofErr w:type="spellStart"/>
+            <w:proofErr w:type="gramStart"/>
+            <w:r>
+              <w:rPr>
+                <w:rStyle w:val="CdigoHTML"/>
+                <w:rFonts w:ascii="Arial" w:eastAsia="Arial MT" w:hAnsi="Arial" w:cs="Arial"/>
+                <w:color w:val="0F1115"/>
+                <w:sz w:val="22"/>
+                <w:szCs w:val="22"/>
+                <w:shd w:val="clear" w:color="auto" w:fill="EBEEF2"/>
+              </w:rPr>
+              <w:t>application.properties</w:t>
+            </w:r>
+            <w:proofErr w:type="spellEnd"/>
+            <w:proofErr w:type="gramEnd"/>
+            <w:r>
+              <w:rPr>
+                <w:rFonts w:ascii="Arial" w:hAnsi="Arial" w:cs="Arial"/>
+                <w:color w:val="0F1115"/>
+              </w:rPr>
+              <w:br/>
+            </w:r>
+            <w:r>
+              <w:rPr>
+                <w:rFonts w:ascii="Arial" w:hAnsi="Arial" w:cs="Arial"/>
+                <w:color w:val="0F1115"/>
+                <w:shd w:val="clear" w:color="auto" w:fill="FFFFFF"/>
+              </w:rPr>
+              <w:t>- Usar MySQL o H2 (desarrollo)</w:t>
+            </w:r>
+          </w:p>
+        </w:tc>
+        <w:tc>
+          <w:tcPr>
+            <w:tcW w:w="5468" w:type="dxa"/>
+          </w:tcPr>
+          <w:p>
+            <w:pPr>
+              <w:rPr>
+                <w:rFonts w:ascii="Arial" w:hAnsi="Arial" w:cs="Arial"/>
+              </w:rPr>
+            </w:pPr>
+            <w:proofErr w:type="spellStart"/>
+            <w:r>
+              <w:rPr>
+                <w:rFonts w:ascii="Arial" w:hAnsi="Arial" w:cs="Arial"/>
+                <w:color w:val="0F1115"/>
+                <w:shd w:val="clear" w:color="auto" w:fill="EBEEF2"/>
+              </w:rPr>
+              <w:t>src</w:t>
+            </w:r>
+            <w:proofErr w:type="spellEnd"/>
+            <w:r>
+              <w:rPr>
+                <w:rFonts w:ascii="Arial" w:hAnsi="Arial" w:cs="Arial"/>
+                <w:color w:val="0F1115"/>
+                <w:shd w:val="clear" w:color="auto" w:fill="EBEEF2"/>
+              </w:rPr>
+              <w:t>/</w:t>
+            </w:r>
+            <w:proofErr w:type="spellStart"/>
+            <w:r>
+              <w:rPr>
+                <w:rFonts w:ascii="Arial" w:hAnsi="Arial" w:cs="Arial"/>
+                <w:color w:val="0F1115"/>
+                <w:shd w:val="clear" w:color="auto" w:fill="EBEEF2"/>
+              </w:rPr>
+              <w:t>main</w:t>
+            </w:r>
+            <w:proofErr w:type="spellEnd"/>
+            <w:r>
+              <w:rPr>
+                <w:rFonts w:ascii="Arial" w:hAnsi="Arial" w:cs="Arial"/>
+                <w:color w:val="0F1115"/>
+                <w:shd w:val="clear" w:color="auto" w:fill="EBEEF2"/>
+              </w:rPr>
+              <w:t>/</w:t>
+            </w:r>
+            <w:proofErr w:type="spellStart"/>
+            <w:r>
+              <w:rPr>
+                <w:rFonts w:ascii="Arial" w:hAnsi="Arial" w:cs="Arial"/>
+                <w:color w:val="0F1115"/>
+                <w:shd w:val="clear" w:color="auto" w:fill="EBEEF2"/>
+              </w:rPr>
+              <w:t>resources</w:t>
+            </w:r>
+            <w:proofErr w:type="spellEnd"/>
+            <w:r>
+              <w:rPr>
+                <w:rFonts w:ascii="Arial" w:hAnsi="Arial" w:cs="Arial"/>
+                <w:color w:val="0F1115"/>
+                <w:shd w:val="clear" w:color="auto" w:fill="EBEEF2"/>
+              </w:rPr>
+              <w:t>/</w:t>
+            </w:r>
+            <w:proofErr w:type="spellStart"/>
+            <w:r>
+              <w:rPr>
+                <w:rFonts w:ascii="Arial" w:hAnsi="Arial" w:cs="Arial"/>
+                <w:color w:val="0F1115"/>
+                <w:shd w:val="clear" w:color="auto" w:fill="EBEEF2"/>
+              </w:rPr>
+              <w:t>application.properties</w:t>
+            </w:r>
+            <w:proofErr w:type="spellEnd"/>
+          </w:p>
+        </w:tc>
+      </w:tr>
+      <w:tr>
+        <w:tc>
+          <w:tcPr>
+            <w:tcW w:w="1354" w:type="dxa"/>
+          </w:tcPr>
+          <w:p>
+            <w:pPr>
+              <w:rPr>
+                <w:rFonts w:ascii="Arial" w:hAnsi="Arial" w:cs="Arial"/>
+              </w:rPr>
+            </w:pPr>
+            <w:r>
+              <w:rPr>
+                <w:rFonts w:ascii="Arial" w:hAnsi="Arial" w:cs="Arial"/>
+                <w:color w:val="0F1115"/>
+                <w:shd w:val="clear" w:color="auto" w:fill="FFFFFF"/>
+              </w:rPr>
+              <w:t>Crear entidades base</w:t>
+            </w:r>
+          </w:p>
+        </w:tc>
+        <w:tc>
+          <w:tcPr>
+            <w:tcW w:w="3776" w:type="dxa"/>
+          </w:tcPr>
+          <w:p>
+            <w:pPr>
+              <w:rPr>
+                <w:rFonts w:ascii="Arial" w:hAnsi="Arial" w:cs="Arial"/>
+              </w:rPr>
+            </w:pPr>
+            <w:r>
+              <w:rPr>
+                <w:rFonts w:ascii="Arial" w:hAnsi="Arial" w:cs="Arial"/>
+                <w:color w:val="0F1115"/>
+                <w:shd w:val="clear" w:color="auto" w:fill="FFFFFF"/>
+              </w:rPr>
+              <w:t>- Clase </w:t>
+            </w:r>
+            <w:r>
+              <w:rPr>
+                <w:rStyle w:val="CdigoHTML"/>
+                <w:rFonts w:ascii="Arial" w:eastAsia="Arial MT" w:hAnsi="Arial" w:cs="Arial"/>
+                <w:color w:val="0F1115"/>
+                <w:sz w:val="22"/>
+                <w:szCs w:val="22"/>
+                <w:shd w:val="clear" w:color="auto" w:fill="EBEEF2"/>
+              </w:rPr>
+              <w:t>Usuario.java</w:t>
+            </w:r>
+            <w:r>
+              <w:rPr>
+                <w:rFonts w:ascii="Arial" w:hAnsi="Arial" w:cs="Arial"/>
+                <w:color w:val="0F1115"/>
+              </w:rPr>
+              <w:br/>
+            </w:r>
+            <w:r>
+              <w:rPr>
+                <w:rFonts w:ascii="Arial" w:hAnsi="Arial" w:cs="Arial"/>
+                <w:color w:val="0F1115"/>
+                <w:shd w:val="clear" w:color="auto" w:fill="FFFFFF"/>
+              </w:rPr>
+              <w:t>- Clase </w:t>
+            </w:r>
+            <w:r>
+              <w:rPr>
+                <w:rStyle w:val="CdigoHTML"/>
+                <w:rFonts w:ascii="Arial" w:eastAsia="Arial MT" w:hAnsi="Arial" w:cs="Arial"/>
+                <w:color w:val="0F1115"/>
+                <w:sz w:val="22"/>
+                <w:szCs w:val="22"/>
+                <w:shd w:val="clear" w:color="auto" w:fill="EBEEF2"/>
+              </w:rPr>
+              <w:t>Rol.java</w:t>
+            </w:r>
+            <w:r>
+              <w:rPr>
+                <w:rFonts w:ascii="Arial" w:hAnsi="Arial" w:cs="Arial"/>
+                <w:color w:val="0F1115"/>
+              </w:rPr>
+              <w:br/>
+            </w:r>
+            <w:r>
+              <w:rPr>
+                <w:rFonts w:ascii="Arial" w:hAnsi="Arial" w:cs="Arial"/>
+                <w:color w:val="0F1115"/>
+                <w:shd w:val="clear" w:color="auto" w:fill="FFFFFF"/>
+              </w:rPr>
+              <w:t xml:space="preserve">- Relación </w:t>
+            </w:r>
+            <w:proofErr w:type="spellStart"/>
+            <w:r>
+              <w:rPr>
+                <w:rFonts w:ascii="Arial" w:hAnsi="Arial" w:cs="Arial"/>
+                <w:color w:val="0F1115"/>
+                <w:shd w:val="clear" w:color="auto" w:fill="FFFFFF"/>
+              </w:rPr>
+              <w:t>ManyToOne</w:t>
+            </w:r>
+            <w:proofErr w:type="spellEnd"/>
+          </w:p>
+        </w:tc>
+        <w:tc>
+          <w:tcPr>
+            <w:tcW w:w="5468" w:type="dxa"/>
+          </w:tcPr>
+          <w:p>
+            <w:pPr>
+              <w:rPr>
+                <w:rFonts w:ascii="Arial" w:hAnsi="Arial" w:cs="Arial"/>
+              </w:rPr>
+            </w:pPr>
+            <w:proofErr w:type="spellStart"/>
+            <w:r>
+              <w:rPr>
+                <w:rFonts w:ascii="Arial" w:hAnsi="Arial" w:cs="Arial"/>
+              </w:rPr>
+              <w:t>src</w:t>
+            </w:r>
+            <w:proofErr w:type="spellEnd"/>
+            <w:r>
+              <w:rPr>
+                <w:rFonts w:ascii="Arial" w:hAnsi="Arial" w:cs="Arial"/>
+              </w:rPr>
+              <w:t>/</w:t>
+            </w:r>
+            <w:proofErr w:type="spellStart"/>
+            <w:r>
+              <w:rPr>
+                <w:rFonts w:ascii="Arial" w:hAnsi="Arial" w:cs="Arial"/>
+              </w:rPr>
+              <w:t>main</w:t>
+            </w:r>
+            <w:proofErr w:type="spellEnd"/>
+            <w:r>
+              <w:rPr>
+                <w:rFonts w:ascii="Arial" w:hAnsi="Arial" w:cs="Arial"/>
+              </w:rPr>
+              <w:t>/java/</w:t>
+            </w:r>
+            <w:proofErr w:type="spellStart"/>
+            <w:r>
+              <w:rPr>
+                <w:rFonts w:ascii="Arial" w:hAnsi="Arial" w:cs="Arial"/>
+              </w:rPr>
+              <w:t>com</w:t>
+            </w:r>
+            <w:proofErr w:type="spellEnd"/>
+            <w:r>
+              <w:rPr>
+                <w:rFonts w:ascii="Arial" w:hAnsi="Arial" w:cs="Arial"/>
+              </w:rPr>
+              <w:t>/</w:t>
+            </w:r>
+            <w:proofErr w:type="spellStart"/>
+            <w:r>
+              <w:rPr>
+                <w:rFonts w:ascii="Arial" w:hAnsi="Arial" w:cs="Arial"/>
+              </w:rPr>
+              <w:t>medilink</w:t>
+            </w:r>
+            <w:proofErr w:type="spellEnd"/>
+            <w:r>
+              <w:rPr>
+                <w:rFonts w:ascii="Arial" w:hAnsi="Arial" w:cs="Arial"/>
+              </w:rPr>
+              <w:t>/</w:t>
+            </w:r>
+            <w:proofErr w:type="spellStart"/>
+            <w:r>
+              <w:rPr>
+                <w:rFonts w:ascii="Arial" w:hAnsi="Arial" w:cs="Arial"/>
+              </w:rPr>
+              <w:t>model</w:t>
+            </w:r>
+            <w:proofErr w:type="spellEnd"/>
+            <w:r>
+              <w:rPr>
+                <w:rFonts w:ascii="Arial" w:hAnsi="Arial" w:cs="Arial"/>
+              </w:rPr>
+              <w:t>/Usuario.java</w:t>
+            </w:r>
+          </w:p>
+          <w:p>
+            <w:pPr>
+              <w:rPr>
+                <w:rFonts w:ascii="Arial" w:hAnsi="Arial" w:cs="Arial"/>
+              </w:rPr>
+            </w:pPr>
+            <w:proofErr w:type="spellStart"/>
+            <w:r>
+              <w:rPr>
+                <w:rFonts w:ascii="Arial" w:hAnsi="Arial" w:cs="Arial"/>
+              </w:rPr>
+              <w:t>src</w:t>
+            </w:r>
+            <w:proofErr w:type="spellEnd"/>
+            <w:r>
+              <w:rPr>
+                <w:rFonts w:ascii="Arial" w:hAnsi="Arial" w:cs="Arial"/>
+              </w:rPr>
+              <w:t>/</w:t>
+            </w:r>
+            <w:proofErr w:type="spellStart"/>
+            <w:r>
+              <w:rPr>
+                <w:rFonts w:ascii="Arial" w:hAnsi="Arial" w:cs="Arial"/>
+              </w:rPr>
+              <w:t>main</w:t>
+            </w:r>
+            <w:proofErr w:type="spellEnd"/>
+            <w:r>
+              <w:rPr>
+                <w:rFonts w:ascii="Arial" w:hAnsi="Arial" w:cs="Arial"/>
+              </w:rPr>
+              <w:t>/java/</w:t>
+            </w:r>
+            <w:proofErr w:type="spellStart"/>
+            <w:r>
+              <w:rPr>
+                <w:rFonts w:ascii="Arial" w:hAnsi="Arial" w:cs="Arial"/>
+              </w:rPr>
+              <w:t>com</w:t>
+            </w:r>
+            <w:proofErr w:type="spellEnd"/>
+            <w:r>
+              <w:rPr>
+                <w:rFonts w:ascii="Arial" w:hAnsi="Arial" w:cs="Arial"/>
+              </w:rPr>
+              <w:t>/</w:t>
+            </w:r>
+            <w:proofErr w:type="spellStart"/>
+            <w:r>
+              <w:rPr>
+                <w:rFonts w:ascii="Arial" w:hAnsi="Arial" w:cs="Arial"/>
+              </w:rPr>
+              <w:t>medilink</w:t>
+            </w:r>
+            <w:proofErr w:type="spellEnd"/>
+            <w:r>
+              <w:rPr>
+                <w:rFonts w:ascii="Arial" w:hAnsi="Arial" w:cs="Arial"/>
+              </w:rPr>
+              <w:t>/</w:t>
+            </w:r>
+            <w:proofErr w:type="spellStart"/>
+            <w:r>
+              <w:rPr>
+                <w:rFonts w:ascii="Arial" w:hAnsi="Arial" w:cs="Arial"/>
+              </w:rPr>
+              <w:t>model</w:t>
+            </w:r>
+            <w:proofErr w:type="spellEnd"/>
+            <w:r>
+              <w:rPr>
+                <w:rFonts w:ascii="Arial" w:hAnsi="Arial" w:cs="Arial"/>
+              </w:rPr>
+              <w:t>/Rol.java</w:t>
+            </w:r>
+          </w:p>
+        </w:tc>
+      </w:tr>
+      <w:tr>
+        <w:trPr>
+          <w:trHeight w:val="794"/>
+        </w:trPr>
+        <w:tc>
+          <w:tcPr>
+            <w:tcW w:w="1354" w:type="dxa"/>
+          </w:tcPr>
+          <w:p>
+            <w:pPr>
+              <w:rPr>
+                <w:rFonts w:ascii="Arial" w:hAnsi="Arial" w:cs="Arial"/>
+              </w:rPr>
+            </w:pPr>
+            <w:r>
+              <w:rPr>
+                <w:rFonts w:ascii="Arial" w:hAnsi="Arial" w:cs="Arial"/>
+              </w:rPr>
+              <w:t>Crear repositorios</w:t>
+            </w:r>
+          </w:p>
+        </w:tc>
+        <w:tc>
+          <w:tcPr>
+            <w:tcW w:w="3776" w:type="dxa"/>
+          </w:tcPr>
+          <w:p>
+            <w:pPr>
+              <w:rPr>
+                <w:rFonts w:ascii="Arial" w:hAnsi="Arial" w:cs="Arial"/>
+              </w:rPr>
+            </w:pPr>
+            <w:r>
+              <w:rPr>
+                <w:rFonts w:ascii="Arial" w:hAnsi="Arial" w:cs="Arial"/>
+              </w:rPr>
+              <w:t xml:space="preserve">- Interfaz </w:t>
+            </w:r>
+            <w:proofErr w:type="spellStart"/>
+            <w:r>
+              <w:rPr>
+                <w:rFonts w:ascii="Arial" w:hAnsi="Arial" w:cs="Arial"/>
+              </w:rPr>
+              <w:t>UsuarioRepository</w:t>
+            </w:r>
+            <w:proofErr w:type="spellEnd"/>
+          </w:p>
+          <w:p>
+            <w:pPr>
+              <w:rPr>
+                <w:rFonts w:ascii="Arial" w:hAnsi="Arial" w:cs="Arial"/>
+              </w:rPr>
+            </w:pPr>
+            <w:r>
+              <w:rPr>
+                <w:rFonts w:ascii="Arial" w:hAnsi="Arial" w:cs="Arial"/>
+              </w:rPr>
+              <w:t xml:space="preserve">- Interfaz </w:t>
+            </w:r>
+            <w:proofErr w:type="spellStart"/>
+            <w:r>
+              <w:rPr>
+                <w:rFonts w:ascii="Arial" w:hAnsi="Arial" w:cs="Arial"/>
+              </w:rPr>
+              <w:t>RolRepository</w:t>
+            </w:r>
+            <w:proofErr w:type="spellEnd"/>
+          </w:p>
+        </w:tc>
+        <w:tc>
+          <w:tcPr>
+            <w:tcW w:w="5468" w:type="dxa"/>
+          </w:tcPr>
+          <w:p>
+            <w:pPr>
+              <w:rPr>
+                <w:rFonts w:ascii="Arial" w:hAnsi="Arial" w:cs="Arial"/>
+              </w:rPr>
+            </w:pPr>
+            <w:proofErr w:type="spellStart"/>
+            <w:r>
+              <w:rPr>
+                <w:rFonts w:ascii="Arial" w:hAnsi="Arial" w:cs="Arial"/>
+              </w:rPr>
+              <w:t>src</w:t>
+            </w:r>
+            <w:proofErr w:type="spellEnd"/>
+            <w:r>
+              <w:rPr>
+                <w:rFonts w:ascii="Arial" w:hAnsi="Arial" w:cs="Arial"/>
+              </w:rPr>
+              <w:t>/</w:t>
+            </w:r>
+            <w:proofErr w:type="spellStart"/>
+            <w:r>
+              <w:rPr>
+                <w:rFonts w:ascii="Arial" w:hAnsi="Arial" w:cs="Arial"/>
+              </w:rPr>
+              <w:t>main</w:t>
+            </w:r>
+            <w:proofErr w:type="spellEnd"/>
+            <w:r>
+              <w:rPr>
+                <w:rFonts w:ascii="Arial" w:hAnsi="Arial" w:cs="Arial"/>
+              </w:rPr>
+              <w:t>/java/</w:t>
+            </w:r>
+            <w:proofErr w:type="spellStart"/>
+            <w:r>
+              <w:rPr>
+                <w:rFonts w:ascii="Arial" w:hAnsi="Arial" w:cs="Arial"/>
+              </w:rPr>
+              <w:t>com</w:t>
+            </w:r>
+            <w:proofErr w:type="spellEnd"/>
+            <w:r>
+              <w:rPr>
+                <w:rFonts w:ascii="Arial" w:hAnsi="Arial" w:cs="Arial"/>
+              </w:rPr>
+              <w:t>/</w:t>
+            </w:r>
+            <w:proofErr w:type="spellStart"/>
+            <w:r>
+              <w:rPr>
+                <w:rFonts w:ascii="Arial" w:hAnsi="Arial" w:cs="Arial"/>
+              </w:rPr>
+              <w:t>medilink</w:t>
+            </w:r>
+            <w:proofErr w:type="spellEnd"/>
+            <w:r>
+              <w:rPr>
+                <w:rFonts w:ascii="Arial" w:hAnsi="Arial" w:cs="Arial"/>
+              </w:rPr>
+              <w:t>/</w:t>
+            </w:r>
+            <w:proofErr w:type="spellStart"/>
+            <w:r>
+              <w:rPr>
+                <w:rFonts w:ascii="Arial" w:hAnsi="Arial" w:cs="Arial"/>
+              </w:rPr>
+              <w:t>repository</w:t>
+            </w:r>
+            <w:proofErr w:type="spellEnd"/>
+            <w:r>
+              <w:rPr>
+                <w:rFonts w:ascii="Arial" w:hAnsi="Arial" w:cs="Arial"/>
+              </w:rPr>
+              <w:t>/UsuarioRepository.java</w:t>
+            </w:r>
+          </w:p>
+        </w:tc>
+      </w:tr>
+    </w:tbl>
+    <w:p/>
+    <w:p/>
+    <w:p/>
+    <w:p/>
+    <w:p/>
+    <w:p/>
+    <w:p/>
+    <w:p/>
+    <w:p/>
+    <w:p/>
+    <w:p/>
+    <w:p/>
+    <w:p/>
+    <w:p/>
+    <w:p/>
+    <w:p/>
+    <w:p/>
+    <w:p/>
+    <w:p/>
+    <w:p/>
+    <w:p/>
+    <w:p/>
+    <w:p/>
+    <w:p/>
+    <w:p/>
+    <w:p/>
+    <w:p/>
+    <w:p/>
+    <w:p/>
+    <w:p/>
+    <w:p>
+      <w:pPr>
+        <w:pStyle w:val="Ttulo3"/>
+      </w:pPr>
+      <w:r>
+        <w:t>SPRINT 1: Autenticación y Seguridad</w:t>
+      </w:r>
+    </w:p>
+    <w:p/>
+    <w:p>
+      <w:pPr>
+        <w:rPr>
+          <w:rFonts w:ascii="Segoe UI" w:hAnsi="Segoe UI" w:cs="Segoe UI"/>
+          <w:color w:val="0F1115"/>
+          <w:shd w:val="clear" w:color="auto" w:fill="FFFFFF"/>
+        </w:rPr>
+      </w:pPr>
+      <w:r>
+        <w:rPr>
+          <w:rStyle w:val="Fuerte"/>
+          <w:rFonts w:ascii="Segoe UI" w:hAnsi="Segoe UI" w:cs="Segoe UI"/>
+          <w:color w:val="0F1115"/>
+          <w:shd w:val="clear" w:color="auto" w:fill="FFFFFF"/>
+        </w:rPr>
+        <w:t>Duración:</w:t>
+      </w:r>
+      <w:r>
+        <w:rPr>
+          <w:rFonts w:ascii="Segoe UI" w:hAnsi="Segoe UI" w:cs="Segoe UI"/>
+          <w:color w:val="0F1115"/>
+          <w:shd w:val="clear" w:color="auto" w:fill="FFFFFF"/>
+        </w:rPr>
+        <w:t> Semana 1-2</w:t>
+      </w:r>
+    </w:p>
+    <w:p>
+      <w:pPr>
+        <w:rPr>
+          <w:rFonts w:ascii="Segoe UI" w:hAnsi="Segoe UI" w:cs="Segoe UI"/>
+          <w:color w:val="0F1115"/>
+          <w:shd w:val="clear" w:color="auto" w:fill="FFFFFF"/>
+        </w:rPr>
+      </w:pPr>
+    </w:p>
+    <w:p>
+      <w:pPr>
+        <w:rPr>
+          <w:rFonts w:ascii="Segoe UI" w:hAnsi="Segoe UI" w:cs="Segoe UI"/>
+          <w:color w:val="0F1115"/>
+          <w:shd w:val="clear" w:color="auto" w:fill="FFFFFF"/>
+        </w:rPr>
+      </w:pPr>
+      <w:r>
+        <w:rPr>
+          <w:rStyle w:val="Fuerte"/>
+          <w:rFonts w:ascii="Segoe UI" w:hAnsi="Segoe UI" w:cs="Segoe UI"/>
+          <w:color w:val="0F1115"/>
+          <w:shd w:val="clear" w:color="auto" w:fill="FFFFFF"/>
+        </w:rPr>
+        <w:t>Objetivo:</w:t>
+      </w:r>
+      <w:r>
+        <w:rPr>
+          <w:rFonts w:ascii="Segoe UI" w:hAnsi="Segoe UI" w:cs="Segoe UI"/>
+          <w:color w:val="0F1115"/>
+          <w:shd w:val="clear" w:color="auto" w:fill="FFFFFF"/>
+        </w:rPr>
+        <w:t> Tener el proyecto Spring Boot funcionando localmente con base de datos conectada.</w:t>
+      </w:r>
+    </w:p>
+    <w:p/>
+    <w:tbl>
+      <w:tblPr>
+        <w:tblW w:w="11483" w:type="dxa"/>
+        <w:tblInd w:w="-1555" w:type="dxa"/>
+        <w:tblBorders>
+          <w:top w:val="single" w:sz="4" w:space="0" w:color="auto"/>
+          <w:left w:val="single" w:sz="4" w:space="0" w:color="auto"/>
+          <w:bottom w:val="single" w:sz="4" w:space="0" w:color="auto"/>
+          <w:right w:val="single" w:sz="4" w:space="0" w:color="auto"/>
+          <w:insideH w:val="single" w:sz="4" w:space="0" w:color="auto"/>
+          <w:insideV w:val="single" w:sz="4" w:space="0" w:color="auto"/>
+        </w:tblBorders>
+        <w:shd w:val="clear" w:color="auto" w:fill="FFFFFF"/>
+        <w:tblLayout w:type="fixed"/>
+        <w:tblCellMar>
+          <w:top w:w="15" w:type="dxa"/>
+          <w:left w:w="15" w:type="dxa"/>
+          <w:bottom w:w="15" w:type="dxa"/>
+          <w:right w:w="15" w:type="dxa"/>
+        </w:tblCellMar>
+        <w:tblLook w:val="04A0" w:firstRow="1" w:lastRow="0" w:firstColumn="1" w:lastColumn="0" w:noHBand="0" w:noVBand="1"/>
+      </w:tblPr>
+      <w:tblGrid>
+        <w:gridCol w:w="1844"/>
+        <w:gridCol w:w="3969"/>
+        <w:gridCol w:w="5670"/>
+      </w:tblGrid>
+      <w:tr>
+        <w:trPr>
+          <w:tblHeader/>
+        </w:trPr>
+        <w:tc>
+          <w:tcPr>
+            <w:tcW w:w="1844" w:type="dxa"/>
+            <w:shd w:val="clear" w:color="auto" w:fill="FFFFFF"/>
+            <w:tcMar>
+              <w:top w:w="150" w:type="dxa"/>
+              <w:left w:w="0" w:type="dxa"/>
+              <w:bottom w:w="150" w:type="dxa"/>
+              <w:right w:w="240" w:type="dxa"/>
+            </w:tcMar>
+            <w:vAlign w:val="center"/>
+            <w:hideMark/>
+          </w:tcPr>
+          <w:p>
+            <w:pPr>
+              <w:widowControl/>
+              <w:autoSpaceDE/>
+              <w:autoSpaceDN/>
+              <w:spacing w:line="375" w:lineRule="atLeast"/>
+              <w:rPr>
+                <w:rFonts w:ascii="Arial" w:eastAsia="Times New Roman" w:hAnsi="Arial" w:cs="Arial"/>
+                <w:color w:val="0F1115"/>
+                <w:lang w:val="es-PE" w:eastAsia="es-PE"/>
+              </w:rPr>
+            </w:pPr>
+            <w:r>
+              <w:rPr>
+                <w:rFonts w:ascii="Arial" w:eastAsia="Times New Roman" w:hAnsi="Arial" w:cs="Arial"/>
+                <w:color w:val="0F1115"/>
+                <w:lang w:val="es-PE" w:eastAsia="es-PE"/>
+              </w:rPr>
+              <w:t>Actividad</w:t>
+            </w:r>
+          </w:p>
+        </w:tc>
+        <w:tc>
+          <w:tcPr>
+            <w:tcW w:w="3969" w:type="dxa"/>
+            <w:shd w:val="clear" w:color="auto" w:fill="FFFFFF"/>
+            <w:tcMar>
+              <w:top w:w="150" w:type="dxa"/>
+              <w:left w:w="240" w:type="dxa"/>
+              <w:bottom w:w="150" w:type="dxa"/>
+              <w:right w:w="240" w:type="dxa"/>
+            </w:tcMar>
+            <w:vAlign w:val="center"/>
+            <w:hideMark/>
+          </w:tcPr>
+          <w:p>
+            <w:pPr>
+              <w:widowControl/>
+              <w:autoSpaceDE/>
+              <w:autoSpaceDN/>
+              <w:spacing w:line="375" w:lineRule="atLeast"/>
+              <w:rPr>
+                <w:rFonts w:ascii="Arial" w:eastAsia="Times New Roman" w:hAnsi="Arial" w:cs="Arial"/>
+                <w:color w:val="0F1115"/>
+                <w:lang w:val="es-PE" w:eastAsia="es-PE"/>
+              </w:rPr>
+            </w:pPr>
+            <w:r>
+              <w:rPr>
+                <w:rFonts w:ascii="Arial" w:eastAsia="Times New Roman" w:hAnsi="Arial" w:cs="Arial"/>
+                <w:color w:val="0F1115"/>
+                <w:lang w:val="es-PE" w:eastAsia="es-PE"/>
+              </w:rPr>
+              <w:t>Tareas técnicas</w:t>
+            </w:r>
+          </w:p>
+        </w:tc>
+        <w:tc>
+          <w:tcPr>
+            <w:tcW w:w="5670" w:type="dxa"/>
+            <w:shd w:val="clear" w:color="auto" w:fill="FFFFFF"/>
+            <w:tcMar>
+              <w:top w:w="150" w:type="dxa"/>
+              <w:left w:w="240" w:type="dxa"/>
+              <w:bottom w:w="150" w:type="dxa"/>
+              <w:right w:w="240" w:type="dxa"/>
+            </w:tcMar>
+            <w:vAlign w:val="center"/>
+            <w:hideMark/>
+          </w:tcPr>
+          <w:p>
+            <w:pPr>
+              <w:widowControl/>
+              <w:autoSpaceDE/>
+              <w:autoSpaceDN/>
+              <w:spacing w:line="375" w:lineRule="atLeast"/>
+              <w:rPr>
+                <w:rFonts w:ascii="Arial" w:eastAsia="Times New Roman" w:hAnsi="Arial" w:cs="Arial"/>
+                <w:color w:val="0F1115"/>
+                <w:lang w:val="es-PE" w:eastAsia="es-PE"/>
+              </w:rPr>
+            </w:pPr>
+            <w:r>
+              <w:rPr>
+                <w:rFonts w:ascii="Arial" w:eastAsia="Times New Roman" w:hAnsi="Arial" w:cs="Arial"/>
+                <w:color w:val="0F1115"/>
+                <w:lang w:val="es-PE" w:eastAsia="es-PE"/>
+              </w:rPr>
+              <w:t>Archivos a crear/modificar</w:t>
+            </w:r>
+          </w:p>
+        </w:tc>
+      </w:tr>
+      <w:tr>
+        <w:tc>
+          <w:tcPr>
+            <w:tcW w:w="1844" w:type="dxa"/>
+            <w:shd w:val="clear" w:color="auto" w:fill="FFFFFF"/>
+            <w:tcMar>
+              <w:top w:w="150" w:type="dxa"/>
+              <w:left w:w="0" w:type="dxa"/>
+              <w:bottom w:w="150" w:type="dxa"/>
+              <w:right w:w="240" w:type="dxa"/>
+            </w:tcMar>
+            <w:vAlign w:val="center"/>
+            <w:hideMark/>
+          </w:tcPr>
+          <w:p>
+            <w:pPr>
+              <w:widowControl/>
+              <w:autoSpaceDE/>
+              <w:autoSpaceDN/>
+              <w:spacing w:line="375" w:lineRule="atLeast"/>
+              <w:rPr>
+                <w:rFonts w:ascii="Arial" w:eastAsia="Times New Roman" w:hAnsi="Arial" w:cs="Arial"/>
+                <w:color w:val="0F1115"/>
+                <w:lang w:val="es-PE" w:eastAsia="es-PE"/>
+              </w:rPr>
+            </w:pPr>
+            <w:r>
+              <w:rPr>
+                <w:rFonts w:ascii="Arial" w:eastAsia="Times New Roman" w:hAnsi="Arial" w:cs="Arial"/>
+                <w:color w:val="0F1115"/>
+                <w:lang w:val="es-PE" w:eastAsia="es-PE"/>
+              </w:rPr>
+              <w:t>Configurar Spring Security</w:t>
+            </w:r>
+          </w:p>
+        </w:tc>
+        <w:tc>
+          <w:tcPr>
+            <w:tcW w:w="3969" w:type="dxa"/>
+            <w:shd w:val="clear" w:color="auto" w:fill="FFFFFF"/>
+            <w:tcMar>
+              <w:top w:w="150" w:type="dxa"/>
+              <w:left w:w="240" w:type="dxa"/>
+              <w:bottom w:w="150" w:type="dxa"/>
+              <w:right w:w="240" w:type="dxa"/>
+            </w:tcMar>
+            <w:vAlign w:val="center"/>
+            <w:hideMark/>
+          </w:tcPr>
+          <w:p>
+            <w:pPr>
+              <w:widowControl/>
+              <w:autoSpaceDE/>
+              <w:autoSpaceDN/>
+              <w:spacing w:line="375" w:lineRule="atLeast"/>
+              <w:rPr>
+                <w:rFonts w:ascii="Arial" w:eastAsia="Times New Roman" w:hAnsi="Arial" w:cs="Arial"/>
+                <w:color w:val="0F1115"/>
+                <w:lang w:val="es-PE" w:eastAsia="es-PE"/>
+              </w:rPr>
+            </w:pPr>
+            <w:r>
+              <w:rPr>
+                <w:rFonts w:ascii="Arial" w:eastAsia="Times New Roman" w:hAnsi="Arial" w:cs="Arial"/>
+                <w:color w:val="0F1115"/>
+                <w:lang w:val="es-PE" w:eastAsia="es-PE"/>
+              </w:rPr>
+              <w:t>- Agregar dependencia Spring Security</w:t>
+            </w:r>
+            <w:r>
+              <w:rPr>
+                <w:rFonts w:ascii="Arial" w:eastAsia="Times New Roman" w:hAnsi="Arial" w:cs="Arial"/>
+                <w:color w:val="0F1115"/>
+                <w:lang w:val="es-PE" w:eastAsia="es-PE"/>
+              </w:rPr>
+              <w:br/>
+              <w:t>- Crear </w:t>
+            </w:r>
+            <w:r>
+              <w:rPr>
+                <w:rFonts w:ascii="Arial" w:eastAsia="Times New Roman" w:hAnsi="Arial" w:cs="Arial"/>
+                <w:color w:val="0F1115"/>
+                <w:shd w:val="clear" w:color="auto" w:fill="EBEEF2"/>
+                <w:lang w:val="es-PE" w:eastAsia="es-PE"/>
+              </w:rPr>
+              <w:t>SecurityConfig.java</w:t>
+            </w:r>
+            <w:r>
+              <w:rPr>
+                <w:rFonts w:ascii="Arial" w:eastAsia="Times New Roman" w:hAnsi="Arial" w:cs="Arial"/>
+                <w:color w:val="0F1115"/>
+                <w:lang w:val="es-PE" w:eastAsia="es-PE"/>
+              </w:rPr>
+              <w:br/>
+              <w:t>- Configurar filtros JWT</w:t>
+            </w:r>
+          </w:p>
+        </w:tc>
+        <w:tc>
+          <w:tcPr>
+            <w:tcW w:w="5670" w:type="dxa"/>
+            <w:shd w:val="clear" w:color="auto" w:fill="FFFFFF"/>
+            <w:tcMar>
+              <w:top w:w="150" w:type="dxa"/>
+              <w:left w:w="240" w:type="dxa"/>
+              <w:bottom w:w="150" w:type="dxa"/>
+              <w:right w:w="0" w:type="dxa"/>
+            </w:tcMar>
+            <w:vAlign w:val="center"/>
+            <w:hideMark/>
+          </w:tcPr>
+          <w:p>
+            <w:pPr>
+              <w:widowControl/>
+              <w:autoSpaceDE/>
+              <w:autoSpaceDN/>
+              <w:spacing w:line="375" w:lineRule="atLeast"/>
+              <w:rPr>
+                <w:rFonts w:ascii="Arial" w:eastAsia="Times New Roman" w:hAnsi="Arial" w:cs="Arial"/>
+                <w:color w:val="0F1115"/>
+                <w:lang w:val="es-PE" w:eastAsia="es-PE"/>
+              </w:rPr>
+            </w:pPr>
+            <w:r>
+              <w:rPr>
+                <w:rFonts w:ascii="Arial" w:eastAsia="Times New Roman" w:hAnsi="Arial" w:cs="Arial"/>
+                <w:color w:val="0F1115"/>
+                <w:shd w:val="clear" w:color="auto" w:fill="EBEEF2"/>
+                <w:lang w:val="es-PE" w:eastAsia="es-PE"/>
+              </w:rPr>
+              <w:t>pom.xml</w:t>
+            </w:r>
+            <w:r>
+              <w:rPr>
+                <w:rFonts w:ascii="Arial" w:eastAsia="Times New Roman" w:hAnsi="Arial" w:cs="Arial"/>
+                <w:color w:val="0F1115"/>
+                <w:lang w:val="es-PE" w:eastAsia="es-PE"/>
+              </w:rPr>
+              <w:br/>
+            </w:r>
+            <w:proofErr w:type="spellStart"/>
+            <w:r>
+              <w:rPr>
+                <w:rFonts w:ascii="Arial" w:eastAsia="Times New Roman" w:hAnsi="Arial" w:cs="Arial"/>
+                <w:color w:val="0F1115"/>
+                <w:shd w:val="clear" w:color="auto" w:fill="EBEEF2"/>
+                <w:lang w:val="es-PE" w:eastAsia="es-PE"/>
+              </w:rPr>
+              <w:t>src</w:t>
+            </w:r>
+            <w:proofErr w:type="spellEnd"/>
+            <w:r>
+              <w:rPr>
+                <w:rFonts w:ascii="Arial" w:eastAsia="Times New Roman" w:hAnsi="Arial" w:cs="Arial"/>
+                <w:color w:val="0F1115"/>
+                <w:shd w:val="clear" w:color="auto" w:fill="EBEEF2"/>
+                <w:lang w:val="es-PE" w:eastAsia="es-PE"/>
+              </w:rPr>
+              <w:t>/</w:t>
+            </w:r>
+            <w:proofErr w:type="spellStart"/>
+            <w:r>
+              <w:rPr>
+                <w:rFonts w:ascii="Arial" w:eastAsia="Times New Roman" w:hAnsi="Arial" w:cs="Arial"/>
+                <w:color w:val="0F1115"/>
+                <w:shd w:val="clear" w:color="auto" w:fill="EBEEF2"/>
+                <w:lang w:val="es-PE" w:eastAsia="es-PE"/>
+              </w:rPr>
+              <w:t>main</w:t>
+            </w:r>
+            <w:proofErr w:type="spellEnd"/>
+            <w:r>
+              <w:rPr>
+                <w:rFonts w:ascii="Arial" w:eastAsia="Times New Roman" w:hAnsi="Arial" w:cs="Arial"/>
+                <w:color w:val="0F1115"/>
+                <w:shd w:val="clear" w:color="auto" w:fill="EBEEF2"/>
+                <w:lang w:val="es-PE" w:eastAsia="es-PE"/>
+              </w:rPr>
+              <w:t>/java/</w:t>
+            </w:r>
+            <w:proofErr w:type="spellStart"/>
+            <w:r>
+              <w:rPr>
+                <w:rFonts w:ascii="Arial" w:eastAsia="Times New Roman" w:hAnsi="Arial" w:cs="Arial"/>
+                <w:color w:val="0F1115"/>
+                <w:shd w:val="clear" w:color="auto" w:fill="EBEEF2"/>
+                <w:lang w:val="es-PE" w:eastAsia="es-PE"/>
+              </w:rPr>
+              <w:t>com</w:t>
+            </w:r>
+            <w:proofErr w:type="spellEnd"/>
+            <w:r>
+              <w:rPr>
+                <w:rFonts w:ascii="Arial" w:eastAsia="Times New Roman" w:hAnsi="Arial" w:cs="Arial"/>
+                <w:color w:val="0F1115"/>
+                <w:shd w:val="clear" w:color="auto" w:fill="EBEEF2"/>
+                <w:lang w:val="es-PE" w:eastAsia="es-PE"/>
+              </w:rPr>
+              <w:t>/</w:t>
+            </w:r>
+            <w:proofErr w:type="spellStart"/>
+            <w:r>
+              <w:rPr>
+                <w:rFonts w:ascii="Arial" w:eastAsia="Times New Roman" w:hAnsi="Arial" w:cs="Arial"/>
+                <w:color w:val="0F1115"/>
+                <w:shd w:val="clear" w:color="auto" w:fill="EBEEF2"/>
+                <w:lang w:val="es-PE" w:eastAsia="es-PE"/>
+              </w:rPr>
+              <w:t>medilink</w:t>
+            </w:r>
+            <w:proofErr w:type="spellEnd"/>
+            <w:r>
+              <w:rPr>
+                <w:rFonts w:ascii="Arial" w:eastAsia="Times New Roman" w:hAnsi="Arial" w:cs="Arial"/>
+                <w:color w:val="0F1115"/>
+                <w:shd w:val="clear" w:color="auto" w:fill="EBEEF2"/>
+                <w:lang w:val="es-PE" w:eastAsia="es-PE"/>
+              </w:rPr>
+              <w:t>/</w:t>
+            </w:r>
+            <w:proofErr w:type="spellStart"/>
+            <w:r>
+              <w:rPr>
+                <w:rFonts w:ascii="Arial" w:eastAsia="Times New Roman" w:hAnsi="Arial" w:cs="Arial"/>
+                <w:color w:val="0F1115"/>
+                <w:shd w:val="clear" w:color="auto" w:fill="EBEEF2"/>
+                <w:lang w:val="es-PE" w:eastAsia="es-PE"/>
+              </w:rPr>
+              <w:t>config</w:t>
+            </w:r>
+            <w:proofErr w:type="spellEnd"/>
+            <w:r>
+              <w:rPr>
+                <w:rFonts w:ascii="Arial" w:eastAsia="Times New Roman" w:hAnsi="Arial" w:cs="Arial"/>
+                <w:color w:val="0F1115"/>
+                <w:shd w:val="clear" w:color="auto" w:fill="EBEEF2"/>
+                <w:lang w:val="es-PE" w:eastAsia="es-PE"/>
+              </w:rPr>
+              <w:t>/SecurityConfig.java</w:t>
+            </w:r>
+          </w:p>
+        </w:tc>
+      </w:tr>
+      <w:tr>
+        <w:tc>
+          <w:tcPr>
+            <w:tcW w:w="1844" w:type="dxa"/>
+            <w:shd w:val="clear" w:color="auto" w:fill="FFFFFF"/>
+            <w:tcMar>
+              <w:top w:w="150" w:type="dxa"/>
+              <w:left w:w="0" w:type="dxa"/>
+              <w:bottom w:w="150" w:type="dxa"/>
+              <w:right w:w="240" w:type="dxa"/>
+            </w:tcMar>
+            <w:vAlign w:val="center"/>
+            <w:hideMark/>
+          </w:tcPr>
+          <w:p>
+            <w:pPr>
+              <w:widowControl/>
+              <w:autoSpaceDE/>
+              <w:autoSpaceDN/>
+              <w:spacing w:line="375" w:lineRule="atLeast"/>
+              <w:rPr>
+                <w:rFonts w:ascii="Arial" w:eastAsia="Times New Roman" w:hAnsi="Arial" w:cs="Arial"/>
+                <w:color w:val="0F1115"/>
+                <w:lang w:val="es-PE" w:eastAsia="es-PE"/>
+              </w:rPr>
+            </w:pPr>
+            <w:r>
+              <w:rPr>
+                <w:rFonts w:ascii="Arial" w:eastAsia="Times New Roman" w:hAnsi="Arial" w:cs="Arial"/>
+                <w:color w:val="0F1115"/>
+                <w:lang w:val="es-PE" w:eastAsia="es-PE"/>
+              </w:rPr>
+              <w:t>Implementar JWT</w:t>
+            </w:r>
+          </w:p>
+        </w:tc>
+        <w:tc>
+          <w:tcPr>
+            <w:tcW w:w="3969" w:type="dxa"/>
+            <w:shd w:val="clear" w:color="auto" w:fill="FFFFFF"/>
+            <w:tcMar>
+              <w:top w:w="150" w:type="dxa"/>
+              <w:left w:w="240" w:type="dxa"/>
+              <w:bottom w:w="150" w:type="dxa"/>
+              <w:right w:w="240" w:type="dxa"/>
+            </w:tcMar>
+            <w:vAlign w:val="center"/>
+            <w:hideMark/>
+          </w:tcPr>
+          <w:p>
+            <w:pPr>
+              <w:widowControl/>
+              <w:autoSpaceDE/>
+              <w:autoSpaceDN/>
+              <w:spacing w:line="375" w:lineRule="atLeast"/>
+              <w:rPr>
+                <w:rFonts w:ascii="Arial" w:eastAsia="Times New Roman" w:hAnsi="Arial" w:cs="Arial"/>
+                <w:color w:val="0F1115"/>
+                <w:lang w:val="es-PE" w:eastAsia="es-PE"/>
+              </w:rPr>
+            </w:pPr>
+            <w:r>
+              <w:rPr>
+                <w:rFonts w:ascii="Arial" w:eastAsia="Times New Roman" w:hAnsi="Arial" w:cs="Arial"/>
+                <w:color w:val="0F1115"/>
+                <w:lang w:val="es-PE" w:eastAsia="es-PE"/>
+              </w:rPr>
+              <w:t>- Clase </w:t>
+            </w:r>
+            <w:r>
+              <w:rPr>
+                <w:rFonts w:ascii="Arial" w:eastAsia="Times New Roman" w:hAnsi="Arial" w:cs="Arial"/>
+                <w:color w:val="0F1115"/>
+                <w:shd w:val="clear" w:color="auto" w:fill="EBEEF2"/>
+                <w:lang w:val="es-PE" w:eastAsia="es-PE"/>
+              </w:rPr>
+              <w:t>JwtUtil.java</w:t>
+            </w:r>
+            <w:r>
+              <w:rPr>
+                <w:rFonts w:ascii="Arial" w:eastAsia="Times New Roman" w:hAnsi="Arial" w:cs="Arial"/>
+                <w:color w:val="0F1115"/>
+                <w:lang w:val="es-PE" w:eastAsia="es-PE"/>
+              </w:rPr>
+              <w:t> (generar/validar tokens)</w:t>
+            </w:r>
+            <w:r>
+              <w:rPr>
+                <w:rFonts w:ascii="Arial" w:eastAsia="Times New Roman" w:hAnsi="Arial" w:cs="Arial"/>
+                <w:color w:val="0F1115"/>
+                <w:lang w:val="es-PE" w:eastAsia="es-PE"/>
+              </w:rPr>
+              <w:br/>
+              <w:t>- Clase </w:t>
+            </w:r>
+            <w:proofErr w:type="spellStart"/>
+            <w:r>
+              <w:rPr>
+                <w:rFonts w:ascii="Arial" w:eastAsia="Times New Roman" w:hAnsi="Arial" w:cs="Arial"/>
+                <w:color w:val="0F1115"/>
+                <w:shd w:val="clear" w:color="auto" w:fill="EBEEF2"/>
+                <w:lang w:val="es-PE" w:eastAsia="es-PE"/>
+              </w:rPr>
+              <w:t>JwtAuthenticationFilter</w:t>
+            </w:r>
+            <w:proofErr w:type="spellEnd"/>
+          </w:p>
+        </w:tc>
+        <w:tc>
+          <w:tcPr>
+            <w:tcW w:w="5670" w:type="dxa"/>
+            <w:shd w:val="clear" w:color="auto" w:fill="FFFFFF"/>
+            <w:tcMar>
+              <w:top w:w="150" w:type="dxa"/>
+              <w:left w:w="240" w:type="dxa"/>
+              <w:bottom w:w="150" w:type="dxa"/>
+              <w:right w:w="0" w:type="dxa"/>
+            </w:tcMar>
+            <w:vAlign w:val="center"/>
+            <w:hideMark/>
+          </w:tcPr>
+          <w:p>
+            <w:pPr>
+              <w:widowControl/>
+              <w:autoSpaceDE/>
+              <w:autoSpaceDN/>
+              <w:spacing w:line="375" w:lineRule="atLeast"/>
+              <w:rPr>
+                <w:rFonts w:ascii="Arial" w:eastAsia="Times New Roman" w:hAnsi="Arial" w:cs="Arial"/>
+                <w:color w:val="0F1115"/>
+                <w:lang w:val="es-PE" w:eastAsia="es-PE"/>
+              </w:rPr>
+            </w:pPr>
+            <w:proofErr w:type="spellStart"/>
+            <w:r>
+              <w:rPr>
+                <w:rFonts w:ascii="Arial" w:eastAsia="Times New Roman" w:hAnsi="Arial" w:cs="Arial"/>
+                <w:color w:val="0F1115"/>
+                <w:shd w:val="clear" w:color="auto" w:fill="EBEEF2"/>
+                <w:lang w:val="es-PE" w:eastAsia="es-PE"/>
+              </w:rPr>
+              <w:t>src</w:t>
+            </w:r>
+            <w:proofErr w:type="spellEnd"/>
+            <w:r>
+              <w:rPr>
+                <w:rFonts w:ascii="Arial" w:eastAsia="Times New Roman" w:hAnsi="Arial" w:cs="Arial"/>
+                <w:color w:val="0F1115"/>
+                <w:shd w:val="clear" w:color="auto" w:fill="EBEEF2"/>
+                <w:lang w:val="es-PE" w:eastAsia="es-PE"/>
+              </w:rPr>
+              <w:t>/</w:t>
+            </w:r>
+            <w:proofErr w:type="spellStart"/>
+            <w:r>
+              <w:rPr>
+                <w:rFonts w:ascii="Arial" w:eastAsia="Times New Roman" w:hAnsi="Arial" w:cs="Arial"/>
+                <w:color w:val="0F1115"/>
+                <w:shd w:val="clear" w:color="auto" w:fill="EBEEF2"/>
+                <w:lang w:val="es-PE" w:eastAsia="es-PE"/>
+              </w:rPr>
+              <w:t>main</w:t>
+            </w:r>
+            <w:proofErr w:type="spellEnd"/>
+            <w:r>
+              <w:rPr>
+                <w:rFonts w:ascii="Arial" w:eastAsia="Times New Roman" w:hAnsi="Arial" w:cs="Arial"/>
+                <w:color w:val="0F1115"/>
+                <w:shd w:val="clear" w:color="auto" w:fill="EBEEF2"/>
+                <w:lang w:val="es-PE" w:eastAsia="es-PE"/>
+              </w:rPr>
+              <w:t>/java/</w:t>
+            </w:r>
+            <w:proofErr w:type="spellStart"/>
+            <w:r>
+              <w:rPr>
+                <w:rFonts w:ascii="Arial" w:eastAsia="Times New Roman" w:hAnsi="Arial" w:cs="Arial"/>
+                <w:color w:val="0F1115"/>
+                <w:shd w:val="clear" w:color="auto" w:fill="EBEEF2"/>
+                <w:lang w:val="es-PE" w:eastAsia="es-PE"/>
+              </w:rPr>
+              <w:t>com</w:t>
+            </w:r>
+            <w:proofErr w:type="spellEnd"/>
+            <w:r>
+              <w:rPr>
+                <w:rFonts w:ascii="Arial" w:eastAsia="Times New Roman" w:hAnsi="Arial" w:cs="Arial"/>
+                <w:color w:val="0F1115"/>
+                <w:shd w:val="clear" w:color="auto" w:fill="EBEEF2"/>
+                <w:lang w:val="es-PE" w:eastAsia="es-PE"/>
+              </w:rPr>
+              <w:t>/</w:t>
+            </w:r>
+            <w:proofErr w:type="spellStart"/>
+            <w:r>
+              <w:rPr>
+                <w:rFonts w:ascii="Arial" w:eastAsia="Times New Roman" w:hAnsi="Arial" w:cs="Arial"/>
+                <w:color w:val="0F1115"/>
+                <w:shd w:val="clear" w:color="auto" w:fill="EBEEF2"/>
+                <w:lang w:val="es-PE" w:eastAsia="es-PE"/>
+              </w:rPr>
+              <w:t>medilink</w:t>
+            </w:r>
+            <w:proofErr w:type="spellEnd"/>
+            <w:r>
+              <w:rPr>
+                <w:rFonts w:ascii="Arial" w:eastAsia="Times New Roman" w:hAnsi="Arial" w:cs="Arial"/>
+                <w:color w:val="0F1115"/>
+                <w:shd w:val="clear" w:color="auto" w:fill="EBEEF2"/>
+                <w:lang w:val="es-PE" w:eastAsia="es-PE"/>
+              </w:rPr>
+              <w:t>/</w:t>
+            </w:r>
+            <w:proofErr w:type="spellStart"/>
+            <w:r>
+              <w:rPr>
+                <w:rFonts w:ascii="Arial" w:eastAsia="Times New Roman" w:hAnsi="Arial" w:cs="Arial"/>
+                <w:color w:val="0F1115"/>
+                <w:shd w:val="clear" w:color="auto" w:fill="EBEEF2"/>
+                <w:lang w:val="es-PE" w:eastAsia="es-PE"/>
+              </w:rPr>
+              <w:t>security</w:t>
+            </w:r>
+            <w:proofErr w:type="spellEnd"/>
+            <w:r>
+              <w:rPr>
+                <w:rFonts w:ascii="Arial" w:eastAsia="Times New Roman" w:hAnsi="Arial" w:cs="Arial"/>
+                <w:color w:val="0F1115"/>
+                <w:shd w:val="clear" w:color="auto" w:fill="EBEEF2"/>
+                <w:lang w:val="es-PE" w:eastAsia="es-PE"/>
+              </w:rPr>
+              <w:t>/JwtUtil.java</w:t>
+            </w:r>
+            <w:r>
+              <w:rPr>
+                <w:rFonts w:ascii="Arial" w:eastAsia="Times New Roman" w:hAnsi="Arial" w:cs="Arial"/>
+                <w:color w:val="0F1115"/>
+                <w:lang w:val="es-PE" w:eastAsia="es-PE"/>
+              </w:rPr>
+              <w:br/>
+            </w:r>
+            <w:proofErr w:type="spellStart"/>
+            <w:r>
+              <w:rPr>
+                <w:rFonts w:ascii="Arial" w:eastAsia="Times New Roman" w:hAnsi="Arial" w:cs="Arial"/>
+                <w:color w:val="0F1115"/>
+                <w:shd w:val="clear" w:color="auto" w:fill="EBEEF2"/>
+                <w:lang w:val="es-PE" w:eastAsia="es-PE"/>
+              </w:rPr>
+              <w:t>src</w:t>
+            </w:r>
+            <w:proofErr w:type="spellEnd"/>
+            <w:r>
+              <w:rPr>
+                <w:rFonts w:ascii="Arial" w:eastAsia="Times New Roman" w:hAnsi="Arial" w:cs="Arial"/>
+                <w:color w:val="0F1115"/>
+                <w:shd w:val="clear" w:color="auto" w:fill="EBEEF2"/>
+                <w:lang w:val="es-PE" w:eastAsia="es-PE"/>
+              </w:rPr>
+              <w:t>/</w:t>
+            </w:r>
+            <w:proofErr w:type="spellStart"/>
+            <w:r>
+              <w:rPr>
+                <w:rFonts w:ascii="Arial" w:eastAsia="Times New Roman" w:hAnsi="Arial" w:cs="Arial"/>
+                <w:color w:val="0F1115"/>
+                <w:shd w:val="clear" w:color="auto" w:fill="EBEEF2"/>
+                <w:lang w:val="es-PE" w:eastAsia="es-PE"/>
+              </w:rPr>
+              <w:t>main</w:t>
+            </w:r>
+            <w:proofErr w:type="spellEnd"/>
+            <w:r>
+              <w:rPr>
+                <w:rFonts w:ascii="Arial" w:eastAsia="Times New Roman" w:hAnsi="Arial" w:cs="Arial"/>
+                <w:color w:val="0F1115"/>
+                <w:shd w:val="clear" w:color="auto" w:fill="EBEEF2"/>
+                <w:lang w:val="es-PE" w:eastAsia="es-PE"/>
+              </w:rPr>
+              <w:t>/java/</w:t>
+            </w:r>
+            <w:proofErr w:type="spellStart"/>
+            <w:r>
+              <w:rPr>
+                <w:rFonts w:ascii="Arial" w:eastAsia="Times New Roman" w:hAnsi="Arial" w:cs="Arial"/>
+                <w:color w:val="0F1115"/>
+                <w:shd w:val="clear" w:color="auto" w:fill="EBEEF2"/>
+                <w:lang w:val="es-PE" w:eastAsia="es-PE"/>
+              </w:rPr>
+              <w:t>com</w:t>
+            </w:r>
+            <w:proofErr w:type="spellEnd"/>
+            <w:r>
+              <w:rPr>
+                <w:rFonts w:ascii="Arial" w:eastAsia="Times New Roman" w:hAnsi="Arial" w:cs="Arial"/>
+                <w:color w:val="0F1115"/>
+                <w:shd w:val="clear" w:color="auto" w:fill="EBEEF2"/>
+                <w:lang w:val="es-PE" w:eastAsia="es-PE"/>
+              </w:rPr>
+              <w:t>/</w:t>
+            </w:r>
+            <w:proofErr w:type="spellStart"/>
+            <w:r>
+              <w:rPr>
+                <w:rFonts w:ascii="Arial" w:eastAsia="Times New Roman" w:hAnsi="Arial" w:cs="Arial"/>
+                <w:color w:val="0F1115"/>
+                <w:shd w:val="clear" w:color="auto" w:fill="EBEEF2"/>
+                <w:lang w:val="es-PE" w:eastAsia="es-PE"/>
+              </w:rPr>
+              <w:t>medilink</w:t>
+            </w:r>
+            <w:proofErr w:type="spellEnd"/>
+            <w:r>
+              <w:rPr>
+                <w:rFonts w:ascii="Arial" w:eastAsia="Times New Roman" w:hAnsi="Arial" w:cs="Arial"/>
+                <w:color w:val="0F1115"/>
+                <w:shd w:val="clear" w:color="auto" w:fill="EBEEF2"/>
+                <w:lang w:val="es-PE" w:eastAsia="es-PE"/>
+              </w:rPr>
+              <w:t>/</w:t>
+            </w:r>
+            <w:proofErr w:type="spellStart"/>
+            <w:r>
+              <w:rPr>
+                <w:rFonts w:ascii="Arial" w:eastAsia="Times New Roman" w:hAnsi="Arial" w:cs="Arial"/>
+                <w:color w:val="0F1115"/>
+                <w:shd w:val="clear" w:color="auto" w:fill="EBEEF2"/>
+                <w:lang w:val="es-PE" w:eastAsia="es-PE"/>
+              </w:rPr>
+              <w:t>security</w:t>
+            </w:r>
+            <w:proofErr w:type="spellEnd"/>
+            <w:r>
+              <w:rPr>
+                <w:rFonts w:ascii="Arial" w:eastAsia="Times New Roman" w:hAnsi="Arial" w:cs="Arial"/>
+                <w:color w:val="0F1115"/>
+                <w:shd w:val="clear" w:color="auto" w:fill="EBEEF2"/>
+                <w:lang w:val="es-PE" w:eastAsia="es-PE"/>
+              </w:rPr>
+              <w:t>/JwtAuthenticationFilter.java</w:t>
+            </w:r>
+          </w:p>
+        </w:tc>
+      </w:tr>
+      <w:tr>
+        <w:tc>
+          <w:tcPr>
+            <w:tcW w:w="1844" w:type="dxa"/>
+            <w:shd w:val="clear" w:color="auto" w:fill="FFFFFF"/>
+            <w:tcMar>
+              <w:top w:w="150" w:type="dxa"/>
+              <w:left w:w="0" w:type="dxa"/>
+              <w:bottom w:w="150" w:type="dxa"/>
+              <w:right w:w="240" w:type="dxa"/>
+            </w:tcMar>
+            <w:vAlign w:val="center"/>
+            <w:hideMark/>
+          </w:tcPr>
+          <w:p>
+            <w:pPr>
+              <w:widowControl/>
+              <w:autoSpaceDE/>
+              <w:autoSpaceDN/>
+              <w:spacing w:line="375" w:lineRule="atLeast"/>
+              <w:rPr>
+                <w:rFonts w:ascii="Arial" w:eastAsia="Times New Roman" w:hAnsi="Arial" w:cs="Arial"/>
+                <w:color w:val="0F1115"/>
+                <w:lang w:val="es-PE" w:eastAsia="es-PE"/>
+              </w:rPr>
+            </w:pPr>
+            <w:r>
+              <w:rPr>
+                <w:rFonts w:ascii="Arial" w:eastAsia="Times New Roman" w:hAnsi="Arial" w:cs="Arial"/>
+                <w:color w:val="0F1115"/>
+                <w:lang w:val="es-PE" w:eastAsia="es-PE"/>
+              </w:rPr>
+              <w:t xml:space="preserve">Crear </w:t>
+            </w:r>
+            <w:proofErr w:type="spellStart"/>
+            <w:r>
+              <w:rPr>
+                <w:rFonts w:ascii="Arial" w:eastAsia="Times New Roman" w:hAnsi="Arial" w:cs="Arial"/>
+                <w:color w:val="0F1115"/>
+                <w:lang w:val="es-PE" w:eastAsia="es-PE"/>
+              </w:rPr>
+              <w:t>DTOs</w:t>
+            </w:r>
+            <w:proofErr w:type="spellEnd"/>
+          </w:p>
+        </w:tc>
+        <w:tc>
+          <w:tcPr>
+            <w:tcW w:w="3969" w:type="dxa"/>
+            <w:shd w:val="clear" w:color="auto" w:fill="FFFFFF"/>
+            <w:tcMar>
+              <w:top w:w="150" w:type="dxa"/>
+              <w:left w:w="240" w:type="dxa"/>
+              <w:bottom w:w="150" w:type="dxa"/>
+              <w:right w:w="240" w:type="dxa"/>
+            </w:tcMar>
+            <w:vAlign w:val="center"/>
+            <w:hideMark/>
+          </w:tcPr>
+          <w:p>
+            <w:pPr>
+              <w:widowControl/>
+              <w:autoSpaceDE/>
+              <w:autoSpaceDN/>
+              <w:spacing w:line="375" w:lineRule="atLeast"/>
+              <w:rPr>
+                <w:rFonts w:ascii="Arial" w:eastAsia="Times New Roman" w:hAnsi="Arial" w:cs="Arial"/>
+                <w:color w:val="0F1115"/>
+                <w:lang w:val="es-PE" w:eastAsia="es-PE"/>
+              </w:rPr>
+            </w:pPr>
+            <w:r>
+              <w:rPr>
+                <w:rFonts w:ascii="Arial" w:eastAsia="Times New Roman" w:hAnsi="Arial" w:cs="Arial"/>
+                <w:color w:val="0F1115"/>
+                <w:lang w:val="es-PE" w:eastAsia="es-PE"/>
+              </w:rPr>
+              <w:t>- </w:t>
+            </w:r>
+            <w:r>
+              <w:rPr>
+                <w:rFonts w:ascii="Arial" w:eastAsia="Times New Roman" w:hAnsi="Arial" w:cs="Arial"/>
+                <w:color w:val="0F1115"/>
+                <w:shd w:val="clear" w:color="auto" w:fill="EBEEF2"/>
+                <w:lang w:val="es-PE" w:eastAsia="es-PE"/>
+              </w:rPr>
+              <w:t>LoginDTO.java</w:t>
+            </w:r>
+            <w:r>
+              <w:rPr>
+                <w:rFonts w:ascii="Arial" w:eastAsia="Times New Roman" w:hAnsi="Arial" w:cs="Arial"/>
+                <w:color w:val="0F1115"/>
+                <w:lang w:val="es-PE" w:eastAsia="es-PE"/>
+              </w:rPr>
+              <w:t xml:space="preserve"> (email, </w:t>
+            </w:r>
+            <w:proofErr w:type="spellStart"/>
+            <w:r>
+              <w:rPr>
+                <w:rFonts w:ascii="Arial" w:eastAsia="Times New Roman" w:hAnsi="Arial" w:cs="Arial"/>
+                <w:color w:val="0F1115"/>
+                <w:lang w:val="es-PE" w:eastAsia="es-PE"/>
+              </w:rPr>
+              <w:t>password</w:t>
+            </w:r>
+            <w:proofErr w:type="spellEnd"/>
+            <w:r>
+              <w:rPr>
+                <w:rFonts w:ascii="Arial" w:eastAsia="Times New Roman" w:hAnsi="Arial" w:cs="Arial"/>
+                <w:color w:val="0F1115"/>
+                <w:lang w:val="es-PE" w:eastAsia="es-PE"/>
+              </w:rPr>
+              <w:t>)</w:t>
+            </w:r>
+            <w:r>
+              <w:rPr>
+                <w:rFonts w:ascii="Arial" w:eastAsia="Times New Roman" w:hAnsi="Arial" w:cs="Arial"/>
+                <w:color w:val="0F1115"/>
+                <w:lang w:val="es-PE" w:eastAsia="es-PE"/>
+              </w:rPr>
+              <w:br/>
+              <w:t>- </w:t>
+            </w:r>
+            <w:r>
+              <w:rPr>
+                <w:rFonts w:ascii="Arial" w:eastAsia="Times New Roman" w:hAnsi="Arial" w:cs="Arial"/>
+                <w:color w:val="0F1115"/>
+                <w:shd w:val="clear" w:color="auto" w:fill="EBEEF2"/>
+                <w:lang w:val="es-PE" w:eastAsia="es-PE"/>
+              </w:rPr>
+              <w:t>RegistroDTO.java</w:t>
+            </w:r>
+            <w:r>
+              <w:rPr>
+                <w:rFonts w:ascii="Arial" w:eastAsia="Times New Roman" w:hAnsi="Arial" w:cs="Arial"/>
+                <w:color w:val="0F1115"/>
+                <w:lang w:val="es-PE" w:eastAsia="es-PE"/>
+              </w:rPr>
+              <w:t xml:space="preserve"> (nombre, email, </w:t>
+            </w:r>
+            <w:proofErr w:type="spellStart"/>
+            <w:r>
+              <w:rPr>
+                <w:rFonts w:ascii="Arial" w:eastAsia="Times New Roman" w:hAnsi="Arial" w:cs="Arial"/>
+                <w:color w:val="0F1115"/>
+                <w:lang w:val="es-PE" w:eastAsia="es-PE"/>
+              </w:rPr>
+              <w:t>password</w:t>
+            </w:r>
+            <w:proofErr w:type="spellEnd"/>
+            <w:r>
+              <w:rPr>
+                <w:rFonts w:ascii="Arial" w:eastAsia="Times New Roman" w:hAnsi="Arial" w:cs="Arial"/>
+                <w:color w:val="0F1115"/>
+                <w:lang w:val="es-PE" w:eastAsia="es-PE"/>
+              </w:rPr>
+              <w:t xml:space="preserve">, </w:t>
+            </w:r>
+            <w:proofErr w:type="spellStart"/>
+            <w:r>
+              <w:rPr>
+                <w:rFonts w:ascii="Arial" w:eastAsia="Times New Roman" w:hAnsi="Arial" w:cs="Arial"/>
+                <w:color w:val="0F1115"/>
+                <w:lang w:val="es-PE" w:eastAsia="es-PE"/>
+              </w:rPr>
+              <w:t>dni</w:t>
+            </w:r>
+            <w:proofErr w:type="spellEnd"/>
+            <w:r>
+              <w:rPr>
+                <w:rFonts w:ascii="Arial" w:eastAsia="Times New Roman" w:hAnsi="Arial" w:cs="Arial"/>
+                <w:color w:val="0F1115"/>
+                <w:lang w:val="es-PE" w:eastAsia="es-PE"/>
+              </w:rPr>
+              <w:t>)</w:t>
+            </w:r>
+          </w:p>
+        </w:tc>
+        <w:tc>
+          <w:tcPr>
+            <w:tcW w:w="5670" w:type="dxa"/>
+            <w:shd w:val="clear" w:color="auto" w:fill="FFFFFF"/>
+            <w:tcMar>
+              <w:top w:w="150" w:type="dxa"/>
+              <w:left w:w="240" w:type="dxa"/>
+              <w:bottom w:w="150" w:type="dxa"/>
+              <w:right w:w="0" w:type="dxa"/>
+            </w:tcMar>
+            <w:vAlign w:val="center"/>
+            <w:hideMark/>
+          </w:tcPr>
+          <w:p>
+            <w:pPr>
+              <w:widowControl/>
+              <w:autoSpaceDE/>
+              <w:autoSpaceDN/>
+              <w:spacing w:line="375" w:lineRule="atLeast"/>
+              <w:rPr>
+                <w:rFonts w:ascii="Arial" w:eastAsia="Times New Roman" w:hAnsi="Arial" w:cs="Arial"/>
+                <w:color w:val="0F1115"/>
+                <w:lang w:val="es-PE" w:eastAsia="es-PE"/>
+              </w:rPr>
+            </w:pPr>
+            <w:proofErr w:type="spellStart"/>
+            <w:r>
+              <w:rPr>
+                <w:rFonts w:ascii="Arial" w:eastAsia="Times New Roman" w:hAnsi="Arial" w:cs="Arial"/>
+                <w:color w:val="0F1115"/>
+                <w:shd w:val="clear" w:color="auto" w:fill="EBEEF2"/>
+                <w:lang w:val="es-PE" w:eastAsia="es-PE"/>
+              </w:rPr>
+              <w:t>src</w:t>
+            </w:r>
+            <w:proofErr w:type="spellEnd"/>
+            <w:r>
+              <w:rPr>
+                <w:rFonts w:ascii="Arial" w:eastAsia="Times New Roman" w:hAnsi="Arial" w:cs="Arial"/>
+                <w:color w:val="0F1115"/>
+                <w:shd w:val="clear" w:color="auto" w:fill="EBEEF2"/>
+                <w:lang w:val="es-PE" w:eastAsia="es-PE"/>
+              </w:rPr>
+              <w:t>/</w:t>
+            </w:r>
+            <w:proofErr w:type="spellStart"/>
+            <w:r>
+              <w:rPr>
+                <w:rFonts w:ascii="Arial" w:eastAsia="Times New Roman" w:hAnsi="Arial" w:cs="Arial"/>
+                <w:color w:val="0F1115"/>
+                <w:shd w:val="clear" w:color="auto" w:fill="EBEEF2"/>
+                <w:lang w:val="es-PE" w:eastAsia="es-PE"/>
+              </w:rPr>
+              <w:t>main</w:t>
+            </w:r>
+            <w:proofErr w:type="spellEnd"/>
+            <w:r>
+              <w:rPr>
+                <w:rFonts w:ascii="Arial" w:eastAsia="Times New Roman" w:hAnsi="Arial" w:cs="Arial"/>
+                <w:color w:val="0F1115"/>
+                <w:shd w:val="clear" w:color="auto" w:fill="EBEEF2"/>
+                <w:lang w:val="es-PE" w:eastAsia="es-PE"/>
+              </w:rPr>
+              <w:t>/java/</w:t>
+            </w:r>
+            <w:proofErr w:type="spellStart"/>
+            <w:r>
+              <w:rPr>
+                <w:rFonts w:ascii="Arial" w:eastAsia="Times New Roman" w:hAnsi="Arial" w:cs="Arial"/>
+                <w:color w:val="0F1115"/>
+                <w:shd w:val="clear" w:color="auto" w:fill="EBEEF2"/>
+                <w:lang w:val="es-PE" w:eastAsia="es-PE"/>
+              </w:rPr>
+              <w:t>com</w:t>
+            </w:r>
+            <w:proofErr w:type="spellEnd"/>
+            <w:r>
+              <w:rPr>
+                <w:rFonts w:ascii="Arial" w:eastAsia="Times New Roman" w:hAnsi="Arial" w:cs="Arial"/>
+                <w:color w:val="0F1115"/>
+                <w:shd w:val="clear" w:color="auto" w:fill="EBEEF2"/>
+                <w:lang w:val="es-PE" w:eastAsia="es-PE"/>
+              </w:rPr>
+              <w:t>/</w:t>
+            </w:r>
+            <w:proofErr w:type="spellStart"/>
+            <w:r>
+              <w:rPr>
+                <w:rFonts w:ascii="Arial" w:eastAsia="Times New Roman" w:hAnsi="Arial" w:cs="Arial"/>
+                <w:color w:val="0F1115"/>
+                <w:shd w:val="clear" w:color="auto" w:fill="EBEEF2"/>
+                <w:lang w:val="es-PE" w:eastAsia="es-PE"/>
+              </w:rPr>
+              <w:t>medilink</w:t>
+            </w:r>
+            <w:proofErr w:type="spellEnd"/>
+            <w:r>
+              <w:rPr>
+                <w:rFonts w:ascii="Arial" w:eastAsia="Times New Roman" w:hAnsi="Arial" w:cs="Arial"/>
+                <w:color w:val="0F1115"/>
+                <w:shd w:val="clear" w:color="auto" w:fill="EBEEF2"/>
+                <w:lang w:val="es-PE" w:eastAsia="es-PE"/>
+              </w:rPr>
+              <w:t>/</w:t>
+            </w:r>
+            <w:proofErr w:type="spellStart"/>
+            <w:r>
+              <w:rPr>
+                <w:rFonts w:ascii="Arial" w:eastAsia="Times New Roman" w:hAnsi="Arial" w:cs="Arial"/>
+                <w:color w:val="0F1115"/>
+                <w:shd w:val="clear" w:color="auto" w:fill="EBEEF2"/>
+                <w:lang w:val="es-PE" w:eastAsia="es-PE"/>
+              </w:rPr>
+              <w:t>dto</w:t>
+            </w:r>
+            <w:proofErr w:type="spellEnd"/>
+            <w:r>
+              <w:rPr>
+                <w:rFonts w:ascii="Arial" w:eastAsia="Times New Roman" w:hAnsi="Arial" w:cs="Arial"/>
+                <w:color w:val="0F1115"/>
+                <w:shd w:val="clear" w:color="auto" w:fill="EBEEF2"/>
+                <w:lang w:val="es-PE" w:eastAsia="es-PE"/>
+              </w:rPr>
+              <w:t>/LoginDTO.java</w:t>
+            </w:r>
+            <w:r>
+              <w:rPr>
+                <w:rFonts w:ascii="Arial" w:eastAsia="Times New Roman" w:hAnsi="Arial" w:cs="Arial"/>
+                <w:color w:val="0F1115"/>
+                <w:lang w:val="es-PE" w:eastAsia="es-PE"/>
+              </w:rPr>
+              <w:br/>
+            </w:r>
+            <w:proofErr w:type="spellStart"/>
+            <w:r>
+              <w:rPr>
+                <w:rFonts w:ascii="Arial" w:eastAsia="Times New Roman" w:hAnsi="Arial" w:cs="Arial"/>
+                <w:color w:val="0F1115"/>
+                <w:shd w:val="clear" w:color="auto" w:fill="EBEEF2"/>
+                <w:lang w:val="es-PE" w:eastAsia="es-PE"/>
+              </w:rPr>
+              <w:t>src</w:t>
+            </w:r>
+            <w:proofErr w:type="spellEnd"/>
+            <w:r>
+              <w:rPr>
+                <w:rFonts w:ascii="Arial" w:eastAsia="Times New Roman" w:hAnsi="Arial" w:cs="Arial"/>
+                <w:color w:val="0F1115"/>
+                <w:shd w:val="clear" w:color="auto" w:fill="EBEEF2"/>
+                <w:lang w:val="es-PE" w:eastAsia="es-PE"/>
+              </w:rPr>
+              <w:t>/</w:t>
+            </w:r>
+            <w:proofErr w:type="spellStart"/>
+            <w:r>
+              <w:rPr>
+                <w:rFonts w:ascii="Arial" w:eastAsia="Times New Roman" w:hAnsi="Arial" w:cs="Arial"/>
+                <w:color w:val="0F1115"/>
+                <w:shd w:val="clear" w:color="auto" w:fill="EBEEF2"/>
+                <w:lang w:val="es-PE" w:eastAsia="es-PE"/>
+              </w:rPr>
+              <w:t>main</w:t>
+            </w:r>
+            <w:proofErr w:type="spellEnd"/>
+            <w:r>
+              <w:rPr>
+                <w:rFonts w:ascii="Arial" w:eastAsia="Times New Roman" w:hAnsi="Arial" w:cs="Arial"/>
+                <w:color w:val="0F1115"/>
+                <w:shd w:val="clear" w:color="auto" w:fill="EBEEF2"/>
+                <w:lang w:val="es-PE" w:eastAsia="es-PE"/>
+              </w:rPr>
+              <w:t>/java/</w:t>
+            </w:r>
+            <w:proofErr w:type="spellStart"/>
+            <w:r>
+              <w:rPr>
+                <w:rFonts w:ascii="Arial" w:eastAsia="Times New Roman" w:hAnsi="Arial" w:cs="Arial"/>
+                <w:color w:val="0F1115"/>
+                <w:shd w:val="clear" w:color="auto" w:fill="EBEEF2"/>
+                <w:lang w:val="es-PE" w:eastAsia="es-PE"/>
+              </w:rPr>
+              <w:t>com</w:t>
+            </w:r>
+            <w:proofErr w:type="spellEnd"/>
+            <w:r>
+              <w:rPr>
+                <w:rFonts w:ascii="Arial" w:eastAsia="Times New Roman" w:hAnsi="Arial" w:cs="Arial"/>
+                <w:color w:val="0F1115"/>
+                <w:shd w:val="clear" w:color="auto" w:fill="EBEEF2"/>
+                <w:lang w:val="es-PE" w:eastAsia="es-PE"/>
+              </w:rPr>
+              <w:t>/</w:t>
+            </w:r>
+            <w:proofErr w:type="spellStart"/>
+            <w:r>
+              <w:rPr>
+                <w:rFonts w:ascii="Arial" w:eastAsia="Times New Roman" w:hAnsi="Arial" w:cs="Arial"/>
+                <w:color w:val="0F1115"/>
+                <w:shd w:val="clear" w:color="auto" w:fill="EBEEF2"/>
+                <w:lang w:val="es-PE" w:eastAsia="es-PE"/>
+              </w:rPr>
+              <w:t>medilink</w:t>
+            </w:r>
+            <w:proofErr w:type="spellEnd"/>
+            <w:r>
+              <w:rPr>
+                <w:rFonts w:ascii="Arial" w:eastAsia="Times New Roman" w:hAnsi="Arial" w:cs="Arial"/>
+                <w:color w:val="0F1115"/>
+                <w:shd w:val="clear" w:color="auto" w:fill="EBEEF2"/>
+                <w:lang w:val="es-PE" w:eastAsia="es-PE"/>
+              </w:rPr>
+              <w:t>/</w:t>
+            </w:r>
+            <w:proofErr w:type="spellStart"/>
+            <w:r>
+              <w:rPr>
+                <w:rFonts w:ascii="Arial" w:eastAsia="Times New Roman" w:hAnsi="Arial" w:cs="Arial"/>
+                <w:color w:val="0F1115"/>
+                <w:shd w:val="clear" w:color="auto" w:fill="EBEEF2"/>
+                <w:lang w:val="es-PE" w:eastAsia="es-PE"/>
+              </w:rPr>
+              <w:t>dto</w:t>
+            </w:r>
+            <w:proofErr w:type="spellEnd"/>
+            <w:r>
+              <w:rPr>
+                <w:rFonts w:ascii="Arial" w:eastAsia="Times New Roman" w:hAnsi="Arial" w:cs="Arial"/>
+                <w:color w:val="0F1115"/>
+                <w:shd w:val="clear" w:color="auto" w:fill="EBEEF2"/>
+                <w:lang w:val="es-PE" w:eastAsia="es-PE"/>
+              </w:rPr>
+              <w:t>/RegistroDTO.java</w:t>
+            </w:r>
+          </w:p>
+        </w:tc>
+      </w:tr>
+      <w:tr>
+        <w:tc>
+          <w:tcPr>
+            <w:tcW w:w="1844" w:type="dxa"/>
+            <w:shd w:val="clear" w:color="auto" w:fill="FFFFFF"/>
+            <w:tcMar>
+              <w:top w:w="150" w:type="dxa"/>
+              <w:left w:w="0" w:type="dxa"/>
+              <w:bottom w:w="150" w:type="dxa"/>
+              <w:right w:w="240" w:type="dxa"/>
+            </w:tcMar>
+            <w:vAlign w:val="center"/>
+            <w:hideMark/>
+          </w:tcPr>
+          <w:p>
+            <w:pPr>
+              <w:widowControl/>
+              <w:autoSpaceDE/>
+              <w:autoSpaceDN/>
+              <w:spacing w:line="375" w:lineRule="atLeast"/>
+              <w:rPr>
+                <w:rFonts w:ascii="Arial" w:eastAsia="Times New Roman" w:hAnsi="Arial" w:cs="Arial"/>
+                <w:color w:val="0F1115"/>
+                <w:lang w:val="es-PE" w:eastAsia="es-PE"/>
+              </w:rPr>
+            </w:pPr>
+            <w:r>
+              <w:rPr>
+                <w:rFonts w:ascii="Arial" w:eastAsia="Times New Roman" w:hAnsi="Arial" w:cs="Arial"/>
+                <w:color w:val="0F1115"/>
+                <w:lang w:val="es-PE" w:eastAsia="es-PE"/>
+              </w:rPr>
+              <w:t xml:space="preserve">Implementar </w:t>
+            </w:r>
+            <w:proofErr w:type="spellStart"/>
+            <w:r>
+              <w:rPr>
+                <w:rFonts w:ascii="Arial" w:eastAsia="Times New Roman" w:hAnsi="Arial" w:cs="Arial"/>
+                <w:color w:val="0F1115"/>
+                <w:lang w:val="es-PE" w:eastAsia="es-PE"/>
+              </w:rPr>
+              <w:t>AuthController</w:t>
+            </w:r>
+            <w:proofErr w:type="spellEnd"/>
+          </w:p>
+        </w:tc>
+        <w:tc>
+          <w:tcPr>
+            <w:tcW w:w="3969" w:type="dxa"/>
+            <w:shd w:val="clear" w:color="auto" w:fill="FFFFFF"/>
+            <w:tcMar>
+              <w:top w:w="150" w:type="dxa"/>
+              <w:left w:w="240" w:type="dxa"/>
+              <w:bottom w:w="150" w:type="dxa"/>
+              <w:right w:w="240" w:type="dxa"/>
+            </w:tcMar>
+            <w:vAlign w:val="center"/>
+            <w:hideMark/>
+          </w:tcPr>
+          <w:p>
+            <w:pPr>
+              <w:widowControl/>
+              <w:autoSpaceDE/>
+              <w:autoSpaceDN/>
+              <w:spacing w:line="375" w:lineRule="atLeast"/>
+              <w:rPr>
+                <w:rFonts w:ascii="Arial" w:eastAsia="Times New Roman" w:hAnsi="Arial" w:cs="Arial"/>
+                <w:color w:val="0F1115"/>
+                <w:lang w:val="es-PE" w:eastAsia="es-PE"/>
+              </w:rPr>
+            </w:pPr>
+            <w:r>
+              <w:rPr>
+                <w:rFonts w:ascii="Arial" w:eastAsia="Times New Roman" w:hAnsi="Arial" w:cs="Arial"/>
+                <w:color w:val="0F1115"/>
+                <w:lang w:val="es-PE" w:eastAsia="es-PE"/>
+              </w:rPr>
+              <w:t xml:space="preserve">- </w:t>
+            </w:r>
+            <w:proofErr w:type="spellStart"/>
+            <w:r>
+              <w:rPr>
+                <w:rFonts w:ascii="Arial" w:eastAsia="Times New Roman" w:hAnsi="Arial" w:cs="Arial"/>
+                <w:color w:val="0F1115"/>
+                <w:lang w:val="es-PE" w:eastAsia="es-PE"/>
+              </w:rPr>
+              <w:t>Endpoint</w:t>
+            </w:r>
+            <w:proofErr w:type="spellEnd"/>
+            <w:r>
+              <w:rPr>
+                <w:rFonts w:ascii="Arial" w:eastAsia="Times New Roman" w:hAnsi="Arial" w:cs="Arial"/>
+                <w:color w:val="0F1115"/>
+                <w:lang w:val="es-PE" w:eastAsia="es-PE"/>
+              </w:rPr>
+              <w:t> </w:t>
+            </w:r>
+            <w:r>
+              <w:rPr>
+                <w:rFonts w:ascii="Arial" w:eastAsia="Times New Roman" w:hAnsi="Arial" w:cs="Arial"/>
+                <w:color w:val="0F1115"/>
+                <w:shd w:val="clear" w:color="auto" w:fill="EBEEF2"/>
+                <w:lang w:val="es-PE" w:eastAsia="es-PE"/>
+              </w:rPr>
+              <w:t>/api/</w:t>
+            </w:r>
+            <w:proofErr w:type="spellStart"/>
+            <w:r>
+              <w:rPr>
+                <w:rFonts w:ascii="Arial" w:eastAsia="Times New Roman" w:hAnsi="Arial" w:cs="Arial"/>
+                <w:color w:val="0F1115"/>
+                <w:shd w:val="clear" w:color="auto" w:fill="EBEEF2"/>
+                <w:lang w:val="es-PE" w:eastAsia="es-PE"/>
+              </w:rPr>
+              <w:t>auth</w:t>
+            </w:r>
+            <w:proofErr w:type="spellEnd"/>
+            <w:r>
+              <w:rPr>
+                <w:rFonts w:ascii="Arial" w:eastAsia="Times New Roman" w:hAnsi="Arial" w:cs="Arial"/>
+                <w:color w:val="0F1115"/>
+                <w:shd w:val="clear" w:color="auto" w:fill="EBEEF2"/>
+                <w:lang w:val="es-PE" w:eastAsia="es-PE"/>
+              </w:rPr>
+              <w:t>/</w:t>
+            </w:r>
+            <w:proofErr w:type="spellStart"/>
+            <w:r>
+              <w:rPr>
+                <w:rFonts w:ascii="Arial" w:eastAsia="Times New Roman" w:hAnsi="Arial" w:cs="Arial"/>
+                <w:color w:val="0F1115"/>
+                <w:shd w:val="clear" w:color="auto" w:fill="EBEEF2"/>
+                <w:lang w:val="es-PE" w:eastAsia="es-PE"/>
+              </w:rPr>
+              <w:t>login</w:t>
+            </w:r>
+            <w:proofErr w:type="spellEnd"/>
+            <w:r>
+              <w:rPr>
+                <w:rFonts w:ascii="Arial" w:eastAsia="Times New Roman" w:hAnsi="Arial" w:cs="Arial"/>
+                <w:color w:val="0F1115"/>
+                <w:lang w:val="es-PE" w:eastAsia="es-PE"/>
+              </w:rPr>
+              <w:br/>
+              <w:t xml:space="preserve">- </w:t>
+            </w:r>
+            <w:proofErr w:type="spellStart"/>
+            <w:r>
+              <w:rPr>
+                <w:rFonts w:ascii="Arial" w:eastAsia="Times New Roman" w:hAnsi="Arial" w:cs="Arial"/>
+                <w:color w:val="0F1115"/>
+                <w:lang w:val="es-PE" w:eastAsia="es-PE"/>
+              </w:rPr>
+              <w:t>Endpoint</w:t>
+            </w:r>
+            <w:proofErr w:type="spellEnd"/>
+            <w:r>
+              <w:rPr>
+                <w:rFonts w:ascii="Arial" w:eastAsia="Times New Roman" w:hAnsi="Arial" w:cs="Arial"/>
+                <w:color w:val="0F1115"/>
+                <w:lang w:val="es-PE" w:eastAsia="es-PE"/>
+              </w:rPr>
+              <w:t> </w:t>
+            </w:r>
+            <w:r>
+              <w:rPr>
+                <w:rFonts w:ascii="Arial" w:eastAsia="Times New Roman" w:hAnsi="Arial" w:cs="Arial"/>
+                <w:color w:val="0F1115"/>
+                <w:shd w:val="clear" w:color="auto" w:fill="EBEEF2"/>
+                <w:lang w:val="es-PE" w:eastAsia="es-PE"/>
+              </w:rPr>
+              <w:t>/api/</w:t>
+            </w:r>
+            <w:proofErr w:type="spellStart"/>
+            <w:r>
+              <w:rPr>
+                <w:rFonts w:ascii="Arial" w:eastAsia="Times New Roman" w:hAnsi="Arial" w:cs="Arial"/>
+                <w:color w:val="0F1115"/>
+                <w:shd w:val="clear" w:color="auto" w:fill="EBEEF2"/>
+                <w:lang w:val="es-PE" w:eastAsia="es-PE"/>
+              </w:rPr>
+              <w:t>auth</w:t>
+            </w:r>
+            <w:proofErr w:type="spellEnd"/>
+            <w:r>
+              <w:rPr>
+                <w:rFonts w:ascii="Arial" w:eastAsia="Times New Roman" w:hAnsi="Arial" w:cs="Arial"/>
+                <w:color w:val="0F1115"/>
+                <w:shd w:val="clear" w:color="auto" w:fill="EBEEF2"/>
+                <w:lang w:val="es-PE" w:eastAsia="es-PE"/>
+              </w:rPr>
+              <w:t>/registro</w:t>
+            </w:r>
+            <w:r>
+              <w:rPr>
+                <w:rFonts w:ascii="Arial" w:eastAsia="Times New Roman" w:hAnsi="Arial" w:cs="Arial"/>
+                <w:color w:val="0F1115"/>
+                <w:lang w:val="es-PE" w:eastAsia="es-PE"/>
+              </w:rPr>
+              <w:br/>
+              <w:t xml:space="preserve">- </w:t>
+            </w:r>
+            <w:proofErr w:type="spellStart"/>
+            <w:r>
+              <w:rPr>
+                <w:rFonts w:ascii="Arial" w:eastAsia="Times New Roman" w:hAnsi="Arial" w:cs="Arial"/>
+                <w:color w:val="0F1115"/>
+                <w:lang w:val="es-PE" w:eastAsia="es-PE"/>
+              </w:rPr>
+              <w:t>Endpoint</w:t>
+            </w:r>
+            <w:proofErr w:type="spellEnd"/>
+            <w:r>
+              <w:rPr>
+                <w:rFonts w:ascii="Arial" w:eastAsia="Times New Roman" w:hAnsi="Arial" w:cs="Arial"/>
+                <w:color w:val="0F1115"/>
+                <w:lang w:val="es-PE" w:eastAsia="es-PE"/>
+              </w:rPr>
+              <w:t> </w:t>
+            </w:r>
+            <w:r>
+              <w:rPr>
+                <w:rFonts w:ascii="Arial" w:eastAsia="Times New Roman" w:hAnsi="Arial" w:cs="Arial"/>
+                <w:color w:val="0F1115"/>
+                <w:shd w:val="clear" w:color="auto" w:fill="EBEEF2"/>
+                <w:lang w:val="es-PE" w:eastAsia="es-PE"/>
+              </w:rPr>
+              <w:t>/api/</w:t>
+            </w:r>
+            <w:proofErr w:type="spellStart"/>
+            <w:r>
+              <w:rPr>
+                <w:rFonts w:ascii="Arial" w:eastAsia="Times New Roman" w:hAnsi="Arial" w:cs="Arial"/>
+                <w:color w:val="0F1115"/>
+                <w:shd w:val="clear" w:color="auto" w:fill="EBEEF2"/>
+                <w:lang w:val="es-PE" w:eastAsia="es-PE"/>
+              </w:rPr>
+              <w:t>auth</w:t>
+            </w:r>
+            <w:proofErr w:type="spellEnd"/>
+            <w:r>
+              <w:rPr>
+                <w:rFonts w:ascii="Arial" w:eastAsia="Times New Roman" w:hAnsi="Arial" w:cs="Arial"/>
+                <w:color w:val="0F1115"/>
+                <w:shd w:val="clear" w:color="auto" w:fill="EBEEF2"/>
+                <w:lang w:val="es-PE" w:eastAsia="es-PE"/>
+              </w:rPr>
+              <w:t>/</w:t>
+            </w:r>
+            <w:proofErr w:type="spellStart"/>
+            <w:r>
+              <w:rPr>
+                <w:rFonts w:ascii="Arial" w:eastAsia="Times New Roman" w:hAnsi="Arial" w:cs="Arial"/>
+                <w:color w:val="0F1115"/>
+                <w:shd w:val="clear" w:color="auto" w:fill="EBEEF2"/>
+                <w:lang w:val="es-PE" w:eastAsia="es-PE"/>
+              </w:rPr>
+              <w:t>logout</w:t>
+            </w:r>
+            <w:proofErr w:type="spellEnd"/>
+          </w:p>
+        </w:tc>
+        <w:tc>
+          <w:tcPr>
+            <w:tcW w:w="5670" w:type="dxa"/>
+            <w:shd w:val="clear" w:color="auto" w:fill="FFFFFF"/>
+            <w:tcMar>
+              <w:top w:w="150" w:type="dxa"/>
+              <w:left w:w="240" w:type="dxa"/>
+              <w:bottom w:w="150" w:type="dxa"/>
+              <w:right w:w="0" w:type="dxa"/>
+            </w:tcMar>
+            <w:vAlign w:val="center"/>
+            <w:hideMark/>
+          </w:tcPr>
+          <w:p>
+            <w:pPr>
+              <w:widowControl/>
+              <w:autoSpaceDE/>
+              <w:autoSpaceDN/>
+              <w:spacing w:line="375" w:lineRule="atLeast"/>
+              <w:rPr>
+                <w:rFonts w:ascii="Arial" w:eastAsia="Times New Roman" w:hAnsi="Arial" w:cs="Arial"/>
+                <w:color w:val="0F1115"/>
+                <w:lang w:val="es-PE" w:eastAsia="es-PE"/>
+              </w:rPr>
+            </w:pPr>
+            <w:proofErr w:type="spellStart"/>
+            <w:r>
+              <w:rPr>
+                <w:rFonts w:ascii="Arial" w:eastAsia="Times New Roman" w:hAnsi="Arial" w:cs="Arial"/>
+                <w:color w:val="0F1115"/>
+                <w:shd w:val="clear" w:color="auto" w:fill="EBEEF2"/>
+                <w:lang w:val="es-PE" w:eastAsia="es-PE"/>
+              </w:rPr>
+              <w:t>src</w:t>
+            </w:r>
+            <w:proofErr w:type="spellEnd"/>
+            <w:r>
+              <w:rPr>
+                <w:rFonts w:ascii="Arial" w:eastAsia="Times New Roman" w:hAnsi="Arial" w:cs="Arial"/>
+                <w:color w:val="0F1115"/>
+                <w:shd w:val="clear" w:color="auto" w:fill="EBEEF2"/>
+                <w:lang w:val="es-PE" w:eastAsia="es-PE"/>
+              </w:rPr>
+              <w:t>/</w:t>
+            </w:r>
+            <w:proofErr w:type="spellStart"/>
+            <w:r>
+              <w:rPr>
+                <w:rFonts w:ascii="Arial" w:eastAsia="Times New Roman" w:hAnsi="Arial" w:cs="Arial"/>
+                <w:color w:val="0F1115"/>
+                <w:shd w:val="clear" w:color="auto" w:fill="EBEEF2"/>
+                <w:lang w:val="es-PE" w:eastAsia="es-PE"/>
+              </w:rPr>
+              <w:t>main</w:t>
+            </w:r>
+            <w:proofErr w:type="spellEnd"/>
+            <w:r>
+              <w:rPr>
+                <w:rFonts w:ascii="Arial" w:eastAsia="Times New Roman" w:hAnsi="Arial" w:cs="Arial"/>
+                <w:color w:val="0F1115"/>
+                <w:shd w:val="clear" w:color="auto" w:fill="EBEEF2"/>
+                <w:lang w:val="es-PE" w:eastAsia="es-PE"/>
+              </w:rPr>
+              <w:t>/java/</w:t>
+            </w:r>
+            <w:proofErr w:type="spellStart"/>
+            <w:r>
+              <w:rPr>
+                <w:rFonts w:ascii="Arial" w:eastAsia="Times New Roman" w:hAnsi="Arial" w:cs="Arial"/>
+                <w:color w:val="0F1115"/>
+                <w:shd w:val="clear" w:color="auto" w:fill="EBEEF2"/>
+                <w:lang w:val="es-PE" w:eastAsia="es-PE"/>
+              </w:rPr>
+              <w:t>com</w:t>
+            </w:r>
+            <w:proofErr w:type="spellEnd"/>
+            <w:r>
+              <w:rPr>
+                <w:rFonts w:ascii="Arial" w:eastAsia="Times New Roman" w:hAnsi="Arial" w:cs="Arial"/>
+                <w:color w:val="0F1115"/>
+                <w:shd w:val="clear" w:color="auto" w:fill="EBEEF2"/>
+                <w:lang w:val="es-PE" w:eastAsia="es-PE"/>
+              </w:rPr>
+              <w:t>/</w:t>
+            </w:r>
+            <w:proofErr w:type="spellStart"/>
+            <w:r>
+              <w:rPr>
+                <w:rFonts w:ascii="Arial" w:eastAsia="Times New Roman" w:hAnsi="Arial" w:cs="Arial"/>
+                <w:color w:val="0F1115"/>
+                <w:shd w:val="clear" w:color="auto" w:fill="EBEEF2"/>
+                <w:lang w:val="es-PE" w:eastAsia="es-PE"/>
+              </w:rPr>
+              <w:t>medilink</w:t>
+            </w:r>
+            <w:proofErr w:type="spellEnd"/>
+            <w:r>
+              <w:rPr>
+                <w:rFonts w:ascii="Arial" w:eastAsia="Times New Roman" w:hAnsi="Arial" w:cs="Arial"/>
+                <w:color w:val="0F1115"/>
+                <w:shd w:val="clear" w:color="auto" w:fill="EBEEF2"/>
+                <w:lang w:val="es-PE" w:eastAsia="es-PE"/>
+              </w:rPr>
+              <w:t>/</w:t>
+            </w:r>
+            <w:proofErr w:type="spellStart"/>
+            <w:r>
+              <w:rPr>
+                <w:rFonts w:ascii="Arial" w:eastAsia="Times New Roman" w:hAnsi="Arial" w:cs="Arial"/>
+                <w:color w:val="0F1115"/>
+                <w:shd w:val="clear" w:color="auto" w:fill="EBEEF2"/>
+                <w:lang w:val="es-PE" w:eastAsia="es-PE"/>
+              </w:rPr>
+              <w:t>controller</w:t>
+            </w:r>
+            <w:proofErr w:type="spellEnd"/>
+            <w:r>
+              <w:rPr>
+                <w:rFonts w:ascii="Arial" w:eastAsia="Times New Roman" w:hAnsi="Arial" w:cs="Arial"/>
+                <w:color w:val="0F1115"/>
+                <w:shd w:val="clear" w:color="auto" w:fill="EBEEF2"/>
+                <w:lang w:val="es-PE" w:eastAsia="es-PE"/>
+              </w:rPr>
+              <w:t>/AuthController.java</w:t>
+            </w:r>
+          </w:p>
+        </w:tc>
+      </w:tr>
+      <w:tr>
+        <w:tc>
+          <w:tcPr>
+            <w:tcW w:w="1844" w:type="dxa"/>
+            <w:shd w:val="clear" w:color="auto" w:fill="FFFFFF"/>
+            <w:tcMar>
+              <w:top w:w="150" w:type="dxa"/>
+              <w:left w:w="0" w:type="dxa"/>
+              <w:bottom w:w="150" w:type="dxa"/>
+              <w:right w:w="240" w:type="dxa"/>
+            </w:tcMar>
+            <w:vAlign w:val="center"/>
+            <w:hideMark/>
+          </w:tcPr>
+          <w:p>
+            <w:pPr>
+              <w:widowControl/>
+              <w:autoSpaceDE/>
+              <w:autoSpaceDN/>
+              <w:spacing w:line="375" w:lineRule="atLeast"/>
+              <w:rPr>
+                <w:rFonts w:ascii="Arial" w:eastAsia="Times New Roman" w:hAnsi="Arial" w:cs="Arial"/>
+                <w:color w:val="0F1115"/>
+                <w:lang w:val="es-PE" w:eastAsia="es-PE"/>
+              </w:rPr>
+            </w:pPr>
+            <w:r>
+              <w:rPr>
+                <w:rFonts w:ascii="Arial" w:eastAsia="Times New Roman" w:hAnsi="Arial" w:cs="Arial"/>
+                <w:color w:val="0F1115"/>
+                <w:lang w:val="es-PE" w:eastAsia="es-PE"/>
+              </w:rPr>
+              <w:t>Cifrar contraseñas</w:t>
+            </w:r>
+          </w:p>
+        </w:tc>
+        <w:tc>
+          <w:tcPr>
+            <w:tcW w:w="3969" w:type="dxa"/>
+            <w:shd w:val="clear" w:color="auto" w:fill="FFFFFF"/>
+            <w:tcMar>
+              <w:top w:w="150" w:type="dxa"/>
+              <w:left w:w="240" w:type="dxa"/>
+              <w:bottom w:w="150" w:type="dxa"/>
+              <w:right w:w="240" w:type="dxa"/>
+            </w:tcMar>
+            <w:vAlign w:val="center"/>
+            <w:hideMark/>
+          </w:tcPr>
+          <w:p>
+            <w:pPr>
+              <w:widowControl/>
+              <w:autoSpaceDE/>
+              <w:autoSpaceDN/>
+              <w:spacing w:line="375" w:lineRule="atLeast"/>
+              <w:rPr>
+                <w:rFonts w:ascii="Arial" w:eastAsia="Times New Roman" w:hAnsi="Arial" w:cs="Arial"/>
+                <w:color w:val="0F1115"/>
+                <w:lang w:val="es-PE" w:eastAsia="es-PE"/>
+              </w:rPr>
+            </w:pPr>
+            <w:r>
+              <w:rPr>
+                <w:rFonts w:ascii="Arial" w:eastAsia="Times New Roman" w:hAnsi="Arial" w:cs="Arial"/>
+                <w:color w:val="0F1115"/>
+                <w:lang w:val="es-PE" w:eastAsia="es-PE"/>
+              </w:rPr>
+              <w:t xml:space="preserve">- Configurar </w:t>
+            </w:r>
+            <w:proofErr w:type="spellStart"/>
+            <w:r>
+              <w:rPr>
+                <w:rFonts w:ascii="Arial" w:eastAsia="Times New Roman" w:hAnsi="Arial" w:cs="Arial"/>
+                <w:color w:val="0F1115"/>
+                <w:lang w:val="es-PE" w:eastAsia="es-PE"/>
+              </w:rPr>
+              <w:t>BCryptPasswordEncoder</w:t>
+            </w:r>
+            <w:proofErr w:type="spellEnd"/>
+            <w:r>
+              <w:rPr>
+                <w:rFonts w:ascii="Arial" w:eastAsia="Times New Roman" w:hAnsi="Arial" w:cs="Arial"/>
+                <w:color w:val="0F1115"/>
+                <w:lang w:val="es-PE" w:eastAsia="es-PE"/>
+              </w:rPr>
+              <w:br/>
+              <w:t xml:space="preserve">- Modificar registro para guardar </w:t>
+            </w:r>
+            <w:proofErr w:type="spellStart"/>
+            <w:r>
+              <w:rPr>
+                <w:rFonts w:ascii="Arial" w:eastAsia="Times New Roman" w:hAnsi="Arial" w:cs="Arial"/>
+                <w:color w:val="0F1115"/>
+                <w:lang w:val="es-PE" w:eastAsia="es-PE"/>
+              </w:rPr>
+              <w:t>password</w:t>
+            </w:r>
+            <w:proofErr w:type="spellEnd"/>
+            <w:r>
+              <w:rPr>
+                <w:rFonts w:ascii="Arial" w:eastAsia="Times New Roman" w:hAnsi="Arial" w:cs="Arial"/>
+                <w:color w:val="0F1115"/>
+                <w:lang w:val="es-PE" w:eastAsia="es-PE"/>
+              </w:rPr>
+              <w:t xml:space="preserve"> cifrada</w:t>
+            </w:r>
+          </w:p>
+        </w:tc>
+        <w:tc>
+          <w:tcPr>
+            <w:tcW w:w="5670" w:type="dxa"/>
+            <w:shd w:val="clear" w:color="auto" w:fill="FFFFFF"/>
+            <w:tcMar>
+              <w:top w:w="150" w:type="dxa"/>
+              <w:left w:w="240" w:type="dxa"/>
+              <w:bottom w:w="150" w:type="dxa"/>
+              <w:right w:w="0" w:type="dxa"/>
+            </w:tcMar>
+            <w:vAlign w:val="center"/>
+            <w:hideMark/>
+          </w:tcPr>
+          <w:p>
+            <w:pPr>
+              <w:widowControl/>
+              <w:autoSpaceDE/>
+              <w:autoSpaceDN/>
+              <w:spacing w:line="375" w:lineRule="atLeast"/>
+              <w:rPr>
+                <w:rFonts w:ascii="Arial" w:eastAsia="Times New Roman" w:hAnsi="Arial" w:cs="Arial"/>
+                <w:color w:val="0F1115"/>
+                <w:lang w:val="es-PE" w:eastAsia="es-PE"/>
+              </w:rPr>
+            </w:pPr>
+            <w:proofErr w:type="spellStart"/>
+            <w:r>
+              <w:rPr>
+                <w:rFonts w:ascii="Arial" w:eastAsia="Times New Roman" w:hAnsi="Arial" w:cs="Arial"/>
+                <w:color w:val="0F1115"/>
+                <w:shd w:val="clear" w:color="auto" w:fill="EBEEF2"/>
+                <w:lang w:val="es-PE" w:eastAsia="es-PE"/>
+              </w:rPr>
+              <w:t>src</w:t>
+            </w:r>
+            <w:proofErr w:type="spellEnd"/>
+            <w:r>
+              <w:rPr>
+                <w:rFonts w:ascii="Arial" w:eastAsia="Times New Roman" w:hAnsi="Arial" w:cs="Arial"/>
+                <w:color w:val="0F1115"/>
+                <w:shd w:val="clear" w:color="auto" w:fill="EBEEF2"/>
+                <w:lang w:val="es-PE" w:eastAsia="es-PE"/>
+              </w:rPr>
+              <w:t>/</w:t>
+            </w:r>
+            <w:proofErr w:type="spellStart"/>
+            <w:r>
+              <w:rPr>
+                <w:rFonts w:ascii="Arial" w:eastAsia="Times New Roman" w:hAnsi="Arial" w:cs="Arial"/>
+                <w:color w:val="0F1115"/>
+                <w:shd w:val="clear" w:color="auto" w:fill="EBEEF2"/>
+                <w:lang w:val="es-PE" w:eastAsia="es-PE"/>
+              </w:rPr>
+              <w:t>main</w:t>
+            </w:r>
+            <w:proofErr w:type="spellEnd"/>
+            <w:r>
+              <w:rPr>
+                <w:rFonts w:ascii="Arial" w:eastAsia="Times New Roman" w:hAnsi="Arial" w:cs="Arial"/>
+                <w:color w:val="0F1115"/>
+                <w:shd w:val="clear" w:color="auto" w:fill="EBEEF2"/>
+                <w:lang w:val="es-PE" w:eastAsia="es-PE"/>
+              </w:rPr>
+              <w:t>/java/</w:t>
+            </w:r>
+            <w:proofErr w:type="spellStart"/>
+            <w:r>
+              <w:rPr>
+                <w:rFonts w:ascii="Arial" w:eastAsia="Times New Roman" w:hAnsi="Arial" w:cs="Arial"/>
+                <w:color w:val="0F1115"/>
+                <w:shd w:val="clear" w:color="auto" w:fill="EBEEF2"/>
+                <w:lang w:val="es-PE" w:eastAsia="es-PE"/>
+              </w:rPr>
+              <w:t>com</w:t>
+            </w:r>
+            <w:proofErr w:type="spellEnd"/>
+            <w:r>
+              <w:rPr>
+                <w:rFonts w:ascii="Arial" w:eastAsia="Times New Roman" w:hAnsi="Arial" w:cs="Arial"/>
+                <w:color w:val="0F1115"/>
+                <w:shd w:val="clear" w:color="auto" w:fill="EBEEF2"/>
+                <w:lang w:val="es-PE" w:eastAsia="es-PE"/>
+              </w:rPr>
+              <w:t>/</w:t>
+            </w:r>
+            <w:proofErr w:type="spellStart"/>
+            <w:r>
+              <w:rPr>
+                <w:rFonts w:ascii="Arial" w:eastAsia="Times New Roman" w:hAnsi="Arial" w:cs="Arial"/>
+                <w:color w:val="0F1115"/>
+                <w:shd w:val="clear" w:color="auto" w:fill="EBEEF2"/>
+                <w:lang w:val="es-PE" w:eastAsia="es-PE"/>
+              </w:rPr>
+              <w:t>medilink</w:t>
+            </w:r>
+            <w:proofErr w:type="spellEnd"/>
+            <w:r>
+              <w:rPr>
+                <w:rFonts w:ascii="Arial" w:eastAsia="Times New Roman" w:hAnsi="Arial" w:cs="Arial"/>
+                <w:color w:val="0F1115"/>
+                <w:shd w:val="clear" w:color="auto" w:fill="EBEEF2"/>
+                <w:lang w:val="es-PE" w:eastAsia="es-PE"/>
+              </w:rPr>
+              <w:t>/</w:t>
+            </w:r>
+            <w:proofErr w:type="spellStart"/>
+            <w:r>
+              <w:rPr>
+                <w:rFonts w:ascii="Arial" w:eastAsia="Times New Roman" w:hAnsi="Arial" w:cs="Arial"/>
+                <w:color w:val="0F1115"/>
+                <w:shd w:val="clear" w:color="auto" w:fill="EBEEF2"/>
+                <w:lang w:val="es-PE" w:eastAsia="es-PE"/>
+              </w:rPr>
+              <w:t>config</w:t>
+            </w:r>
+            <w:proofErr w:type="spellEnd"/>
+            <w:r>
+              <w:rPr>
+                <w:rFonts w:ascii="Arial" w:eastAsia="Times New Roman" w:hAnsi="Arial" w:cs="Arial"/>
+                <w:color w:val="0F1115"/>
+                <w:shd w:val="clear" w:color="auto" w:fill="EBEEF2"/>
+                <w:lang w:val="es-PE" w:eastAsia="es-PE"/>
+              </w:rPr>
+              <w:t>/SecurityConfig.java</w:t>
+            </w:r>
+          </w:p>
+        </w:tc>
+      </w:tr>
+      <w:tr>
+        <w:tc>
+          <w:tcPr>
+            <w:tcW w:w="1844" w:type="dxa"/>
+            <w:shd w:val="clear" w:color="auto" w:fill="FFFFFF"/>
+            <w:tcMar>
+              <w:top w:w="150" w:type="dxa"/>
+              <w:left w:w="0" w:type="dxa"/>
+              <w:bottom w:w="150" w:type="dxa"/>
+              <w:right w:w="240" w:type="dxa"/>
+            </w:tcMar>
+            <w:vAlign w:val="center"/>
+            <w:hideMark/>
+          </w:tcPr>
+          <w:p>
+            <w:pPr>
+              <w:widowControl/>
+              <w:autoSpaceDE/>
+              <w:autoSpaceDN/>
+              <w:spacing w:line="375" w:lineRule="atLeast"/>
+              <w:rPr>
+                <w:rFonts w:ascii="Arial" w:eastAsia="Times New Roman" w:hAnsi="Arial" w:cs="Arial"/>
+                <w:color w:val="0F1115"/>
+                <w:lang w:val="es-PE" w:eastAsia="es-PE"/>
+              </w:rPr>
+            </w:pPr>
+            <w:r>
+              <w:rPr>
+                <w:rFonts w:ascii="Arial" w:eastAsia="Times New Roman" w:hAnsi="Arial" w:cs="Arial"/>
+                <w:color w:val="0F1115"/>
+                <w:lang w:val="es-PE" w:eastAsia="es-PE"/>
+              </w:rPr>
+              <w:t>Control de roles</w:t>
+            </w:r>
+          </w:p>
+        </w:tc>
+        <w:tc>
+          <w:tcPr>
+            <w:tcW w:w="3969" w:type="dxa"/>
+            <w:shd w:val="clear" w:color="auto" w:fill="FFFFFF"/>
+            <w:tcMar>
+              <w:top w:w="150" w:type="dxa"/>
+              <w:left w:w="240" w:type="dxa"/>
+              <w:bottom w:w="150" w:type="dxa"/>
+              <w:right w:w="240" w:type="dxa"/>
+            </w:tcMar>
+            <w:vAlign w:val="center"/>
+            <w:hideMark/>
+          </w:tcPr>
+          <w:p>
+            <w:pPr>
+              <w:widowControl/>
+              <w:autoSpaceDE/>
+              <w:autoSpaceDN/>
+              <w:spacing w:line="375" w:lineRule="atLeast"/>
+              <w:rPr>
+                <w:rFonts w:ascii="Arial" w:eastAsia="Times New Roman" w:hAnsi="Arial" w:cs="Arial"/>
+                <w:color w:val="0F1115"/>
+                <w:lang w:val="es-PE" w:eastAsia="es-PE"/>
+              </w:rPr>
+            </w:pPr>
+            <w:r>
+              <w:rPr>
+                <w:rFonts w:ascii="Arial" w:eastAsia="Times New Roman" w:hAnsi="Arial" w:cs="Arial"/>
+                <w:color w:val="0F1115"/>
+                <w:lang w:val="es-PE" w:eastAsia="es-PE"/>
+              </w:rPr>
+              <w:t>- Anotaciones </w:t>
+            </w:r>
+            <w:r>
+              <w:rPr>
+                <w:rFonts w:ascii="Arial" w:eastAsia="Times New Roman" w:hAnsi="Arial" w:cs="Arial"/>
+                <w:color w:val="0F1115"/>
+                <w:shd w:val="clear" w:color="auto" w:fill="EBEEF2"/>
+                <w:lang w:val="es-PE" w:eastAsia="es-PE"/>
+              </w:rPr>
+              <w:t>@PreAuthorize</w:t>
+            </w:r>
+            <w:r>
+              <w:rPr>
+                <w:rFonts w:ascii="Arial" w:eastAsia="Times New Roman" w:hAnsi="Arial" w:cs="Arial"/>
+                <w:color w:val="0F1115"/>
+                <w:lang w:val="es-PE" w:eastAsia="es-PE"/>
+              </w:rPr>
+              <w:t> en controladores</w:t>
+            </w:r>
+            <w:r>
+              <w:rPr>
+                <w:rFonts w:ascii="Arial" w:eastAsia="Times New Roman" w:hAnsi="Arial" w:cs="Arial"/>
+                <w:color w:val="0F1115"/>
+                <w:lang w:val="es-PE" w:eastAsia="es-PE"/>
+              </w:rPr>
+              <w:br/>
+              <w:t xml:space="preserve">- </w:t>
+            </w:r>
+            <w:proofErr w:type="spellStart"/>
+            <w:r>
+              <w:rPr>
+                <w:rFonts w:ascii="Arial" w:eastAsia="Times New Roman" w:hAnsi="Arial" w:cs="Arial"/>
+                <w:color w:val="0F1115"/>
+                <w:lang w:val="es-PE" w:eastAsia="es-PE"/>
+              </w:rPr>
+              <w:t>Ej</w:t>
+            </w:r>
+            <w:proofErr w:type="spellEnd"/>
+            <w:r>
+              <w:rPr>
+                <w:rFonts w:ascii="Arial" w:eastAsia="Times New Roman" w:hAnsi="Arial" w:cs="Arial"/>
+                <w:color w:val="0F1115"/>
+                <w:lang w:val="es-PE" w:eastAsia="es-PE"/>
+              </w:rPr>
+              <w:t>: </w:t>
+            </w:r>
+            <w:r>
+              <w:rPr>
+                <w:rFonts w:ascii="Arial" w:eastAsia="Times New Roman" w:hAnsi="Arial" w:cs="Arial"/>
+                <w:color w:val="0F1115"/>
+                <w:shd w:val="clear" w:color="auto" w:fill="EBEEF2"/>
+                <w:lang w:val="es-PE" w:eastAsia="es-PE"/>
+              </w:rPr>
+              <w:t>@PreAuthorize("hasRole('ADMIN')")</w:t>
+            </w:r>
+          </w:p>
+        </w:tc>
+        <w:tc>
+          <w:tcPr>
+            <w:tcW w:w="5670" w:type="dxa"/>
+            <w:shd w:val="clear" w:color="auto" w:fill="FFFFFF"/>
+            <w:tcMar>
+              <w:top w:w="150" w:type="dxa"/>
+              <w:left w:w="240" w:type="dxa"/>
+              <w:bottom w:w="150" w:type="dxa"/>
+              <w:right w:w="0" w:type="dxa"/>
+            </w:tcMar>
+            <w:vAlign w:val="center"/>
+            <w:hideMark/>
+          </w:tcPr>
+          <w:p>
+            <w:pPr>
+              <w:widowControl/>
+              <w:autoSpaceDE/>
+              <w:autoSpaceDN/>
+              <w:spacing w:line="375" w:lineRule="atLeast"/>
+              <w:rPr>
+                <w:rFonts w:ascii="Arial" w:eastAsia="Times New Roman" w:hAnsi="Arial" w:cs="Arial"/>
+                <w:color w:val="0F1115"/>
+                <w:lang w:val="es-PE" w:eastAsia="es-PE"/>
+              </w:rPr>
+            </w:pPr>
+            <w:r>
+              <w:rPr>
+                <w:rFonts w:ascii="Arial" w:eastAsia="Times New Roman" w:hAnsi="Arial" w:cs="Arial"/>
+                <w:color w:val="0F1115"/>
+                <w:lang w:val="es-PE" w:eastAsia="es-PE"/>
+              </w:rPr>
+              <w:t>Controladores correspondientes</w:t>
+            </w:r>
+          </w:p>
+        </w:tc>
+      </w:tr>
+    </w:tbl>
+    <w:p/>
+    <w:p/>
+    <w:p/>
+    <w:p/>
+    <w:p/>
+    <w:p/>
+    <w:p/>
+    <w:p/>
+    <w:p>
+      <w:pPr>
+        <w:pStyle w:val="Ttulo3"/>
+        <w:rPr>
+          <w:rFonts w:eastAsia="Times New Roman"/>
+          <w:lang w:val="es-PE"/>
+        </w:rPr>
+      </w:pPr>
+      <w:r>
+        <w:t>SPRINT 2: Gestión de Citas y Paneles</w:t>
+      </w:r>
+    </w:p>
+    <w:p/>
+    <w:p>
+      <w:pPr>
+        <w:rPr>
+          <w:rFonts w:ascii="Segoe UI" w:hAnsi="Segoe UI" w:cs="Segoe UI"/>
+          <w:color w:val="0F1115"/>
+          <w:shd w:val="clear" w:color="auto" w:fill="FFFFFF"/>
+        </w:rPr>
+      </w:pPr>
+      <w:r>
+        <w:rPr>
+          <w:rStyle w:val="Fuerte"/>
+          <w:rFonts w:ascii="Segoe UI" w:hAnsi="Segoe UI" w:cs="Segoe UI"/>
+          <w:color w:val="0F1115"/>
+          <w:shd w:val="clear" w:color="auto" w:fill="FFFFFF"/>
+        </w:rPr>
+        <w:t>Duración:</w:t>
+      </w:r>
+      <w:r>
+        <w:rPr>
+          <w:rFonts w:ascii="Segoe UI" w:hAnsi="Segoe UI" w:cs="Segoe UI"/>
+          <w:color w:val="0F1115"/>
+          <w:shd w:val="clear" w:color="auto" w:fill="FFFFFF"/>
+        </w:rPr>
+        <w:t> Semana 5-6</w:t>
+      </w:r>
+    </w:p>
+    <w:p>
+      <w:pPr>
+        <w:rPr>
+          <w:rFonts w:ascii="Segoe UI" w:hAnsi="Segoe UI" w:cs="Segoe UI"/>
+          <w:color w:val="0F1115"/>
+          <w:shd w:val="clear" w:color="auto" w:fill="FFFFFF"/>
+        </w:rPr>
+      </w:pPr>
+    </w:p>
+    <w:p>
+      <w:pPr>
+        <w:rPr>
+          <w:rFonts w:ascii="Segoe UI" w:hAnsi="Segoe UI" w:cs="Segoe UI"/>
+          <w:color w:val="0F1115"/>
+          <w:shd w:val="clear" w:color="auto" w:fill="FFFFFF"/>
+        </w:rPr>
+      </w:pPr>
+      <w:r>
+        <w:rPr>
+          <w:rStyle w:val="Fuerte"/>
+          <w:rFonts w:ascii="Segoe UI" w:hAnsi="Segoe UI" w:cs="Segoe UI"/>
+          <w:color w:val="0F1115"/>
+          <w:shd w:val="clear" w:color="auto" w:fill="FFFFFF"/>
+        </w:rPr>
+        <w:t>Objetivo:</w:t>
+      </w:r>
+      <w:r>
+        <w:rPr>
+          <w:rFonts w:ascii="Segoe UI" w:hAnsi="Segoe UI" w:cs="Segoe UI"/>
+          <w:color w:val="0F1115"/>
+          <w:shd w:val="clear" w:color="auto" w:fill="FFFFFF"/>
+        </w:rPr>
+        <w:t> Implementar CRUD de citas y paneles para médicos y pacientes.</w:t>
+      </w:r>
+    </w:p>
+    <w:p>
+      <w:pPr>
+        <w:rPr>
+          <w:rFonts w:ascii="Segoe UI" w:hAnsi="Segoe UI" w:cs="Segoe UI"/>
+          <w:color w:val="0F1115"/>
+          <w:shd w:val="clear" w:color="auto" w:fill="FFFFFF"/>
+        </w:rPr>
+      </w:pPr>
+    </w:p>
+    <w:tbl>
+      <w:tblPr>
+        <w:tblW w:w="10741" w:type="dxa"/>
+        <w:tblInd w:w="-1110" w:type="dxa"/>
+        <w:tblBorders>
+          <w:top w:val="single" w:sz="4" w:space="0" w:color="auto"/>
+          <w:left w:val="single" w:sz="4" w:space="0" w:color="auto"/>
+          <w:bottom w:val="single" w:sz="4" w:space="0" w:color="auto"/>
+          <w:right w:val="single" w:sz="4" w:space="0" w:color="auto"/>
+          <w:insideH w:val="single" w:sz="4" w:space="0" w:color="auto"/>
+          <w:insideV w:val="single" w:sz="4" w:space="0" w:color="auto"/>
+        </w:tblBorders>
+        <w:shd w:val="clear" w:color="auto" w:fill="FFFFFF"/>
+        <w:tblLayout w:type="fixed"/>
+        <w:tblCellMar>
+          <w:top w:w="15" w:type="dxa"/>
+          <w:left w:w="15" w:type="dxa"/>
+          <w:bottom w:w="15" w:type="dxa"/>
+          <w:right w:w="15" w:type="dxa"/>
+        </w:tblCellMar>
+        <w:tblLook w:val="04A0" w:firstRow="1" w:lastRow="0" w:firstColumn="1" w:lastColumn="0" w:noHBand="0" w:noVBand="1"/>
+      </w:tblPr>
+      <w:tblGrid>
+        <w:gridCol w:w="1582"/>
+        <w:gridCol w:w="3555"/>
+        <w:gridCol w:w="5604"/>
+      </w:tblGrid>
+      <w:tr>
+        <w:trPr>
+          <w:tblHeader/>
+        </w:trPr>
+        <w:tc>
+          <w:tcPr>
+            <w:tcW w:w="1582" w:type="dxa"/>
+            <w:shd w:val="clear" w:color="auto" w:fill="FFFFFF"/>
+            <w:tcMar>
+              <w:top w:w="150" w:type="dxa"/>
+              <w:left w:w="0" w:type="dxa"/>
+              <w:bottom w:w="150" w:type="dxa"/>
+              <w:right w:w="240" w:type="dxa"/>
+            </w:tcMar>
+            <w:vAlign w:val="center"/>
+            <w:hideMark/>
+          </w:tcPr>
+          <w:p>
+            <w:pPr>
+              <w:widowControl/>
+              <w:autoSpaceDE/>
+              <w:autoSpaceDN/>
+              <w:spacing w:line="375" w:lineRule="atLeast"/>
+              <w:rPr>
+                <w:rFonts w:ascii="Arial" w:eastAsia="Times New Roman" w:hAnsi="Arial" w:cs="Arial"/>
+                <w:color w:val="0F1115"/>
+                <w:lang w:val="es-PE" w:eastAsia="es-PE"/>
+              </w:rPr>
+            </w:pPr>
+            <w:r>
+              <w:rPr>
+                <w:rFonts w:ascii="Arial" w:eastAsia="Times New Roman" w:hAnsi="Arial" w:cs="Arial"/>
+                <w:color w:val="0F1115"/>
+                <w:lang w:val="es-PE" w:eastAsia="es-PE"/>
+              </w:rPr>
+              <w:t>Actividad</w:t>
+            </w:r>
+          </w:p>
+        </w:tc>
+        <w:tc>
+          <w:tcPr>
+            <w:tcW w:w="3555" w:type="dxa"/>
+            <w:shd w:val="clear" w:color="auto" w:fill="FFFFFF"/>
+            <w:tcMar>
+              <w:top w:w="150" w:type="dxa"/>
+              <w:left w:w="240" w:type="dxa"/>
+              <w:bottom w:w="150" w:type="dxa"/>
+              <w:right w:w="240" w:type="dxa"/>
+            </w:tcMar>
+            <w:vAlign w:val="center"/>
+            <w:hideMark/>
+          </w:tcPr>
+          <w:p>
+            <w:pPr>
+              <w:widowControl/>
+              <w:autoSpaceDE/>
+              <w:autoSpaceDN/>
+              <w:spacing w:line="375" w:lineRule="atLeast"/>
+              <w:rPr>
+                <w:rFonts w:ascii="Arial" w:eastAsia="Times New Roman" w:hAnsi="Arial" w:cs="Arial"/>
+                <w:color w:val="0F1115"/>
+                <w:lang w:val="es-PE" w:eastAsia="es-PE"/>
+              </w:rPr>
+            </w:pPr>
+            <w:r>
+              <w:rPr>
+                <w:rFonts w:ascii="Arial" w:eastAsia="Times New Roman" w:hAnsi="Arial" w:cs="Arial"/>
+                <w:color w:val="0F1115"/>
+                <w:lang w:val="es-PE" w:eastAsia="es-PE"/>
+              </w:rPr>
+              <w:t>Tareas técnicas</w:t>
+            </w:r>
+          </w:p>
+        </w:tc>
+        <w:tc>
+          <w:tcPr>
+            <w:tcW w:w="5604" w:type="dxa"/>
+            <w:shd w:val="clear" w:color="auto" w:fill="FFFFFF"/>
+            <w:tcMar>
+              <w:top w:w="150" w:type="dxa"/>
+              <w:left w:w="240" w:type="dxa"/>
+              <w:bottom w:w="150" w:type="dxa"/>
+              <w:right w:w="240" w:type="dxa"/>
+            </w:tcMar>
+            <w:vAlign w:val="center"/>
+            <w:hideMark/>
+          </w:tcPr>
+          <w:p>
+            <w:pPr>
+              <w:widowControl/>
+              <w:autoSpaceDE/>
+              <w:autoSpaceDN/>
+              <w:spacing w:line="375" w:lineRule="atLeast"/>
+              <w:rPr>
+                <w:rFonts w:ascii="Arial" w:eastAsia="Times New Roman" w:hAnsi="Arial" w:cs="Arial"/>
+                <w:color w:val="0F1115"/>
+                <w:lang w:val="es-PE" w:eastAsia="es-PE"/>
+              </w:rPr>
+            </w:pPr>
+            <w:r>
+              <w:rPr>
+                <w:rFonts w:ascii="Arial" w:eastAsia="Times New Roman" w:hAnsi="Arial" w:cs="Arial"/>
+                <w:color w:val="0F1115"/>
+                <w:lang w:val="es-PE" w:eastAsia="es-PE"/>
+              </w:rPr>
+              <w:t>Archivos a crear/modificar</w:t>
+            </w:r>
+          </w:p>
+        </w:tc>
+      </w:tr>
+      <w:tr>
+        <w:tc>
+          <w:tcPr>
+            <w:tcW w:w="1582" w:type="dxa"/>
+            <w:shd w:val="clear" w:color="auto" w:fill="FFFFFF"/>
+            <w:tcMar>
+              <w:top w:w="150" w:type="dxa"/>
+              <w:left w:w="0" w:type="dxa"/>
+              <w:bottom w:w="150" w:type="dxa"/>
+              <w:right w:w="240" w:type="dxa"/>
+            </w:tcMar>
+            <w:vAlign w:val="center"/>
+            <w:hideMark/>
+          </w:tcPr>
+          <w:p>
+            <w:pPr>
+              <w:widowControl/>
+              <w:autoSpaceDE/>
+              <w:autoSpaceDN/>
+              <w:spacing w:line="375" w:lineRule="atLeast"/>
+              <w:rPr>
+                <w:rFonts w:ascii="Arial" w:eastAsia="Times New Roman" w:hAnsi="Arial" w:cs="Arial"/>
+                <w:color w:val="0F1115"/>
+                <w:lang w:val="es-PE" w:eastAsia="es-PE"/>
+              </w:rPr>
+            </w:pPr>
+            <w:r>
+              <w:rPr>
+                <w:rFonts w:ascii="Arial" w:eastAsia="Times New Roman" w:hAnsi="Arial" w:cs="Arial"/>
+                <w:color w:val="0F1115"/>
+                <w:lang w:val="es-PE" w:eastAsia="es-PE"/>
+              </w:rPr>
+              <w:t>Crear entidades adicionales</w:t>
+            </w:r>
+          </w:p>
+        </w:tc>
+        <w:tc>
+          <w:tcPr>
+            <w:tcW w:w="3555" w:type="dxa"/>
+            <w:shd w:val="clear" w:color="auto" w:fill="FFFFFF"/>
+            <w:tcMar>
+              <w:top w:w="150" w:type="dxa"/>
+              <w:left w:w="240" w:type="dxa"/>
+              <w:bottom w:w="150" w:type="dxa"/>
+              <w:right w:w="240" w:type="dxa"/>
+            </w:tcMar>
+            <w:vAlign w:val="center"/>
+            <w:hideMark/>
+          </w:tcPr>
+          <w:p>
+            <w:pPr>
+              <w:widowControl/>
+              <w:autoSpaceDE/>
+              <w:autoSpaceDN/>
+              <w:spacing w:line="375" w:lineRule="atLeast"/>
+              <w:rPr>
+                <w:rFonts w:ascii="Arial" w:eastAsia="Times New Roman" w:hAnsi="Arial" w:cs="Arial"/>
+                <w:color w:val="0F1115"/>
+                <w:lang w:val="es-PE" w:eastAsia="es-PE"/>
+              </w:rPr>
+            </w:pPr>
+            <w:r>
+              <w:rPr>
+                <w:rFonts w:ascii="Arial" w:eastAsia="Times New Roman" w:hAnsi="Arial" w:cs="Arial"/>
+                <w:color w:val="0F1115"/>
+                <w:lang w:val="es-PE" w:eastAsia="es-PE"/>
+              </w:rPr>
+              <w:t>- </w:t>
+            </w:r>
+            <w:r>
+              <w:rPr>
+                <w:rFonts w:ascii="Arial" w:eastAsia="Times New Roman" w:hAnsi="Arial" w:cs="Arial"/>
+                <w:color w:val="0F1115"/>
+                <w:shd w:val="clear" w:color="auto" w:fill="EBEEF2"/>
+                <w:lang w:val="es-PE" w:eastAsia="es-PE"/>
+              </w:rPr>
+              <w:t>Cita.java</w:t>
+            </w:r>
+            <w:r>
+              <w:rPr>
+                <w:rFonts w:ascii="Arial" w:eastAsia="Times New Roman" w:hAnsi="Arial" w:cs="Arial"/>
+                <w:color w:val="0F1115"/>
+                <w:lang w:val="es-PE" w:eastAsia="es-PE"/>
+              </w:rPr>
+              <w:t> (fecha, hora, estado, paciente, medico)</w:t>
+            </w:r>
+            <w:r>
+              <w:rPr>
+                <w:rFonts w:ascii="Arial" w:eastAsia="Times New Roman" w:hAnsi="Arial" w:cs="Arial"/>
+                <w:color w:val="0F1115"/>
+                <w:lang w:val="es-PE" w:eastAsia="es-PE"/>
+              </w:rPr>
+              <w:br/>
+              <w:t>- </w:t>
+            </w:r>
+            <w:r>
+              <w:rPr>
+                <w:rFonts w:ascii="Arial" w:eastAsia="Times New Roman" w:hAnsi="Arial" w:cs="Arial"/>
+                <w:color w:val="0F1115"/>
+                <w:shd w:val="clear" w:color="auto" w:fill="EBEEF2"/>
+                <w:lang w:val="es-PE" w:eastAsia="es-PE"/>
+              </w:rPr>
+              <w:t>Especialidad.java</w:t>
+            </w:r>
+            <w:r>
+              <w:rPr>
+                <w:rFonts w:ascii="Arial" w:eastAsia="Times New Roman" w:hAnsi="Arial" w:cs="Arial"/>
+                <w:color w:val="0F1115"/>
+                <w:lang w:val="es-PE" w:eastAsia="es-PE"/>
+              </w:rPr>
+              <w:br/>
+              <w:t>- </w:t>
+            </w:r>
+            <w:r>
+              <w:rPr>
+                <w:rFonts w:ascii="Arial" w:eastAsia="Times New Roman" w:hAnsi="Arial" w:cs="Arial"/>
+                <w:color w:val="0F1115"/>
+                <w:shd w:val="clear" w:color="auto" w:fill="EBEEF2"/>
+                <w:lang w:val="es-PE" w:eastAsia="es-PE"/>
+              </w:rPr>
+              <w:t>HorarioDisponible.java</w:t>
+            </w:r>
+          </w:p>
+        </w:tc>
+        <w:tc>
+          <w:tcPr>
+            <w:tcW w:w="5604" w:type="dxa"/>
+            <w:shd w:val="clear" w:color="auto" w:fill="FFFFFF"/>
+            <w:tcMar>
+              <w:top w:w="150" w:type="dxa"/>
+              <w:left w:w="240" w:type="dxa"/>
+              <w:bottom w:w="150" w:type="dxa"/>
+              <w:right w:w="0" w:type="dxa"/>
+            </w:tcMar>
+            <w:vAlign w:val="center"/>
+            <w:hideMark/>
+          </w:tcPr>
+          <w:p>
+            <w:pPr>
+              <w:widowControl/>
+              <w:autoSpaceDE/>
+              <w:autoSpaceDN/>
+              <w:spacing w:line="375" w:lineRule="atLeast"/>
+              <w:rPr>
+                <w:rFonts w:ascii="Arial" w:eastAsia="Times New Roman" w:hAnsi="Arial" w:cs="Arial"/>
+                <w:color w:val="0F1115"/>
+                <w:lang w:val="es-PE" w:eastAsia="es-PE"/>
+              </w:rPr>
+            </w:pPr>
+            <w:proofErr w:type="spellStart"/>
+            <w:r>
+              <w:rPr>
+                <w:rFonts w:ascii="Arial" w:eastAsia="Times New Roman" w:hAnsi="Arial" w:cs="Arial"/>
+                <w:color w:val="0F1115"/>
+                <w:shd w:val="clear" w:color="auto" w:fill="EBEEF2"/>
+                <w:lang w:val="es-PE" w:eastAsia="es-PE"/>
+              </w:rPr>
+              <w:t>src</w:t>
+            </w:r>
+            <w:proofErr w:type="spellEnd"/>
+            <w:r>
+              <w:rPr>
+                <w:rFonts w:ascii="Arial" w:eastAsia="Times New Roman" w:hAnsi="Arial" w:cs="Arial"/>
+                <w:color w:val="0F1115"/>
+                <w:shd w:val="clear" w:color="auto" w:fill="EBEEF2"/>
+                <w:lang w:val="es-PE" w:eastAsia="es-PE"/>
+              </w:rPr>
+              <w:t>/</w:t>
+            </w:r>
+            <w:proofErr w:type="spellStart"/>
+            <w:r>
+              <w:rPr>
+                <w:rFonts w:ascii="Arial" w:eastAsia="Times New Roman" w:hAnsi="Arial" w:cs="Arial"/>
+                <w:color w:val="0F1115"/>
+                <w:shd w:val="clear" w:color="auto" w:fill="EBEEF2"/>
+                <w:lang w:val="es-PE" w:eastAsia="es-PE"/>
+              </w:rPr>
+              <w:t>main</w:t>
+            </w:r>
+            <w:proofErr w:type="spellEnd"/>
+            <w:r>
+              <w:rPr>
+                <w:rFonts w:ascii="Arial" w:eastAsia="Times New Roman" w:hAnsi="Arial" w:cs="Arial"/>
+                <w:color w:val="0F1115"/>
+                <w:shd w:val="clear" w:color="auto" w:fill="EBEEF2"/>
+                <w:lang w:val="es-PE" w:eastAsia="es-PE"/>
+              </w:rPr>
+              <w:t>/java/</w:t>
+            </w:r>
+            <w:proofErr w:type="spellStart"/>
+            <w:r>
+              <w:rPr>
+                <w:rFonts w:ascii="Arial" w:eastAsia="Times New Roman" w:hAnsi="Arial" w:cs="Arial"/>
+                <w:color w:val="0F1115"/>
+                <w:shd w:val="clear" w:color="auto" w:fill="EBEEF2"/>
+                <w:lang w:val="es-PE" w:eastAsia="es-PE"/>
+              </w:rPr>
+              <w:t>com</w:t>
+            </w:r>
+            <w:proofErr w:type="spellEnd"/>
+            <w:r>
+              <w:rPr>
+                <w:rFonts w:ascii="Arial" w:eastAsia="Times New Roman" w:hAnsi="Arial" w:cs="Arial"/>
+                <w:color w:val="0F1115"/>
+                <w:shd w:val="clear" w:color="auto" w:fill="EBEEF2"/>
+                <w:lang w:val="es-PE" w:eastAsia="es-PE"/>
+              </w:rPr>
+              <w:t>/</w:t>
+            </w:r>
+            <w:proofErr w:type="spellStart"/>
+            <w:r>
+              <w:rPr>
+                <w:rFonts w:ascii="Arial" w:eastAsia="Times New Roman" w:hAnsi="Arial" w:cs="Arial"/>
+                <w:color w:val="0F1115"/>
+                <w:shd w:val="clear" w:color="auto" w:fill="EBEEF2"/>
+                <w:lang w:val="es-PE" w:eastAsia="es-PE"/>
+              </w:rPr>
+              <w:t>medilink</w:t>
+            </w:r>
+            <w:proofErr w:type="spellEnd"/>
+            <w:r>
+              <w:rPr>
+                <w:rFonts w:ascii="Arial" w:eastAsia="Times New Roman" w:hAnsi="Arial" w:cs="Arial"/>
+                <w:color w:val="0F1115"/>
+                <w:shd w:val="clear" w:color="auto" w:fill="EBEEF2"/>
+                <w:lang w:val="es-PE" w:eastAsia="es-PE"/>
+              </w:rPr>
+              <w:t>/</w:t>
+            </w:r>
+            <w:proofErr w:type="spellStart"/>
+            <w:r>
+              <w:rPr>
+                <w:rFonts w:ascii="Arial" w:eastAsia="Times New Roman" w:hAnsi="Arial" w:cs="Arial"/>
+                <w:color w:val="0F1115"/>
+                <w:shd w:val="clear" w:color="auto" w:fill="EBEEF2"/>
+                <w:lang w:val="es-PE" w:eastAsia="es-PE"/>
+              </w:rPr>
+              <w:t>model</w:t>
+            </w:r>
+            <w:proofErr w:type="spellEnd"/>
+            <w:r>
+              <w:rPr>
+                <w:rFonts w:ascii="Arial" w:eastAsia="Times New Roman" w:hAnsi="Arial" w:cs="Arial"/>
+                <w:color w:val="0F1115"/>
+                <w:shd w:val="clear" w:color="auto" w:fill="EBEEF2"/>
+                <w:lang w:val="es-PE" w:eastAsia="es-PE"/>
+              </w:rPr>
+              <w:t>/Cita.java</w:t>
+            </w:r>
+            <w:r>
+              <w:rPr>
+                <w:rFonts w:ascii="Arial" w:eastAsia="Times New Roman" w:hAnsi="Arial" w:cs="Arial"/>
+                <w:color w:val="0F1115"/>
+                <w:lang w:val="es-PE" w:eastAsia="es-PE"/>
+              </w:rPr>
+              <w:br/>
+            </w:r>
+            <w:proofErr w:type="spellStart"/>
+            <w:r>
+              <w:rPr>
+                <w:rFonts w:ascii="Arial" w:eastAsia="Times New Roman" w:hAnsi="Arial" w:cs="Arial"/>
+                <w:color w:val="0F1115"/>
+                <w:shd w:val="clear" w:color="auto" w:fill="EBEEF2"/>
+                <w:lang w:val="es-PE" w:eastAsia="es-PE"/>
+              </w:rPr>
+              <w:t>src</w:t>
+            </w:r>
+            <w:proofErr w:type="spellEnd"/>
+            <w:r>
+              <w:rPr>
+                <w:rFonts w:ascii="Arial" w:eastAsia="Times New Roman" w:hAnsi="Arial" w:cs="Arial"/>
+                <w:color w:val="0F1115"/>
+                <w:shd w:val="clear" w:color="auto" w:fill="EBEEF2"/>
+                <w:lang w:val="es-PE" w:eastAsia="es-PE"/>
+              </w:rPr>
+              <w:t>/</w:t>
+            </w:r>
+            <w:proofErr w:type="spellStart"/>
+            <w:r>
+              <w:rPr>
+                <w:rFonts w:ascii="Arial" w:eastAsia="Times New Roman" w:hAnsi="Arial" w:cs="Arial"/>
+                <w:color w:val="0F1115"/>
+                <w:shd w:val="clear" w:color="auto" w:fill="EBEEF2"/>
+                <w:lang w:val="es-PE" w:eastAsia="es-PE"/>
+              </w:rPr>
+              <w:t>main</w:t>
+            </w:r>
+            <w:proofErr w:type="spellEnd"/>
+            <w:r>
+              <w:rPr>
+                <w:rFonts w:ascii="Arial" w:eastAsia="Times New Roman" w:hAnsi="Arial" w:cs="Arial"/>
+                <w:color w:val="0F1115"/>
+                <w:shd w:val="clear" w:color="auto" w:fill="EBEEF2"/>
+                <w:lang w:val="es-PE" w:eastAsia="es-PE"/>
+              </w:rPr>
+              <w:t>/java/</w:t>
+            </w:r>
+            <w:proofErr w:type="spellStart"/>
+            <w:r>
+              <w:rPr>
+                <w:rFonts w:ascii="Arial" w:eastAsia="Times New Roman" w:hAnsi="Arial" w:cs="Arial"/>
+                <w:color w:val="0F1115"/>
+                <w:shd w:val="clear" w:color="auto" w:fill="EBEEF2"/>
+                <w:lang w:val="es-PE" w:eastAsia="es-PE"/>
+              </w:rPr>
+              <w:t>com</w:t>
+            </w:r>
+            <w:proofErr w:type="spellEnd"/>
+            <w:r>
+              <w:rPr>
+                <w:rFonts w:ascii="Arial" w:eastAsia="Times New Roman" w:hAnsi="Arial" w:cs="Arial"/>
+                <w:color w:val="0F1115"/>
+                <w:shd w:val="clear" w:color="auto" w:fill="EBEEF2"/>
+                <w:lang w:val="es-PE" w:eastAsia="es-PE"/>
+              </w:rPr>
+              <w:t>/</w:t>
+            </w:r>
+            <w:proofErr w:type="spellStart"/>
+            <w:r>
+              <w:rPr>
+                <w:rFonts w:ascii="Arial" w:eastAsia="Times New Roman" w:hAnsi="Arial" w:cs="Arial"/>
+                <w:color w:val="0F1115"/>
+                <w:shd w:val="clear" w:color="auto" w:fill="EBEEF2"/>
+                <w:lang w:val="es-PE" w:eastAsia="es-PE"/>
+              </w:rPr>
+              <w:t>medilink</w:t>
+            </w:r>
+            <w:proofErr w:type="spellEnd"/>
+            <w:r>
+              <w:rPr>
+                <w:rFonts w:ascii="Arial" w:eastAsia="Times New Roman" w:hAnsi="Arial" w:cs="Arial"/>
+                <w:color w:val="0F1115"/>
+                <w:shd w:val="clear" w:color="auto" w:fill="EBEEF2"/>
+                <w:lang w:val="es-PE" w:eastAsia="es-PE"/>
+              </w:rPr>
+              <w:t>/</w:t>
+            </w:r>
+            <w:proofErr w:type="spellStart"/>
+            <w:r>
+              <w:rPr>
+                <w:rFonts w:ascii="Arial" w:eastAsia="Times New Roman" w:hAnsi="Arial" w:cs="Arial"/>
+                <w:color w:val="0F1115"/>
+                <w:shd w:val="clear" w:color="auto" w:fill="EBEEF2"/>
+                <w:lang w:val="es-PE" w:eastAsia="es-PE"/>
+              </w:rPr>
+              <w:t>model</w:t>
+            </w:r>
+            <w:proofErr w:type="spellEnd"/>
+            <w:r>
+              <w:rPr>
+                <w:rFonts w:ascii="Arial" w:eastAsia="Times New Roman" w:hAnsi="Arial" w:cs="Arial"/>
+                <w:color w:val="0F1115"/>
+                <w:shd w:val="clear" w:color="auto" w:fill="EBEEF2"/>
+                <w:lang w:val="es-PE" w:eastAsia="es-PE"/>
+              </w:rPr>
+              <w:t>/Especialidad.java</w:t>
+            </w:r>
+          </w:p>
+        </w:tc>
+      </w:tr>
+      <w:tr>
+        <w:tc>
+          <w:tcPr>
+            <w:tcW w:w="1582" w:type="dxa"/>
+            <w:shd w:val="clear" w:color="auto" w:fill="FFFFFF"/>
+            <w:tcMar>
+              <w:top w:w="150" w:type="dxa"/>
+              <w:left w:w="0" w:type="dxa"/>
+              <w:bottom w:w="150" w:type="dxa"/>
+              <w:right w:w="240" w:type="dxa"/>
+            </w:tcMar>
+            <w:vAlign w:val="center"/>
+            <w:hideMark/>
+          </w:tcPr>
+          <w:p>
+            <w:pPr>
+              <w:widowControl/>
+              <w:autoSpaceDE/>
+              <w:autoSpaceDN/>
+              <w:spacing w:line="375" w:lineRule="atLeast"/>
+              <w:rPr>
+                <w:rFonts w:ascii="Arial" w:eastAsia="Times New Roman" w:hAnsi="Arial" w:cs="Arial"/>
+                <w:color w:val="0F1115"/>
+                <w:lang w:val="es-PE" w:eastAsia="es-PE"/>
+              </w:rPr>
+            </w:pPr>
+            <w:r>
+              <w:rPr>
+                <w:rFonts w:ascii="Arial" w:eastAsia="Times New Roman" w:hAnsi="Arial" w:cs="Arial"/>
+                <w:color w:val="0F1115"/>
+                <w:lang w:val="es-PE" w:eastAsia="es-PE"/>
+              </w:rPr>
+              <w:t>Crear repositorios</w:t>
+            </w:r>
+          </w:p>
+        </w:tc>
+        <w:tc>
+          <w:tcPr>
+            <w:tcW w:w="3555" w:type="dxa"/>
+            <w:shd w:val="clear" w:color="auto" w:fill="FFFFFF"/>
+            <w:tcMar>
+              <w:top w:w="150" w:type="dxa"/>
+              <w:left w:w="240" w:type="dxa"/>
+              <w:bottom w:w="150" w:type="dxa"/>
+              <w:right w:w="240" w:type="dxa"/>
+            </w:tcMar>
+            <w:vAlign w:val="center"/>
+            <w:hideMark/>
+          </w:tcPr>
+          <w:p>
+            <w:pPr>
+              <w:widowControl/>
+              <w:autoSpaceDE/>
+              <w:autoSpaceDN/>
+              <w:spacing w:line="375" w:lineRule="atLeast"/>
+              <w:rPr>
+                <w:rFonts w:ascii="Arial" w:eastAsia="Times New Roman" w:hAnsi="Arial" w:cs="Arial"/>
+                <w:color w:val="0F1115"/>
+                <w:lang w:val="es-PE" w:eastAsia="es-PE"/>
+              </w:rPr>
+            </w:pPr>
+            <w:r>
+              <w:rPr>
+                <w:rFonts w:ascii="Arial" w:eastAsia="Times New Roman" w:hAnsi="Arial" w:cs="Arial"/>
+                <w:color w:val="0F1115"/>
+                <w:lang w:val="es-PE" w:eastAsia="es-PE"/>
+              </w:rPr>
+              <w:t>- </w:t>
+            </w:r>
+            <w:proofErr w:type="spellStart"/>
+            <w:r>
+              <w:rPr>
+                <w:rFonts w:ascii="Arial" w:eastAsia="Times New Roman" w:hAnsi="Arial" w:cs="Arial"/>
+                <w:color w:val="0F1115"/>
+                <w:shd w:val="clear" w:color="auto" w:fill="EBEEF2"/>
+                <w:lang w:val="es-PE" w:eastAsia="es-PE"/>
+              </w:rPr>
+              <w:t>CitaRepository</w:t>
+            </w:r>
+            <w:proofErr w:type="spellEnd"/>
+            <w:r>
+              <w:rPr>
+                <w:rFonts w:ascii="Arial" w:eastAsia="Times New Roman" w:hAnsi="Arial" w:cs="Arial"/>
+                <w:color w:val="0F1115"/>
+                <w:lang w:val="es-PE" w:eastAsia="es-PE"/>
+              </w:rPr>
+              <w:t xml:space="preserve"> (métodos: </w:t>
+            </w:r>
+            <w:proofErr w:type="spellStart"/>
+            <w:r>
+              <w:rPr>
+                <w:rFonts w:ascii="Arial" w:eastAsia="Times New Roman" w:hAnsi="Arial" w:cs="Arial"/>
+                <w:color w:val="0F1115"/>
+                <w:lang w:val="es-PE" w:eastAsia="es-PE"/>
+              </w:rPr>
+              <w:t>findByPaciente</w:t>
+            </w:r>
+            <w:proofErr w:type="spellEnd"/>
+            <w:r>
+              <w:rPr>
+                <w:rFonts w:ascii="Arial" w:eastAsia="Times New Roman" w:hAnsi="Arial" w:cs="Arial"/>
+                <w:color w:val="0F1115"/>
+                <w:lang w:val="es-PE" w:eastAsia="es-PE"/>
+              </w:rPr>
+              <w:t xml:space="preserve">, </w:t>
+            </w:r>
+            <w:proofErr w:type="spellStart"/>
+            <w:r>
+              <w:rPr>
+                <w:rFonts w:ascii="Arial" w:eastAsia="Times New Roman" w:hAnsi="Arial" w:cs="Arial"/>
+                <w:color w:val="0F1115"/>
+                <w:lang w:val="es-PE" w:eastAsia="es-PE"/>
+              </w:rPr>
+              <w:t>findByMedico</w:t>
+            </w:r>
+            <w:proofErr w:type="spellEnd"/>
+            <w:r>
+              <w:rPr>
+                <w:rFonts w:ascii="Arial" w:eastAsia="Times New Roman" w:hAnsi="Arial" w:cs="Arial"/>
+                <w:color w:val="0F1115"/>
+                <w:lang w:val="es-PE" w:eastAsia="es-PE"/>
+              </w:rPr>
+              <w:t xml:space="preserve">, </w:t>
+            </w:r>
+            <w:proofErr w:type="spellStart"/>
+            <w:r>
+              <w:rPr>
+                <w:rFonts w:ascii="Arial" w:eastAsia="Times New Roman" w:hAnsi="Arial" w:cs="Arial"/>
+                <w:color w:val="0F1115"/>
+                <w:lang w:val="es-PE" w:eastAsia="es-PE"/>
+              </w:rPr>
+              <w:t>findByFecha</w:t>
+            </w:r>
+            <w:proofErr w:type="spellEnd"/>
+            <w:r>
+              <w:rPr>
+                <w:rFonts w:ascii="Arial" w:eastAsia="Times New Roman" w:hAnsi="Arial" w:cs="Arial"/>
+                <w:color w:val="0F1115"/>
+                <w:lang w:val="es-PE" w:eastAsia="es-PE"/>
+              </w:rPr>
+              <w:t>)</w:t>
+            </w:r>
+            <w:r>
+              <w:rPr>
+                <w:rFonts w:ascii="Arial" w:eastAsia="Times New Roman" w:hAnsi="Arial" w:cs="Arial"/>
+                <w:color w:val="0F1115"/>
+                <w:lang w:val="es-PE" w:eastAsia="es-PE"/>
+              </w:rPr>
+              <w:br/>
+              <w:t>- </w:t>
+            </w:r>
+            <w:proofErr w:type="spellStart"/>
+            <w:r>
+              <w:rPr>
+                <w:rFonts w:ascii="Arial" w:eastAsia="Times New Roman" w:hAnsi="Arial" w:cs="Arial"/>
+                <w:color w:val="0F1115"/>
+                <w:shd w:val="clear" w:color="auto" w:fill="EBEEF2"/>
+                <w:lang w:val="es-PE" w:eastAsia="es-PE"/>
+              </w:rPr>
+              <w:t>EspecialidadRepository</w:t>
+            </w:r>
+            <w:proofErr w:type="spellEnd"/>
+          </w:p>
+        </w:tc>
+        <w:tc>
+          <w:tcPr>
+            <w:tcW w:w="5604" w:type="dxa"/>
+            <w:shd w:val="clear" w:color="auto" w:fill="FFFFFF"/>
+            <w:tcMar>
+              <w:top w:w="150" w:type="dxa"/>
+              <w:left w:w="240" w:type="dxa"/>
+              <w:bottom w:w="150" w:type="dxa"/>
+              <w:right w:w="0" w:type="dxa"/>
+            </w:tcMar>
+            <w:vAlign w:val="center"/>
+            <w:hideMark/>
+          </w:tcPr>
+          <w:p>
+            <w:pPr>
+              <w:widowControl/>
+              <w:autoSpaceDE/>
+              <w:autoSpaceDN/>
+              <w:spacing w:line="375" w:lineRule="atLeast"/>
+              <w:rPr>
+                <w:rFonts w:ascii="Arial" w:eastAsia="Times New Roman" w:hAnsi="Arial" w:cs="Arial"/>
+                <w:color w:val="0F1115"/>
+                <w:lang w:val="es-PE" w:eastAsia="es-PE"/>
+              </w:rPr>
+            </w:pPr>
+            <w:proofErr w:type="spellStart"/>
+            <w:r>
+              <w:rPr>
+                <w:rFonts w:ascii="Arial" w:eastAsia="Times New Roman" w:hAnsi="Arial" w:cs="Arial"/>
+                <w:color w:val="0F1115"/>
+                <w:shd w:val="clear" w:color="auto" w:fill="EBEEF2"/>
+                <w:lang w:val="es-PE" w:eastAsia="es-PE"/>
+              </w:rPr>
+              <w:t>src</w:t>
+            </w:r>
+            <w:proofErr w:type="spellEnd"/>
+            <w:r>
+              <w:rPr>
+                <w:rFonts w:ascii="Arial" w:eastAsia="Times New Roman" w:hAnsi="Arial" w:cs="Arial"/>
+                <w:color w:val="0F1115"/>
+                <w:shd w:val="clear" w:color="auto" w:fill="EBEEF2"/>
+                <w:lang w:val="es-PE" w:eastAsia="es-PE"/>
+              </w:rPr>
+              <w:t>/</w:t>
+            </w:r>
+            <w:proofErr w:type="spellStart"/>
+            <w:r>
+              <w:rPr>
+                <w:rFonts w:ascii="Arial" w:eastAsia="Times New Roman" w:hAnsi="Arial" w:cs="Arial"/>
+                <w:color w:val="0F1115"/>
+                <w:shd w:val="clear" w:color="auto" w:fill="EBEEF2"/>
+                <w:lang w:val="es-PE" w:eastAsia="es-PE"/>
+              </w:rPr>
+              <w:t>main</w:t>
+            </w:r>
+            <w:proofErr w:type="spellEnd"/>
+            <w:r>
+              <w:rPr>
+                <w:rFonts w:ascii="Arial" w:eastAsia="Times New Roman" w:hAnsi="Arial" w:cs="Arial"/>
+                <w:color w:val="0F1115"/>
+                <w:shd w:val="clear" w:color="auto" w:fill="EBEEF2"/>
+                <w:lang w:val="es-PE" w:eastAsia="es-PE"/>
+              </w:rPr>
+              <w:t>/java/</w:t>
+            </w:r>
+            <w:proofErr w:type="spellStart"/>
+            <w:r>
+              <w:rPr>
+                <w:rFonts w:ascii="Arial" w:eastAsia="Times New Roman" w:hAnsi="Arial" w:cs="Arial"/>
+                <w:color w:val="0F1115"/>
+                <w:shd w:val="clear" w:color="auto" w:fill="EBEEF2"/>
+                <w:lang w:val="es-PE" w:eastAsia="es-PE"/>
+              </w:rPr>
+              <w:t>com</w:t>
+            </w:r>
+            <w:proofErr w:type="spellEnd"/>
+            <w:r>
+              <w:rPr>
+                <w:rFonts w:ascii="Arial" w:eastAsia="Times New Roman" w:hAnsi="Arial" w:cs="Arial"/>
+                <w:color w:val="0F1115"/>
+                <w:shd w:val="clear" w:color="auto" w:fill="EBEEF2"/>
+                <w:lang w:val="es-PE" w:eastAsia="es-PE"/>
+              </w:rPr>
+              <w:t>/</w:t>
+            </w:r>
+            <w:proofErr w:type="spellStart"/>
+            <w:r>
+              <w:rPr>
+                <w:rFonts w:ascii="Arial" w:eastAsia="Times New Roman" w:hAnsi="Arial" w:cs="Arial"/>
+                <w:color w:val="0F1115"/>
+                <w:shd w:val="clear" w:color="auto" w:fill="EBEEF2"/>
+                <w:lang w:val="es-PE" w:eastAsia="es-PE"/>
+              </w:rPr>
+              <w:t>medilink</w:t>
+            </w:r>
+            <w:proofErr w:type="spellEnd"/>
+            <w:r>
+              <w:rPr>
+                <w:rFonts w:ascii="Arial" w:eastAsia="Times New Roman" w:hAnsi="Arial" w:cs="Arial"/>
+                <w:color w:val="0F1115"/>
+                <w:shd w:val="clear" w:color="auto" w:fill="EBEEF2"/>
+                <w:lang w:val="es-PE" w:eastAsia="es-PE"/>
+              </w:rPr>
+              <w:t>/</w:t>
+            </w:r>
+            <w:proofErr w:type="spellStart"/>
+            <w:r>
+              <w:rPr>
+                <w:rFonts w:ascii="Arial" w:eastAsia="Times New Roman" w:hAnsi="Arial" w:cs="Arial"/>
+                <w:color w:val="0F1115"/>
+                <w:shd w:val="clear" w:color="auto" w:fill="EBEEF2"/>
+                <w:lang w:val="es-PE" w:eastAsia="es-PE"/>
+              </w:rPr>
+              <w:t>repository</w:t>
+            </w:r>
+            <w:proofErr w:type="spellEnd"/>
+            <w:r>
+              <w:rPr>
+                <w:rFonts w:ascii="Arial" w:eastAsia="Times New Roman" w:hAnsi="Arial" w:cs="Arial"/>
+                <w:color w:val="0F1115"/>
+                <w:shd w:val="clear" w:color="auto" w:fill="EBEEF2"/>
+                <w:lang w:val="es-PE" w:eastAsia="es-PE"/>
+              </w:rPr>
+              <w:t>/CitaRepository.java</w:t>
+            </w:r>
+            <w:r>
+              <w:rPr>
+                <w:rFonts w:ascii="Arial" w:eastAsia="Times New Roman" w:hAnsi="Arial" w:cs="Arial"/>
+                <w:color w:val="0F1115"/>
+                <w:lang w:val="es-PE" w:eastAsia="es-PE"/>
+              </w:rPr>
+              <w:br/>
+            </w:r>
+            <w:r>
+              <w:rPr>
+                <w:rFonts w:ascii="Arial" w:eastAsia="Times New Roman" w:hAnsi="Arial" w:cs="Arial"/>
+                <w:color w:val="0F1115"/>
+                <w:shd w:val="clear" w:color="auto" w:fill="EBEEF2"/>
+                <w:lang w:val="es-PE" w:eastAsia="es-PE"/>
+              </w:rPr>
+              <w:t>src/main/java/com/medilink/repository/EspecialidadRepository.java</w:t>
+            </w:r>
+          </w:p>
+        </w:tc>
+      </w:tr>
+      <w:tr>
+        <w:tc>
+          <w:tcPr>
+            <w:tcW w:w="1582" w:type="dxa"/>
+            <w:shd w:val="clear" w:color="auto" w:fill="FFFFFF"/>
+            <w:tcMar>
+              <w:top w:w="150" w:type="dxa"/>
+              <w:left w:w="0" w:type="dxa"/>
+              <w:bottom w:w="150" w:type="dxa"/>
+              <w:right w:w="240" w:type="dxa"/>
+            </w:tcMar>
+            <w:vAlign w:val="center"/>
+            <w:hideMark/>
+          </w:tcPr>
+          <w:p>
+            <w:pPr>
+              <w:widowControl/>
+              <w:autoSpaceDE/>
+              <w:autoSpaceDN/>
+              <w:spacing w:line="375" w:lineRule="atLeast"/>
+              <w:rPr>
+                <w:rFonts w:ascii="Arial" w:eastAsia="Times New Roman" w:hAnsi="Arial" w:cs="Arial"/>
+                <w:color w:val="0F1115"/>
+                <w:lang w:val="es-PE" w:eastAsia="es-PE"/>
+              </w:rPr>
+            </w:pPr>
+            <w:r>
+              <w:rPr>
+                <w:rFonts w:ascii="Arial" w:eastAsia="Times New Roman" w:hAnsi="Arial" w:cs="Arial"/>
+                <w:color w:val="0F1115"/>
+                <w:lang w:val="es-PE" w:eastAsia="es-PE"/>
+              </w:rPr>
+              <w:t>Implementar Servicios</w:t>
+            </w:r>
+          </w:p>
+        </w:tc>
+        <w:tc>
+          <w:tcPr>
+            <w:tcW w:w="3555" w:type="dxa"/>
+            <w:shd w:val="clear" w:color="auto" w:fill="FFFFFF"/>
+            <w:tcMar>
+              <w:top w:w="150" w:type="dxa"/>
+              <w:left w:w="240" w:type="dxa"/>
+              <w:bottom w:w="150" w:type="dxa"/>
+              <w:right w:w="240" w:type="dxa"/>
+            </w:tcMar>
+            <w:vAlign w:val="center"/>
+            <w:hideMark/>
+          </w:tcPr>
+          <w:p>
+            <w:pPr>
+              <w:widowControl/>
+              <w:autoSpaceDE/>
+              <w:autoSpaceDN/>
+              <w:spacing w:line="375" w:lineRule="atLeast"/>
+              <w:rPr>
+                <w:rFonts w:ascii="Arial" w:eastAsia="Times New Roman" w:hAnsi="Arial" w:cs="Arial"/>
+                <w:color w:val="0F1115"/>
+                <w:lang w:val="es-PE" w:eastAsia="es-PE"/>
+              </w:rPr>
+            </w:pPr>
+            <w:r>
+              <w:rPr>
+                <w:rFonts w:ascii="Arial" w:eastAsia="Times New Roman" w:hAnsi="Arial" w:cs="Arial"/>
+                <w:color w:val="0F1115"/>
+                <w:lang w:val="es-PE" w:eastAsia="es-PE"/>
+              </w:rPr>
+              <w:t>- </w:t>
+            </w:r>
+            <w:r>
+              <w:rPr>
+                <w:rFonts w:ascii="Arial" w:eastAsia="Times New Roman" w:hAnsi="Arial" w:cs="Arial"/>
+                <w:color w:val="0F1115"/>
+                <w:shd w:val="clear" w:color="auto" w:fill="EBEEF2"/>
+                <w:lang w:val="es-PE" w:eastAsia="es-PE"/>
+              </w:rPr>
+              <w:t>CitaService.java</w:t>
+            </w:r>
+            <w:r>
+              <w:rPr>
+                <w:rFonts w:ascii="Arial" w:eastAsia="Times New Roman" w:hAnsi="Arial" w:cs="Arial"/>
+                <w:color w:val="0F1115"/>
+                <w:lang w:val="es-PE" w:eastAsia="es-PE"/>
+              </w:rPr>
+              <w:t> (lógica de agendado, cancelación, validación de disponibilidad)</w:t>
+            </w:r>
+          </w:p>
+        </w:tc>
+        <w:tc>
+          <w:tcPr>
+            <w:tcW w:w="5604" w:type="dxa"/>
+            <w:shd w:val="clear" w:color="auto" w:fill="FFFFFF"/>
+            <w:tcMar>
+              <w:top w:w="150" w:type="dxa"/>
+              <w:left w:w="240" w:type="dxa"/>
+              <w:bottom w:w="150" w:type="dxa"/>
+              <w:right w:w="0" w:type="dxa"/>
+            </w:tcMar>
+            <w:vAlign w:val="center"/>
+            <w:hideMark/>
+          </w:tcPr>
+          <w:p>
+            <w:pPr>
+              <w:widowControl/>
+              <w:autoSpaceDE/>
+              <w:autoSpaceDN/>
+              <w:spacing w:line="375" w:lineRule="atLeast"/>
+              <w:rPr>
+                <w:rFonts w:ascii="Arial" w:eastAsia="Times New Roman" w:hAnsi="Arial" w:cs="Arial"/>
+                <w:color w:val="0F1115"/>
+                <w:lang w:val="es-PE" w:eastAsia="es-PE"/>
+              </w:rPr>
+            </w:pPr>
+            <w:proofErr w:type="spellStart"/>
+            <w:r>
+              <w:rPr>
+                <w:rFonts w:ascii="Arial" w:eastAsia="Times New Roman" w:hAnsi="Arial" w:cs="Arial"/>
+                <w:color w:val="0F1115"/>
+                <w:shd w:val="clear" w:color="auto" w:fill="EBEEF2"/>
+                <w:lang w:val="es-PE" w:eastAsia="es-PE"/>
+              </w:rPr>
+              <w:t>src</w:t>
+            </w:r>
+            <w:proofErr w:type="spellEnd"/>
+            <w:r>
+              <w:rPr>
+                <w:rFonts w:ascii="Arial" w:eastAsia="Times New Roman" w:hAnsi="Arial" w:cs="Arial"/>
+                <w:color w:val="0F1115"/>
+                <w:shd w:val="clear" w:color="auto" w:fill="EBEEF2"/>
+                <w:lang w:val="es-PE" w:eastAsia="es-PE"/>
+              </w:rPr>
+              <w:t>/</w:t>
+            </w:r>
+            <w:proofErr w:type="spellStart"/>
+            <w:r>
+              <w:rPr>
+                <w:rFonts w:ascii="Arial" w:eastAsia="Times New Roman" w:hAnsi="Arial" w:cs="Arial"/>
+                <w:color w:val="0F1115"/>
+                <w:shd w:val="clear" w:color="auto" w:fill="EBEEF2"/>
+                <w:lang w:val="es-PE" w:eastAsia="es-PE"/>
+              </w:rPr>
+              <w:t>main</w:t>
+            </w:r>
+            <w:proofErr w:type="spellEnd"/>
+            <w:r>
+              <w:rPr>
+                <w:rFonts w:ascii="Arial" w:eastAsia="Times New Roman" w:hAnsi="Arial" w:cs="Arial"/>
+                <w:color w:val="0F1115"/>
+                <w:shd w:val="clear" w:color="auto" w:fill="EBEEF2"/>
+                <w:lang w:val="es-PE" w:eastAsia="es-PE"/>
+              </w:rPr>
+              <w:t>/java/</w:t>
+            </w:r>
+            <w:proofErr w:type="spellStart"/>
+            <w:r>
+              <w:rPr>
+                <w:rFonts w:ascii="Arial" w:eastAsia="Times New Roman" w:hAnsi="Arial" w:cs="Arial"/>
+                <w:color w:val="0F1115"/>
+                <w:shd w:val="clear" w:color="auto" w:fill="EBEEF2"/>
+                <w:lang w:val="es-PE" w:eastAsia="es-PE"/>
+              </w:rPr>
+              <w:t>com</w:t>
+            </w:r>
+            <w:proofErr w:type="spellEnd"/>
+            <w:r>
+              <w:rPr>
+                <w:rFonts w:ascii="Arial" w:eastAsia="Times New Roman" w:hAnsi="Arial" w:cs="Arial"/>
+                <w:color w:val="0F1115"/>
+                <w:shd w:val="clear" w:color="auto" w:fill="EBEEF2"/>
+                <w:lang w:val="es-PE" w:eastAsia="es-PE"/>
+              </w:rPr>
+              <w:t>/</w:t>
+            </w:r>
+            <w:proofErr w:type="spellStart"/>
+            <w:r>
+              <w:rPr>
+                <w:rFonts w:ascii="Arial" w:eastAsia="Times New Roman" w:hAnsi="Arial" w:cs="Arial"/>
+                <w:color w:val="0F1115"/>
+                <w:shd w:val="clear" w:color="auto" w:fill="EBEEF2"/>
+                <w:lang w:val="es-PE" w:eastAsia="es-PE"/>
+              </w:rPr>
+              <w:t>medilink</w:t>
+            </w:r>
+            <w:proofErr w:type="spellEnd"/>
+            <w:r>
+              <w:rPr>
+                <w:rFonts w:ascii="Arial" w:eastAsia="Times New Roman" w:hAnsi="Arial" w:cs="Arial"/>
+                <w:color w:val="0F1115"/>
+                <w:shd w:val="clear" w:color="auto" w:fill="EBEEF2"/>
+                <w:lang w:val="es-PE" w:eastAsia="es-PE"/>
+              </w:rPr>
+              <w:t>/</w:t>
+            </w:r>
+            <w:proofErr w:type="spellStart"/>
+            <w:r>
+              <w:rPr>
+                <w:rFonts w:ascii="Arial" w:eastAsia="Times New Roman" w:hAnsi="Arial" w:cs="Arial"/>
+                <w:color w:val="0F1115"/>
+                <w:shd w:val="clear" w:color="auto" w:fill="EBEEF2"/>
+                <w:lang w:val="es-PE" w:eastAsia="es-PE"/>
+              </w:rPr>
+              <w:t>service</w:t>
+            </w:r>
+            <w:proofErr w:type="spellEnd"/>
+            <w:r>
+              <w:rPr>
+                <w:rFonts w:ascii="Arial" w:eastAsia="Times New Roman" w:hAnsi="Arial" w:cs="Arial"/>
+                <w:color w:val="0F1115"/>
+                <w:shd w:val="clear" w:color="auto" w:fill="EBEEF2"/>
+                <w:lang w:val="es-PE" w:eastAsia="es-PE"/>
+              </w:rPr>
+              <w:t>/CitaService.java</w:t>
+            </w:r>
+          </w:p>
+        </w:tc>
+      </w:tr>
+      <w:tr>
+        <w:tc>
+          <w:tcPr>
+            <w:tcW w:w="1582" w:type="dxa"/>
+            <w:shd w:val="clear" w:color="auto" w:fill="FFFFFF"/>
+            <w:tcMar>
+              <w:top w:w="150" w:type="dxa"/>
+              <w:left w:w="0" w:type="dxa"/>
+              <w:bottom w:w="150" w:type="dxa"/>
+              <w:right w:w="240" w:type="dxa"/>
+            </w:tcMar>
+            <w:vAlign w:val="center"/>
+            <w:hideMark/>
+          </w:tcPr>
+          <w:p>
+            <w:pPr>
+              <w:widowControl/>
+              <w:autoSpaceDE/>
+              <w:autoSpaceDN/>
+              <w:spacing w:line="375" w:lineRule="atLeast"/>
+              <w:rPr>
+                <w:rFonts w:ascii="Arial" w:eastAsia="Times New Roman" w:hAnsi="Arial" w:cs="Arial"/>
+                <w:color w:val="0F1115"/>
+                <w:lang w:val="es-PE" w:eastAsia="es-PE"/>
+              </w:rPr>
+            </w:pPr>
+            <w:r>
+              <w:rPr>
+                <w:rFonts w:ascii="Arial" w:eastAsia="Times New Roman" w:hAnsi="Arial" w:cs="Arial"/>
+                <w:color w:val="0F1115"/>
+                <w:lang w:val="es-PE" w:eastAsia="es-PE"/>
+              </w:rPr>
+              <w:t>Implementar Controladores</w:t>
+            </w:r>
+          </w:p>
+        </w:tc>
+        <w:tc>
+          <w:tcPr>
+            <w:tcW w:w="3555" w:type="dxa"/>
+            <w:shd w:val="clear" w:color="auto" w:fill="FFFFFF"/>
+            <w:tcMar>
+              <w:top w:w="150" w:type="dxa"/>
+              <w:left w:w="240" w:type="dxa"/>
+              <w:bottom w:w="150" w:type="dxa"/>
+              <w:right w:w="240" w:type="dxa"/>
+            </w:tcMar>
+            <w:vAlign w:val="center"/>
+            <w:hideMark/>
+          </w:tcPr>
+          <w:p>
+            <w:pPr>
+              <w:widowControl/>
+              <w:autoSpaceDE/>
+              <w:autoSpaceDN/>
+              <w:spacing w:line="375" w:lineRule="atLeast"/>
+              <w:rPr>
+                <w:rFonts w:ascii="Arial" w:eastAsia="Times New Roman" w:hAnsi="Arial" w:cs="Arial"/>
+                <w:color w:val="0F1115"/>
+                <w:lang w:val="es-PE" w:eastAsia="es-PE"/>
+              </w:rPr>
+            </w:pPr>
+            <w:r>
+              <w:rPr>
+                <w:rFonts w:ascii="Arial" w:eastAsia="Times New Roman" w:hAnsi="Arial" w:cs="Arial"/>
+                <w:color w:val="0F1115"/>
+                <w:lang w:val="es-PE" w:eastAsia="es-PE"/>
+              </w:rPr>
+              <w:t>- </w:t>
+            </w:r>
+            <w:r>
+              <w:rPr>
+                <w:rFonts w:ascii="Arial" w:eastAsia="Times New Roman" w:hAnsi="Arial" w:cs="Arial"/>
+                <w:color w:val="0F1115"/>
+                <w:shd w:val="clear" w:color="auto" w:fill="EBEEF2"/>
+                <w:lang w:val="es-PE" w:eastAsia="es-PE"/>
+              </w:rPr>
+              <w:t>CitaController.java</w:t>
+            </w:r>
+            <w:r>
+              <w:rPr>
+                <w:rFonts w:ascii="Arial" w:eastAsia="Times New Roman" w:hAnsi="Arial" w:cs="Arial"/>
+                <w:color w:val="0F1115"/>
+                <w:lang w:val="es-PE" w:eastAsia="es-PE"/>
+              </w:rPr>
+              <w:t> (</w:t>
+            </w:r>
+            <w:proofErr w:type="spellStart"/>
+            <w:r>
+              <w:rPr>
+                <w:rFonts w:ascii="Arial" w:eastAsia="Times New Roman" w:hAnsi="Arial" w:cs="Arial"/>
+                <w:color w:val="0F1115"/>
+                <w:lang w:val="es-PE" w:eastAsia="es-PE"/>
+              </w:rPr>
+              <w:t>endpoints</w:t>
+            </w:r>
+            <w:proofErr w:type="spellEnd"/>
+            <w:r>
+              <w:rPr>
+                <w:rFonts w:ascii="Arial" w:eastAsia="Times New Roman" w:hAnsi="Arial" w:cs="Arial"/>
+                <w:color w:val="0F1115"/>
+                <w:lang w:val="es-PE" w:eastAsia="es-PE"/>
+              </w:rPr>
+              <w:t xml:space="preserve"> CRUD)</w:t>
+            </w:r>
+            <w:r>
+              <w:rPr>
+                <w:rFonts w:ascii="Arial" w:eastAsia="Times New Roman" w:hAnsi="Arial" w:cs="Arial"/>
+                <w:color w:val="0F1115"/>
+                <w:lang w:val="es-PE" w:eastAsia="es-PE"/>
+              </w:rPr>
+              <w:br/>
+              <w:t>- </w:t>
+            </w:r>
+            <w:r>
+              <w:rPr>
+                <w:rFonts w:ascii="Arial" w:eastAsia="Times New Roman" w:hAnsi="Arial" w:cs="Arial"/>
+                <w:color w:val="0F1115"/>
+                <w:shd w:val="clear" w:color="auto" w:fill="EBEEF2"/>
+                <w:lang w:val="es-PE" w:eastAsia="es-PE"/>
+              </w:rPr>
+              <w:t>PacienteController.java</w:t>
+            </w:r>
+            <w:r>
+              <w:rPr>
+                <w:rFonts w:ascii="Arial" w:eastAsia="Times New Roman" w:hAnsi="Arial" w:cs="Arial"/>
+                <w:color w:val="0F1115"/>
+                <w:lang w:val="es-PE" w:eastAsia="es-PE"/>
+              </w:rPr>
+              <w:t> (ver citas propias)</w:t>
+            </w:r>
+            <w:r>
+              <w:rPr>
+                <w:rFonts w:ascii="Arial" w:eastAsia="Times New Roman" w:hAnsi="Arial" w:cs="Arial"/>
+                <w:color w:val="0F1115"/>
+                <w:lang w:val="es-PE" w:eastAsia="es-PE"/>
+              </w:rPr>
+              <w:br/>
+              <w:t>- </w:t>
+            </w:r>
+            <w:r>
+              <w:rPr>
+                <w:rFonts w:ascii="Arial" w:eastAsia="Times New Roman" w:hAnsi="Arial" w:cs="Arial"/>
+                <w:color w:val="0F1115"/>
+                <w:shd w:val="clear" w:color="auto" w:fill="EBEEF2"/>
+                <w:lang w:val="es-PE" w:eastAsia="es-PE"/>
+              </w:rPr>
+              <w:t>MedicoController.java</w:t>
+            </w:r>
+            <w:r>
+              <w:rPr>
+                <w:rFonts w:ascii="Arial" w:eastAsia="Times New Roman" w:hAnsi="Arial" w:cs="Arial"/>
+                <w:color w:val="0F1115"/>
+                <w:lang w:val="es-PE" w:eastAsia="es-PE"/>
+              </w:rPr>
+              <w:t> (ver citas asignadas)</w:t>
+            </w:r>
+          </w:p>
+        </w:tc>
+        <w:tc>
+          <w:tcPr>
+            <w:tcW w:w="5604" w:type="dxa"/>
+            <w:shd w:val="clear" w:color="auto" w:fill="FFFFFF"/>
+            <w:tcMar>
+              <w:top w:w="150" w:type="dxa"/>
+              <w:left w:w="240" w:type="dxa"/>
+              <w:bottom w:w="150" w:type="dxa"/>
+              <w:right w:w="0" w:type="dxa"/>
+            </w:tcMar>
+            <w:vAlign w:val="center"/>
+            <w:hideMark/>
+          </w:tcPr>
+          <w:p>
+            <w:pPr>
+              <w:widowControl/>
+              <w:autoSpaceDE/>
+              <w:autoSpaceDN/>
+              <w:spacing w:line="375" w:lineRule="atLeast"/>
+              <w:rPr>
+                <w:rFonts w:ascii="Arial" w:eastAsia="Times New Roman" w:hAnsi="Arial" w:cs="Arial"/>
+                <w:color w:val="0F1115"/>
+                <w:lang w:val="es-PE" w:eastAsia="es-PE"/>
+              </w:rPr>
+            </w:pPr>
+            <w:proofErr w:type="spellStart"/>
+            <w:r>
+              <w:rPr>
+                <w:rFonts w:ascii="Arial" w:eastAsia="Times New Roman" w:hAnsi="Arial" w:cs="Arial"/>
+                <w:color w:val="0F1115"/>
+                <w:shd w:val="clear" w:color="auto" w:fill="EBEEF2"/>
+                <w:lang w:val="es-PE" w:eastAsia="es-PE"/>
+              </w:rPr>
+              <w:t>src</w:t>
+            </w:r>
+            <w:proofErr w:type="spellEnd"/>
+            <w:r>
+              <w:rPr>
+                <w:rFonts w:ascii="Arial" w:eastAsia="Times New Roman" w:hAnsi="Arial" w:cs="Arial"/>
+                <w:color w:val="0F1115"/>
+                <w:shd w:val="clear" w:color="auto" w:fill="EBEEF2"/>
+                <w:lang w:val="es-PE" w:eastAsia="es-PE"/>
+              </w:rPr>
+              <w:t>/</w:t>
+            </w:r>
+            <w:proofErr w:type="spellStart"/>
+            <w:r>
+              <w:rPr>
+                <w:rFonts w:ascii="Arial" w:eastAsia="Times New Roman" w:hAnsi="Arial" w:cs="Arial"/>
+                <w:color w:val="0F1115"/>
+                <w:shd w:val="clear" w:color="auto" w:fill="EBEEF2"/>
+                <w:lang w:val="es-PE" w:eastAsia="es-PE"/>
+              </w:rPr>
+              <w:t>main</w:t>
+            </w:r>
+            <w:proofErr w:type="spellEnd"/>
+            <w:r>
+              <w:rPr>
+                <w:rFonts w:ascii="Arial" w:eastAsia="Times New Roman" w:hAnsi="Arial" w:cs="Arial"/>
+                <w:color w:val="0F1115"/>
+                <w:shd w:val="clear" w:color="auto" w:fill="EBEEF2"/>
+                <w:lang w:val="es-PE" w:eastAsia="es-PE"/>
+              </w:rPr>
+              <w:t>/java/</w:t>
+            </w:r>
+            <w:proofErr w:type="spellStart"/>
+            <w:r>
+              <w:rPr>
+                <w:rFonts w:ascii="Arial" w:eastAsia="Times New Roman" w:hAnsi="Arial" w:cs="Arial"/>
+                <w:color w:val="0F1115"/>
+                <w:shd w:val="clear" w:color="auto" w:fill="EBEEF2"/>
+                <w:lang w:val="es-PE" w:eastAsia="es-PE"/>
+              </w:rPr>
+              <w:t>com</w:t>
+            </w:r>
+            <w:proofErr w:type="spellEnd"/>
+            <w:r>
+              <w:rPr>
+                <w:rFonts w:ascii="Arial" w:eastAsia="Times New Roman" w:hAnsi="Arial" w:cs="Arial"/>
+                <w:color w:val="0F1115"/>
+                <w:shd w:val="clear" w:color="auto" w:fill="EBEEF2"/>
+                <w:lang w:val="es-PE" w:eastAsia="es-PE"/>
+              </w:rPr>
+              <w:t>/</w:t>
+            </w:r>
+            <w:proofErr w:type="spellStart"/>
+            <w:r>
+              <w:rPr>
+                <w:rFonts w:ascii="Arial" w:eastAsia="Times New Roman" w:hAnsi="Arial" w:cs="Arial"/>
+                <w:color w:val="0F1115"/>
+                <w:shd w:val="clear" w:color="auto" w:fill="EBEEF2"/>
+                <w:lang w:val="es-PE" w:eastAsia="es-PE"/>
+              </w:rPr>
+              <w:t>medilink</w:t>
+            </w:r>
+            <w:proofErr w:type="spellEnd"/>
+            <w:r>
+              <w:rPr>
+                <w:rFonts w:ascii="Arial" w:eastAsia="Times New Roman" w:hAnsi="Arial" w:cs="Arial"/>
+                <w:color w:val="0F1115"/>
+                <w:shd w:val="clear" w:color="auto" w:fill="EBEEF2"/>
+                <w:lang w:val="es-PE" w:eastAsia="es-PE"/>
+              </w:rPr>
+              <w:t>/</w:t>
+            </w:r>
+            <w:proofErr w:type="spellStart"/>
+            <w:r>
+              <w:rPr>
+                <w:rFonts w:ascii="Arial" w:eastAsia="Times New Roman" w:hAnsi="Arial" w:cs="Arial"/>
+                <w:color w:val="0F1115"/>
+                <w:shd w:val="clear" w:color="auto" w:fill="EBEEF2"/>
+                <w:lang w:val="es-PE" w:eastAsia="es-PE"/>
+              </w:rPr>
+              <w:t>controller</w:t>
+            </w:r>
+            <w:proofErr w:type="spellEnd"/>
+            <w:r>
+              <w:rPr>
+                <w:rFonts w:ascii="Arial" w:eastAsia="Times New Roman" w:hAnsi="Arial" w:cs="Arial"/>
+                <w:color w:val="0F1115"/>
+                <w:shd w:val="clear" w:color="auto" w:fill="EBEEF2"/>
+                <w:lang w:val="es-PE" w:eastAsia="es-PE"/>
+              </w:rPr>
+              <w:t>/CitaController.java</w:t>
+            </w:r>
+            <w:r>
+              <w:rPr>
+                <w:rFonts w:ascii="Arial" w:eastAsia="Times New Roman" w:hAnsi="Arial" w:cs="Arial"/>
+                <w:color w:val="0F1115"/>
+                <w:lang w:val="es-PE" w:eastAsia="es-PE"/>
+              </w:rPr>
+              <w:br/>
+            </w:r>
+            <w:proofErr w:type="spellStart"/>
+            <w:r>
+              <w:rPr>
+                <w:rFonts w:ascii="Arial" w:eastAsia="Times New Roman" w:hAnsi="Arial" w:cs="Arial"/>
+                <w:color w:val="0F1115"/>
+                <w:shd w:val="clear" w:color="auto" w:fill="EBEEF2"/>
+                <w:lang w:val="es-PE" w:eastAsia="es-PE"/>
+              </w:rPr>
+              <w:t>src</w:t>
+            </w:r>
+            <w:proofErr w:type="spellEnd"/>
+            <w:r>
+              <w:rPr>
+                <w:rFonts w:ascii="Arial" w:eastAsia="Times New Roman" w:hAnsi="Arial" w:cs="Arial"/>
+                <w:color w:val="0F1115"/>
+                <w:shd w:val="clear" w:color="auto" w:fill="EBEEF2"/>
+                <w:lang w:val="es-PE" w:eastAsia="es-PE"/>
+              </w:rPr>
+              <w:t>/</w:t>
+            </w:r>
+            <w:proofErr w:type="spellStart"/>
+            <w:r>
+              <w:rPr>
+                <w:rFonts w:ascii="Arial" w:eastAsia="Times New Roman" w:hAnsi="Arial" w:cs="Arial"/>
+                <w:color w:val="0F1115"/>
+                <w:shd w:val="clear" w:color="auto" w:fill="EBEEF2"/>
+                <w:lang w:val="es-PE" w:eastAsia="es-PE"/>
+              </w:rPr>
+              <w:t>main</w:t>
+            </w:r>
+            <w:proofErr w:type="spellEnd"/>
+            <w:r>
+              <w:rPr>
+                <w:rFonts w:ascii="Arial" w:eastAsia="Times New Roman" w:hAnsi="Arial" w:cs="Arial"/>
+                <w:color w:val="0F1115"/>
+                <w:shd w:val="clear" w:color="auto" w:fill="EBEEF2"/>
+                <w:lang w:val="es-PE" w:eastAsia="es-PE"/>
+              </w:rPr>
+              <w:t>/java/</w:t>
+            </w:r>
+            <w:proofErr w:type="spellStart"/>
+            <w:r>
+              <w:rPr>
+                <w:rFonts w:ascii="Arial" w:eastAsia="Times New Roman" w:hAnsi="Arial" w:cs="Arial"/>
+                <w:color w:val="0F1115"/>
+                <w:shd w:val="clear" w:color="auto" w:fill="EBEEF2"/>
+                <w:lang w:val="es-PE" w:eastAsia="es-PE"/>
+              </w:rPr>
+              <w:t>com</w:t>
+            </w:r>
+            <w:proofErr w:type="spellEnd"/>
+            <w:r>
+              <w:rPr>
+                <w:rFonts w:ascii="Arial" w:eastAsia="Times New Roman" w:hAnsi="Arial" w:cs="Arial"/>
+                <w:color w:val="0F1115"/>
+                <w:shd w:val="clear" w:color="auto" w:fill="EBEEF2"/>
+                <w:lang w:val="es-PE" w:eastAsia="es-PE"/>
+              </w:rPr>
+              <w:t>/</w:t>
+            </w:r>
+            <w:proofErr w:type="spellStart"/>
+            <w:r>
+              <w:rPr>
+                <w:rFonts w:ascii="Arial" w:eastAsia="Times New Roman" w:hAnsi="Arial" w:cs="Arial"/>
+                <w:color w:val="0F1115"/>
+                <w:shd w:val="clear" w:color="auto" w:fill="EBEEF2"/>
+                <w:lang w:val="es-PE" w:eastAsia="es-PE"/>
+              </w:rPr>
+              <w:t>medilink</w:t>
+            </w:r>
+            <w:proofErr w:type="spellEnd"/>
+            <w:r>
+              <w:rPr>
+                <w:rFonts w:ascii="Arial" w:eastAsia="Times New Roman" w:hAnsi="Arial" w:cs="Arial"/>
+                <w:color w:val="0F1115"/>
+                <w:shd w:val="clear" w:color="auto" w:fill="EBEEF2"/>
+                <w:lang w:val="es-PE" w:eastAsia="es-PE"/>
+              </w:rPr>
+              <w:t>/</w:t>
+            </w:r>
+            <w:proofErr w:type="spellStart"/>
+            <w:r>
+              <w:rPr>
+                <w:rFonts w:ascii="Arial" w:eastAsia="Times New Roman" w:hAnsi="Arial" w:cs="Arial"/>
+                <w:color w:val="0F1115"/>
+                <w:shd w:val="clear" w:color="auto" w:fill="EBEEF2"/>
+                <w:lang w:val="es-PE" w:eastAsia="es-PE"/>
+              </w:rPr>
+              <w:t>controller</w:t>
+            </w:r>
+            <w:proofErr w:type="spellEnd"/>
+            <w:r>
+              <w:rPr>
+                <w:rFonts w:ascii="Arial" w:eastAsia="Times New Roman" w:hAnsi="Arial" w:cs="Arial"/>
+                <w:color w:val="0F1115"/>
+                <w:shd w:val="clear" w:color="auto" w:fill="EBEEF2"/>
+                <w:lang w:val="es-PE" w:eastAsia="es-PE"/>
+              </w:rPr>
+              <w:t>/PacienteController.java</w:t>
+            </w:r>
+          </w:p>
+        </w:tc>
+      </w:tr>
+      <w:tr>
+        <w:tc>
+          <w:tcPr>
+            <w:tcW w:w="1582" w:type="dxa"/>
+            <w:shd w:val="clear" w:color="auto" w:fill="FFFFFF"/>
+            <w:tcMar>
+              <w:top w:w="150" w:type="dxa"/>
+              <w:left w:w="0" w:type="dxa"/>
+              <w:bottom w:w="150" w:type="dxa"/>
+              <w:right w:w="240" w:type="dxa"/>
+            </w:tcMar>
+            <w:vAlign w:val="center"/>
+            <w:hideMark/>
+          </w:tcPr>
+          <w:p>
+            <w:pPr>
+              <w:widowControl/>
+              <w:autoSpaceDE/>
+              <w:autoSpaceDN/>
+              <w:spacing w:line="375" w:lineRule="atLeast"/>
+              <w:rPr>
+                <w:rFonts w:ascii="Arial" w:eastAsia="Times New Roman" w:hAnsi="Arial" w:cs="Arial"/>
+                <w:color w:val="0F1115"/>
+                <w:lang w:val="es-PE" w:eastAsia="es-PE"/>
+              </w:rPr>
+            </w:pPr>
+            <w:r>
+              <w:rPr>
+                <w:rFonts w:ascii="Arial" w:eastAsia="Times New Roman" w:hAnsi="Arial" w:cs="Arial"/>
+                <w:color w:val="0F1115"/>
+                <w:lang w:val="es-PE" w:eastAsia="es-PE"/>
+              </w:rPr>
+              <w:t xml:space="preserve">Crear vistas </w:t>
+            </w:r>
+            <w:proofErr w:type="spellStart"/>
+            <w:r>
+              <w:rPr>
+                <w:rFonts w:ascii="Arial" w:eastAsia="Times New Roman" w:hAnsi="Arial" w:cs="Arial"/>
+                <w:color w:val="0F1115"/>
+                <w:lang w:val="es-PE" w:eastAsia="es-PE"/>
+              </w:rPr>
+              <w:t>Thymeleaf</w:t>
+            </w:r>
+            <w:proofErr w:type="spellEnd"/>
+          </w:p>
+        </w:tc>
+        <w:tc>
+          <w:tcPr>
+            <w:tcW w:w="3555" w:type="dxa"/>
+            <w:shd w:val="clear" w:color="auto" w:fill="FFFFFF"/>
+            <w:tcMar>
+              <w:top w:w="150" w:type="dxa"/>
+              <w:left w:w="240" w:type="dxa"/>
+              <w:bottom w:w="150" w:type="dxa"/>
+              <w:right w:w="240" w:type="dxa"/>
+            </w:tcMar>
+            <w:vAlign w:val="center"/>
+            <w:hideMark/>
+          </w:tcPr>
+          <w:p>
+            <w:pPr>
+              <w:widowControl/>
+              <w:autoSpaceDE/>
+              <w:autoSpaceDN/>
+              <w:spacing w:line="375" w:lineRule="atLeast"/>
+              <w:rPr>
+                <w:rFonts w:ascii="Arial" w:eastAsia="Times New Roman" w:hAnsi="Arial" w:cs="Arial"/>
+                <w:color w:val="0F1115"/>
+                <w:lang w:val="es-PE" w:eastAsia="es-PE"/>
+              </w:rPr>
+            </w:pPr>
+            <w:r>
+              <w:rPr>
+                <w:rFonts w:ascii="Arial" w:eastAsia="Times New Roman" w:hAnsi="Arial" w:cs="Arial"/>
+                <w:color w:val="0F1115"/>
+                <w:lang w:val="es-PE" w:eastAsia="es-PE"/>
+              </w:rPr>
+              <w:t>- </w:t>
+            </w:r>
+            <w:r>
+              <w:rPr>
+                <w:rFonts w:ascii="Arial" w:eastAsia="Times New Roman" w:hAnsi="Arial" w:cs="Arial"/>
+                <w:color w:val="0F1115"/>
+                <w:shd w:val="clear" w:color="auto" w:fill="EBEEF2"/>
+                <w:lang w:val="es-PE" w:eastAsia="es-PE"/>
+              </w:rPr>
+              <w:t>citasUsuario.html</w:t>
+            </w:r>
+            <w:r>
+              <w:rPr>
+                <w:rFonts w:ascii="Arial" w:eastAsia="Times New Roman" w:hAnsi="Arial" w:cs="Arial"/>
+                <w:color w:val="0F1115"/>
+                <w:lang w:val="es-PE" w:eastAsia="es-PE"/>
+              </w:rPr>
+              <w:t> (calendario, agendar cita)</w:t>
+            </w:r>
+            <w:r>
+              <w:rPr>
+                <w:rFonts w:ascii="Arial" w:eastAsia="Times New Roman" w:hAnsi="Arial" w:cs="Arial"/>
+                <w:color w:val="0F1115"/>
+                <w:lang w:val="es-PE" w:eastAsia="es-PE"/>
+              </w:rPr>
+              <w:br/>
+              <w:t>- </w:t>
+            </w:r>
+            <w:r>
+              <w:rPr>
+                <w:rFonts w:ascii="Arial" w:eastAsia="Times New Roman" w:hAnsi="Arial" w:cs="Arial"/>
+                <w:color w:val="0F1115"/>
+                <w:shd w:val="clear" w:color="auto" w:fill="EBEEF2"/>
+                <w:lang w:val="es-PE" w:eastAsia="es-PE"/>
+              </w:rPr>
+              <w:t>panelMedico.html</w:t>
+            </w:r>
+            <w:r>
+              <w:rPr>
+                <w:rFonts w:ascii="Arial" w:eastAsia="Times New Roman" w:hAnsi="Arial" w:cs="Arial"/>
+                <w:color w:val="0F1115"/>
+                <w:lang w:val="es-PE" w:eastAsia="es-PE"/>
+              </w:rPr>
+              <w:t> (lista de citas del día)</w:t>
+            </w:r>
+            <w:r>
+              <w:rPr>
+                <w:rFonts w:ascii="Arial" w:eastAsia="Times New Roman" w:hAnsi="Arial" w:cs="Arial"/>
+                <w:color w:val="0F1115"/>
+                <w:lang w:val="es-PE" w:eastAsia="es-PE"/>
+              </w:rPr>
+              <w:br/>
+              <w:t>- </w:t>
+            </w:r>
+            <w:r>
+              <w:rPr>
+                <w:rFonts w:ascii="Arial" w:eastAsia="Times New Roman" w:hAnsi="Arial" w:cs="Arial"/>
+                <w:color w:val="0F1115"/>
+                <w:shd w:val="clear" w:color="auto" w:fill="EBEEF2"/>
+                <w:lang w:val="es-PE" w:eastAsia="es-PE"/>
+              </w:rPr>
+              <w:t>historialPaciente.html</w:t>
+            </w:r>
+            <w:r>
+              <w:rPr>
+                <w:rFonts w:ascii="Arial" w:eastAsia="Times New Roman" w:hAnsi="Arial" w:cs="Arial"/>
+                <w:color w:val="0F1115"/>
+                <w:lang w:val="es-PE" w:eastAsia="es-PE"/>
+              </w:rPr>
+              <w:t> (historial de consultas)</w:t>
+            </w:r>
+          </w:p>
+        </w:tc>
+        <w:tc>
+          <w:tcPr>
+            <w:tcW w:w="5604" w:type="dxa"/>
+            <w:shd w:val="clear" w:color="auto" w:fill="FFFFFF"/>
+            <w:tcMar>
+              <w:top w:w="150" w:type="dxa"/>
+              <w:left w:w="240" w:type="dxa"/>
+              <w:bottom w:w="150" w:type="dxa"/>
+              <w:right w:w="0" w:type="dxa"/>
+            </w:tcMar>
+            <w:vAlign w:val="center"/>
+            <w:hideMark/>
+          </w:tcPr>
+          <w:p>
+            <w:pPr>
+              <w:widowControl/>
+              <w:autoSpaceDE/>
+              <w:autoSpaceDN/>
+              <w:spacing w:line="375" w:lineRule="atLeast"/>
+              <w:rPr>
+                <w:rFonts w:ascii="Arial" w:eastAsia="Times New Roman" w:hAnsi="Arial" w:cs="Arial"/>
+                <w:color w:val="0F1115"/>
+                <w:lang w:val="es-PE" w:eastAsia="es-PE"/>
+              </w:rPr>
+            </w:pPr>
+            <w:proofErr w:type="spellStart"/>
+            <w:r>
+              <w:rPr>
+                <w:rFonts w:ascii="Arial" w:eastAsia="Times New Roman" w:hAnsi="Arial" w:cs="Arial"/>
+                <w:color w:val="0F1115"/>
+                <w:shd w:val="clear" w:color="auto" w:fill="EBEEF2"/>
+                <w:lang w:val="es-PE" w:eastAsia="es-PE"/>
+              </w:rPr>
+              <w:t>src</w:t>
+            </w:r>
+            <w:proofErr w:type="spellEnd"/>
+            <w:r>
+              <w:rPr>
+                <w:rFonts w:ascii="Arial" w:eastAsia="Times New Roman" w:hAnsi="Arial" w:cs="Arial"/>
+                <w:color w:val="0F1115"/>
+                <w:shd w:val="clear" w:color="auto" w:fill="EBEEF2"/>
+                <w:lang w:val="es-PE" w:eastAsia="es-PE"/>
+              </w:rPr>
+              <w:t>/</w:t>
+            </w:r>
+            <w:proofErr w:type="spellStart"/>
+            <w:r>
+              <w:rPr>
+                <w:rFonts w:ascii="Arial" w:eastAsia="Times New Roman" w:hAnsi="Arial" w:cs="Arial"/>
+                <w:color w:val="0F1115"/>
+                <w:shd w:val="clear" w:color="auto" w:fill="EBEEF2"/>
+                <w:lang w:val="es-PE" w:eastAsia="es-PE"/>
+              </w:rPr>
+              <w:t>main</w:t>
+            </w:r>
+            <w:proofErr w:type="spellEnd"/>
+            <w:r>
+              <w:rPr>
+                <w:rFonts w:ascii="Arial" w:eastAsia="Times New Roman" w:hAnsi="Arial" w:cs="Arial"/>
+                <w:color w:val="0F1115"/>
+                <w:shd w:val="clear" w:color="auto" w:fill="EBEEF2"/>
+                <w:lang w:val="es-PE" w:eastAsia="es-PE"/>
+              </w:rPr>
+              <w:t>/</w:t>
+            </w:r>
+            <w:proofErr w:type="spellStart"/>
+            <w:r>
+              <w:rPr>
+                <w:rFonts w:ascii="Arial" w:eastAsia="Times New Roman" w:hAnsi="Arial" w:cs="Arial"/>
+                <w:color w:val="0F1115"/>
+                <w:shd w:val="clear" w:color="auto" w:fill="EBEEF2"/>
+                <w:lang w:val="es-PE" w:eastAsia="es-PE"/>
+              </w:rPr>
+              <w:t>resources</w:t>
+            </w:r>
+            <w:proofErr w:type="spellEnd"/>
+            <w:r>
+              <w:rPr>
+                <w:rFonts w:ascii="Arial" w:eastAsia="Times New Roman" w:hAnsi="Arial" w:cs="Arial"/>
+                <w:color w:val="0F1115"/>
+                <w:shd w:val="clear" w:color="auto" w:fill="EBEEF2"/>
+                <w:lang w:val="es-PE" w:eastAsia="es-PE"/>
+              </w:rPr>
+              <w:t>/</w:t>
+            </w:r>
+            <w:proofErr w:type="spellStart"/>
+            <w:r>
+              <w:rPr>
+                <w:rFonts w:ascii="Arial" w:eastAsia="Times New Roman" w:hAnsi="Arial" w:cs="Arial"/>
+                <w:color w:val="0F1115"/>
+                <w:shd w:val="clear" w:color="auto" w:fill="EBEEF2"/>
+                <w:lang w:val="es-PE" w:eastAsia="es-PE"/>
+              </w:rPr>
+              <w:t>templates</w:t>
+            </w:r>
+            <w:proofErr w:type="spellEnd"/>
+            <w:r>
+              <w:rPr>
+                <w:rFonts w:ascii="Arial" w:eastAsia="Times New Roman" w:hAnsi="Arial" w:cs="Arial"/>
+                <w:color w:val="0F1115"/>
+                <w:shd w:val="clear" w:color="auto" w:fill="EBEEF2"/>
+                <w:lang w:val="es-PE" w:eastAsia="es-PE"/>
+              </w:rPr>
+              <w:t>/USER/citasUser.html</w:t>
+            </w:r>
+            <w:r>
+              <w:rPr>
+                <w:rFonts w:ascii="Arial" w:eastAsia="Times New Roman" w:hAnsi="Arial" w:cs="Arial"/>
+                <w:color w:val="0F1115"/>
+                <w:lang w:val="es-PE" w:eastAsia="es-PE"/>
+              </w:rPr>
+              <w:br/>
+            </w:r>
+            <w:proofErr w:type="spellStart"/>
+            <w:r>
+              <w:rPr>
+                <w:rFonts w:ascii="Arial" w:eastAsia="Times New Roman" w:hAnsi="Arial" w:cs="Arial"/>
+                <w:color w:val="0F1115"/>
+                <w:shd w:val="clear" w:color="auto" w:fill="EBEEF2"/>
+                <w:lang w:val="es-PE" w:eastAsia="es-PE"/>
+              </w:rPr>
+              <w:t>src</w:t>
+            </w:r>
+            <w:proofErr w:type="spellEnd"/>
+            <w:r>
+              <w:rPr>
+                <w:rFonts w:ascii="Arial" w:eastAsia="Times New Roman" w:hAnsi="Arial" w:cs="Arial"/>
+                <w:color w:val="0F1115"/>
+                <w:shd w:val="clear" w:color="auto" w:fill="EBEEF2"/>
+                <w:lang w:val="es-PE" w:eastAsia="es-PE"/>
+              </w:rPr>
+              <w:t>/</w:t>
+            </w:r>
+            <w:proofErr w:type="spellStart"/>
+            <w:r>
+              <w:rPr>
+                <w:rFonts w:ascii="Arial" w:eastAsia="Times New Roman" w:hAnsi="Arial" w:cs="Arial"/>
+                <w:color w:val="0F1115"/>
+                <w:shd w:val="clear" w:color="auto" w:fill="EBEEF2"/>
+                <w:lang w:val="es-PE" w:eastAsia="es-PE"/>
+              </w:rPr>
+              <w:t>main</w:t>
+            </w:r>
+            <w:proofErr w:type="spellEnd"/>
+            <w:r>
+              <w:rPr>
+                <w:rFonts w:ascii="Arial" w:eastAsia="Times New Roman" w:hAnsi="Arial" w:cs="Arial"/>
+                <w:color w:val="0F1115"/>
+                <w:shd w:val="clear" w:color="auto" w:fill="EBEEF2"/>
+                <w:lang w:val="es-PE" w:eastAsia="es-PE"/>
+              </w:rPr>
+              <w:t>/</w:t>
+            </w:r>
+            <w:proofErr w:type="spellStart"/>
+            <w:r>
+              <w:rPr>
+                <w:rFonts w:ascii="Arial" w:eastAsia="Times New Roman" w:hAnsi="Arial" w:cs="Arial"/>
+                <w:color w:val="0F1115"/>
+                <w:shd w:val="clear" w:color="auto" w:fill="EBEEF2"/>
+                <w:lang w:val="es-PE" w:eastAsia="es-PE"/>
+              </w:rPr>
+              <w:t>resources</w:t>
+            </w:r>
+            <w:proofErr w:type="spellEnd"/>
+            <w:r>
+              <w:rPr>
+                <w:rFonts w:ascii="Arial" w:eastAsia="Times New Roman" w:hAnsi="Arial" w:cs="Arial"/>
+                <w:color w:val="0F1115"/>
+                <w:shd w:val="clear" w:color="auto" w:fill="EBEEF2"/>
+                <w:lang w:val="es-PE" w:eastAsia="es-PE"/>
+              </w:rPr>
+              <w:t>/</w:t>
+            </w:r>
+            <w:proofErr w:type="spellStart"/>
+            <w:r>
+              <w:rPr>
+                <w:rFonts w:ascii="Arial" w:eastAsia="Times New Roman" w:hAnsi="Arial" w:cs="Arial"/>
+                <w:color w:val="0F1115"/>
+                <w:shd w:val="clear" w:color="auto" w:fill="EBEEF2"/>
+                <w:lang w:val="es-PE" w:eastAsia="es-PE"/>
+              </w:rPr>
+              <w:t>templates</w:t>
+            </w:r>
+            <w:proofErr w:type="spellEnd"/>
+            <w:r>
+              <w:rPr>
+                <w:rFonts w:ascii="Arial" w:eastAsia="Times New Roman" w:hAnsi="Arial" w:cs="Arial"/>
+                <w:color w:val="0F1115"/>
+                <w:shd w:val="clear" w:color="auto" w:fill="EBEEF2"/>
+                <w:lang w:val="es-PE" w:eastAsia="es-PE"/>
+              </w:rPr>
+              <w:t>/MEDICO/panelMedico.html</w:t>
+            </w:r>
+            <w:r>
+              <w:rPr>
+                <w:rFonts w:ascii="Arial" w:eastAsia="Times New Roman" w:hAnsi="Arial" w:cs="Arial"/>
+                <w:color w:val="0F1115"/>
+                <w:lang w:val="es-PE" w:eastAsia="es-PE"/>
+              </w:rPr>
+              <w:br/>
+            </w:r>
+            <w:proofErr w:type="spellStart"/>
+            <w:r>
+              <w:rPr>
+                <w:rFonts w:ascii="Arial" w:eastAsia="Times New Roman" w:hAnsi="Arial" w:cs="Arial"/>
+                <w:color w:val="0F1115"/>
+                <w:shd w:val="clear" w:color="auto" w:fill="EBEEF2"/>
+                <w:lang w:val="es-PE" w:eastAsia="es-PE"/>
+              </w:rPr>
+              <w:t>src</w:t>
+            </w:r>
+            <w:proofErr w:type="spellEnd"/>
+            <w:r>
+              <w:rPr>
+                <w:rFonts w:ascii="Arial" w:eastAsia="Times New Roman" w:hAnsi="Arial" w:cs="Arial"/>
+                <w:color w:val="0F1115"/>
+                <w:shd w:val="clear" w:color="auto" w:fill="EBEEF2"/>
+                <w:lang w:val="es-PE" w:eastAsia="es-PE"/>
+              </w:rPr>
+              <w:t>/</w:t>
+            </w:r>
+            <w:proofErr w:type="spellStart"/>
+            <w:r>
+              <w:rPr>
+                <w:rFonts w:ascii="Arial" w:eastAsia="Times New Roman" w:hAnsi="Arial" w:cs="Arial"/>
+                <w:color w:val="0F1115"/>
+                <w:shd w:val="clear" w:color="auto" w:fill="EBEEF2"/>
+                <w:lang w:val="es-PE" w:eastAsia="es-PE"/>
+              </w:rPr>
+              <w:t>main</w:t>
+            </w:r>
+            <w:proofErr w:type="spellEnd"/>
+            <w:r>
+              <w:rPr>
+                <w:rFonts w:ascii="Arial" w:eastAsia="Times New Roman" w:hAnsi="Arial" w:cs="Arial"/>
+                <w:color w:val="0F1115"/>
+                <w:shd w:val="clear" w:color="auto" w:fill="EBEEF2"/>
+                <w:lang w:val="es-PE" w:eastAsia="es-PE"/>
+              </w:rPr>
+              <w:t>/</w:t>
+            </w:r>
+            <w:proofErr w:type="spellStart"/>
+            <w:r>
+              <w:rPr>
+                <w:rFonts w:ascii="Arial" w:eastAsia="Times New Roman" w:hAnsi="Arial" w:cs="Arial"/>
+                <w:color w:val="0F1115"/>
+                <w:shd w:val="clear" w:color="auto" w:fill="EBEEF2"/>
+                <w:lang w:val="es-PE" w:eastAsia="es-PE"/>
+              </w:rPr>
+              <w:t>resources</w:t>
+            </w:r>
+            <w:proofErr w:type="spellEnd"/>
+            <w:r>
+              <w:rPr>
+                <w:rFonts w:ascii="Arial" w:eastAsia="Times New Roman" w:hAnsi="Arial" w:cs="Arial"/>
+                <w:color w:val="0F1115"/>
+                <w:shd w:val="clear" w:color="auto" w:fill="EBEEF2"/>
+                <w:lang w:val="es-PE" w:eastAsia="es-PE"/>
+              </w:rPr>
+              <w:t>/</w:t>
+            </w:r>
+            <w:proofErr w:type="spellStart"/>
+            <w:r>
+              <w:rPr>
+                <w:rFonts w:ascii="Arial" w:eastAsia="Times New Roman" w:hAnsi="Arial" w:cs="Arial"/>
+                <w:color w:val="0F1115"/>
+                <w:shd w:val="clear" w:color="auto" w:fill="EBEEF2"/>
+                <w:lang w:val="es-PE" w:eastAsia="es-PE"/>
+              </w:rPr>
+              <w:t>templates</w:t>
+            </w:r>
+            <w:proofErr w:type="spellEnd"/>
+            <w:r>
+              <w:rPr>
+                <w:rFonts w:ascii="Arial" w:eastAsia="Times New Roman" w:hAnsi="Arial" w:cs="Arial"/>
+                <w:color w:val="0F1115"/>
+                <w:shd w:val="clear" w:color="auto" w:fill="EBEEF2"/>
+                <w:lang w:val="es-PE" w:eastAsia="es-PE"/>
+              </w:rPr>
+              <w:t>/PACIENTE/historial.html</w:t>
+            </w:r>
+          </w:p>
+        </w:tc>
+      </w:tr>
+      <w:tr>
+        <w:tc>
+          <w:tcPr>
+            <w:tcW w:w="1582" w:type="dxa"/>
+            <w:shd w:val="clear" w:color="auto" w:fill="FFFFFF"/>
+            <w:tcMar>
+              <w:top w:w="150" w:type="dxa"/>
+              <w:left w:w="0" w:type="dxa"/>
+              <w:bottom w:w="150" w:type="dxa"/>
+              <w:right w:w="240" w:type="dxa"/>
+            </w:tcMar>
+            <w:vAlign w:val="center"/>
+            <w:hideMark/>
+          </w:tcPr>
+          <w:p>
+            <w:pPr>
+              <w:widowControl/>
+              <w:autoSpaceDE/>
+              <w:autoSpaceDN/>
+              <w:spacing w:line="375" w:lineRule="atLeast"/>
+              <w:rPr>
+                <w:rFonts w:ascii="Arial" w:eastAsia="Times New Roman" w:hAnsi="Arial" w:cs="Arial"/>
+                <w:color w:val="0F1115"/>
+                <w:lang w:val="es-PE" w:eastAsia="es-PE"/>
+              </w:rPr>
+            </w:pPr>
+            <w:r>
+              <w:rPr>
+                <w:rFonts w:ascii="Arial" w:eastAsia="Times New Roman" w:hAnsi="Arial" w:cs="Arial"/>
+                <w:color w:val="0F1115"/>
+                <w:lang w:val="es-PE" w:eastAsia="es-PE"/>
+              </w:rPr>
+              <w:t>Implementar buscador</w:t>
+            </w:r>
+          </w:p>
+        </w:tc>
+        <w:tc>
+          <w:tcPr>
+            <w:tcW w:w="3555" w:type="dxa"/>
+            <w:shd w:val="clear" w:color="auto" w:fill="FFFFFF"/>
+            <w:tcMar>
+              <w:top w:w="150" w:type="dxa"/>
+              <w:left w:w="240" w:type="dxa"/>
+              <w:bottom w:w="150" w:type="dxa"/>
+              <w:right w:w="240" w:type="dxa"/>
+            </w:tcMar>
+            <w:vAlign w:val="center"/>
+            <w:hideMark/>
+          </w:tcPr>
+          <w:p>
+            <w:pPr>
+              <w:widowControl/>
+              <w:autoSpaceDE/>
+              <w:autoSpaceDN/>
+              <w:spacing w:line="375" w:lineRule="atLeast"/>
+              <w:rPr>
+                <w:rFonts w:ascii="Arial" w:eastAsia="Times New Roman" w:hAnsi="Arial" w:cs="Arial"/>
+                <w:color w:val="0F1115"/>
+                <w:lang w:val="es-PE" w:eastAsia="es-PE"/>
+              </w:rPr>
+            </w:pPr>
+            <w:r>
+              <w:rPr>
+                <w:rFonts w:ascii="Arial" w:eastAsia="Times New Roman" w:hAnsi="Arial" w:cs="Arial"/>
+                <w:color w:val="0F1115"/>
+                <w:lang w:val="es-PE" w:eastAsia="es-PE"/>
+              </w:rPr>
+              <w:t>- Buscar médicos por especialidad</w:t>
+            </w:r>
+            <w:r>
+              <w:rPr>
+                <w:rFonts w:ascii="Arial" w:eastAsia="Times New Roman" w:hAnsi="Arial" w:cs="Arial"/>
+                <w:color w:val="0F1115"/>
+                <w:lang w:val="es-PE" w:eastAsia="es-PE"/>
+              </w:rPr>
+              <w:br/>
+              <w:t>- Buscar horarios disponibles</w:t>
+            </w:r>
+          </w:p>
+        </w:tc>
+        <w:tc>
+          <w:tcPr>
+            <w:tcW w:w="5604" w:type="dxa"/>
+            <w:shd w:val="clear" w:color="auto" w:fill="FFFFFF"/>
+            <w:tcMar>
+              <w:top w:w="150" w:type="dxa"/>
+              <w:left w:w="240" w:type="dxa"/>
+              <w:bottom w:w="150" w:type="dxa"/>
+              <w:right w:w="0" w:type="dxa"/>
+            </w:tcMar>
+            <w:vAlign w:val="center"/>
+            <w:hideMark/>
+          </w:tcPr>
+          <w:p>
+            <w:pPr>
+              <w:widowControl/>
+              <w:autoSpaceDE/>
+              <w:autoSpaceDN/>
+              <w:spacing w:line="375" w:lineRule="atLeast"/>
+              <w:rPr>
+                <w:rFonts w:ascii="Arial" w:eastAsia="Times New Roman" w:hAnsi="Arial" w:cs="Arial"/>
+                <w:color w:val="0F1115"/>
+                <w:lang w:val="es-PE" w:eastAsia="es-PE"/>
+              </w:rPr>
+            </w:pPr>
+            <w:r>
+              <w:rPr>
+                <w:rFonts w:ascii="Arial" w:eastAsia="Times New Roman" w:hAnsi="Arial" w:cs="Arial"/>
+                <w:color w:val="0F1115"/>
+                <w:shd w:val="clear" w:color="auto" w:fill="EBEEF2"/>
+                <w:lang w:val="es-PE" w:eastAsia="es-PE"/>
+              </w:rPr>
+              <w:t>CitaController.java</w:t>
+            </w:r>
+            <w:r>
+              <w:rPr>
+                <w:rFonts w:ascii="Arial" w:eastAsia="Times New Roman" w:hAnsi="Arial" w:cs="Arial"/>
+                <w:color w:val="0F1115"/>
+                <w:lang w:val="es-PE" w:eastAsia="es-PE"/>
+              </w:rPr>
+              <w:t> (</w:t>
+            </w:r>
+            <w:proofErr w:type="spellStart"/>
+            <w:r>
+              <w:rPr>
+                <w:rFonts w:ascii="Arial" w:eastAsia="Times New Roman" w:hAnsi="Arial" w:cs="Arial"/>
+                <w:color w:val="0F1115"/>
+                <w:lang w:val="es-PE" w:eastAsia="es-PE"/>
+              </w:rPr>
+              <w:t>endpoint</w:t>
+            </w:r>
+            <w:proofErr w:type="spellEnd"/>
+            <w:r>
+              <w:rPr>
+                <w:rFonts w:ascii="Arial" w:eastAsia="Times New Roman" w:hAnsi="Arial" w:cs="Arial"/>
+                <w:color w:val="0F1115"/>
+                <w:lang w:val="es-PE" w:eastAsia="es-PE"/>
+              </w:rPr>
+              <w:t> </w:t>
+            </w:r>
+            <w:r>
+              <w:rPr>
+                <w:rFonts w:ascii="Arial" w:eastAsia="Times New Roman" w:hAnsi="Arial" w:cs="Arial"/>
+                <w:color w:val="0F1115"/>
+                <w:shd w:val="clear" w:color="auto" w:fill="EBEEF2"/>
+                <w:lang w:val="es-PE" w:eastAsia="es-PE"/>
+              </w:rPr>
+              <w:t>/api/</w:t>
+            </w:r>
+            <w:proofErr w:type="spellStart"/>
+            <w:r>
+              <w:rPr>
+                <w:rFonts w:ascii="Arial" w:eastAsia="Times New Roman" w:hAnsi="Arial" w:cs="Arial"/>
+                <w:color w:val="0F1115"/>
+                <w:shd w:val="clear" w:color="auto" w:fill="EBEEF2"/>
+                <w:lang w:val="es-PE" w:eastAsia="es-PE"/>
+              </w:rPr>
+              <w:t>medicos</w:t>
+            </w:r>
+            <w:proofErr w:type="spellEnd"/>
+            <w:r>
+              <w:rPr>
+                <w:rFonts w:ascii="Arial" w:eastAsia="Times New Roman" w:hAnsi="Arial" w:cs="Arial"/>
+                <w:color w:val="0F1115"/>
+                <w:shd w:val="clear" w:color="auto" w:fill="EBEEF2"/>
+                <w:lang w:val="es-PE" w:eastAsia="es-PE"/>
+              </w:rPr>
+              <w:t>/disponibles</w:t>
+            </w:r>
+            <w:r>
+              <w:rPr>
+                <w:rFonts w:ascii="Arial" w:eastAsia="Times New Roman" w:hAnsi="Arial" w:cs="Arial"/>
+                <w:color w:val="0F1115"/>
+                <w:lang w:val="es-PE" w:eastAsia="es-PE"/>
+              </w:rPr>
+              <w:t>)</w:t>
+            </w:r>
+          </w:p>
+        </w:tc>
+      </w:tr>
+    </w:tbl>
+    <w:p/>
+    <w:p/>
     <w:sectPr>
       <w:pgSz w:w="11910" w:h="16840"/>
       <w:pgMar w:top="1320" w:right="1275" w:bottom="280" w:left="1700" w:header="720" w:footer="720" w:gutter="0"/>
@@ -14691,7 +21645,7 @@
 </file>
 
 <file path=word/numbering.xml><?xml version="1.0" encoding="utf-8"?>
-<w:numbering xmlns:wpc="http://schemas.microsoft.com/office/word/2010/wordprocessingCanvas" xmlns:cx="http://schemas.microsoft.com/office/drawing/2014/chartex" xmlns:cx1="http://schemas.microsoft.com/office/drawing/2015/9/8/chartex" xmlns:cx2="http://schemas.microsoft.com/office/drawing/2015/10/21/chartex" xmlns:cx3="http://schemas.microsoft.com/office/drawing/2016/5/9/chartex" xmlns:cx4="http://schemas.microsoft.com/office/drawing/2016/5/10/chartex" xmlns:cx5="http://schemas.microsoft.com/office/drawing/2016/5/11/chartex" xmlns:cx6="http://schemas.microsoft.com/office/drawing/2016/5/12/chartex" xmlns:cx7="http://schemas.microsoft.com/office/drawing/2016/5/13/chartex" xmlns:cx8="http://schemas.microsoft.com/office/drawing/2016/5/14/chartex" xmlns:mc="http://schemas.openxmlformats.org/markup-compatibility/2006" xmlns:aink="http://schemas.microsoft.com/office/drawing/2016/ink" xmlns:am3d="http://schemas.microsoft.com/office/drawing/2017/model3d" xmlns:o="urn:schemas-microsoft-com:office:office" xmlns:r="http://schemas.openxmlformats.org/officeDocument/2006/relationships" xmlns:m="http://schemas.openxmlformats.org/officeDocument/2006/math" xmlns:v="urn:schemas-microsoft-com:vml" xmlns:wp14="http://schemas.microsoft.com/office/word/2010/wordprocessingDrawing" xmlns:wp="http://schemas.openxmlformats.org/drawingml/2006/wordprocessingDrawing" xmlns:w10="urn:schemas-microsoft-com:office:word" xmlns:w="http://schemas.openxmlformats.org/wordprocessingml/2006/main" xmlns:w14="http://schemas.microsoft.com/office/word/2010/wordml" xmlns:w15="http://schemas.microsoft.com/office/word/2012/wordml" xmlns:w16cex="http://schemas.microsoft.com/office/word/2018/wordml/cex" xmlns:w16cid="http://schemas.microsoft.com/office/word/2016/wordml/cid" xmlns:w16="http://schemas.microsoft.com/office/word/2018/wordml" xmlns:w16sdtdh="http://schemas.microsoft.com/office/word/2020/wordml/sdtdatahash" xmlns:w16se="http://schemas.microsoft.com/office/word/2015/wordml/symex" xmlns:wpg="http://schemas.microsoft.com/office/word/2010/wordprocessingGroup" xmlns:wpi="http://schemas.microsoft.com/office/word/2010/wordprocessingInk" xmlns:wne="http://schemas.microsoft.com/office/word/2006/wordml" xmlns:wps="http://schemas.microsoft.com/office/word/2010/wordprocessingShape" mc:Ignorable="w14 w15 w16se w16cid w16 w16cex w16sdtdh wp14">
+<w:numbering xmlns:wpc="http://schemas.microsoft.com/office/word/2010/wordprocessingCanvas" xmlns:cx="http://schemas.microsoft.com/office/drawing/2014/chartex" xmlns:cx1="http://schemas.microsoft.com/office/drawing/2015/9/8/chartex" xmlns:cx2="http://schemas.microsoft.com/office/drawing/2015/10/21/chartex" xmlns:cx3="http://schemas.microsoft.com/office/drawing/2016/5/9/chartex" xmlns:cx4="http://schemas.microsoft.com/office/drawing/2016/5/10/chartex" xmlns:cx5="http://schemas.microsoft.com/office/drawing/2016/5/11/chartex" xmlns:cx6="http://schemas.microsoft.com/office/drawing/2016/5/12/chartex" xmlns:cx7="http://schemas.microsoft.com/office/drawing/2016/5/13/chartex" xmlns:cx8="http://schemas.microsoft.com/office/drawing/2016/5/14/chartex" xmlns:mc="http://schemas.openxmlformats.org/markup-compatibility/2006" xmlns:aink="http://schemas.microsoft.com/office/drawing/2016/ink" xmlns:am3d="http://schemas.microsoft.com/office/drawing/2017/model3d" xmlns:o="urn:schemas-microsoft-com:office:office" xmlns:oel="http://schemas.microsoft.com/office/2019/extlst" xmlns:r="http://schemas.openxmlformats.org/officeDocument/2006/relationships" xmlns:m="http://schemas.openxmlformats.org/officeDocument/2006/math" xmlns:v="urn:schemas-microsoft-com:vml" xmlns:wp14="http://schemas.microsoft.com/office/word/2010/wordprocessingDrawing" xmlns:wp="http://schemas.openxmlformats.org/drawingml/2006/wordprocessingDrawing" xmlns:w10="urn:schemas-microsoft-com:office:word" xmlns:w="http://schemas.openxmlformats.org/wordprocessingml/2006/main" xmlns:w14="http://schemas.microsoft.com/office/word/2010/wordml" xmlns:w15="http://schemas.microsoft.com/office/word/2012/wordml" xmlns:w16cex="http://schemas.microsoft.com/office/word/2018/wordml/cex" xmlns:w16cid="http://schemas.microsoft.com/office/word/2016/wordml/cid" xmlns:w16="http://schemas.microsoft.com/office/word/2018/wordml" xmlns:w16du="http://schemas.microsoft.com/office/word/2023/wordml/word16du" xmlns:w16sdtdh="http://schemas.microsoft.com/office/word/2020/wordml/sdtdatahash" xmlns:w16sdtfl="http://schemas.microsoft.com/office/word/2024/wordml/sdtformatlock" xmlns:w16se="http://schemas.microsoft.com/office/word/2015/wordml/symex" xmlns:wpg="http://schemas.microsoft.com/office/word/2010/wordprocessingGroup" xmlns:wpi="http://schemas.microsoft.com/office/word/2010/wordprocessingInk" xmlns:wne="http://schemas.microsoft.com/office/word/2006/wordml" xmlns:wps="http://schemas.microsoft.com/office/word/2010/wordprocessingShape" mc:Ignorable="w14 w15 w16se w16cid w16 w16cex w16sdtdh w16sdtfl w16du wp14">
   <w:abstractNum w:abstractNumId="0" w15:restartNumberingAfterBreak="0">
     <w:nsid w:val="053D233C"/>
     <w:multiLevelType w:val="hybridMultilevel"/>
@@ -15420,6 +22374,155 @@
     </w:lvl>
   </w:abstractNum>
   <w:abstractNum w:abstractNumId="6" w15:restartNumberingAfterBreak="0">
+    <w:nsid w:val="35385546"/>
+    <w:multiLevelType w:val="multilevel"/>
+    <w:tmpl w:val="3FE4657A"/>
+    <w:lvl w:ilvl="0">
+      <w:start w:val="1"/>
+      <w:numFmt w:val="bullet"/>
+      <w:lvlText w:val=""/>
+      <w:lvlJc w:val="left"/>
+      <w:pPr>
+        <w:tabs>
+          <w:tab w:val="num" w:pos="720"/>
+        </w:tabs>
+        <w:ind w:left="720" w:hanging="360"/>
+      </w:pPr>
+      <w:rPr>
+        <w:rFonts w:ascii="Symbol" w:hAnsi="Symbol" w:hint="default"/>
+        <w:sz w:val="20"/>
+      </w:rPr>
+    </w:lvl>
+    <w:lvl w:ilvl="1" w:tentative="1">
+      <w:start w:val="1"/>
+      <w:numFmt w:val="bullet"/>
+      <w:lvlText w:val="o"/>
+      <w:lvlJc w:val="left"/>
+      <w:pPr>
+        <w:tabs>
+          <w:tab w:val="num" w:pos="1440"/>
+        </w:tabs>
+        <w:ind w:left="1440" w:hanging="360"/>
+      </w:pPr>
+      <w:rPr>
+        <w:rFonts w:ascii="Courier New" w:hAnsi="Courier New" w:hint="default"/>
+        <w:sz w:val="20"/>
+      </w:rPr>
+    </w:lvl>
+    <w:lvl w:ilvl="2" w:tentative="1">
+      <w:start w:val="1"/>
+      <w:numFmt w:val="bullet"/>
+      <w:lvlText w:val=""/>
+      <w:lvlJc w:val="left"/>
+      <w:pPr>
+        <w:tabs>
+          <w:tab w:val="num" w:pos="2160"/>
+        </w:tabs>
+        <w:ind w:left="2160" w:hanging="360"/>
+      </w:pPr>
+      <w:rPr>
+        <w:rFonts w:ascii="Wingdings" w:hAnsi="Wingdings" w:hint="default"/>
+        <w:sz w:val="20"/>
+      </w:rPr>
+    </w:lvl>
+    <w:lvl w:ilvl="3" w:tentative="1">
+      <w:start w:val="1"/>
+      <w:numFmt w:val="bullet"/>
+      <w:lvlText w:val=""/>
+      <w:lvlJc w:val="left"/>
+      <w:pPr>
+        <w:tabs>
+          <w:tab w:val="num" w:pos="2880"/>
+        </w:tabs>
+        <w:ind w:left="2880" w:hanging="360"/>
+      </w:pPr>
+      <w:rPr>
+        <w:rFonts w:ascii="Wingdings" w:hAnsi="Wingdings" w:hint="default"/>
+        <w:sz w:val="20"/>
+      </w:rPr>
+    </w:lvl>
+    <w:lvl w:ilvl="4" w:tentative="1">
+      <w:start w:val="1"/>
+      <w:numFmt w:val="bullet"/>
+      <w:lvlText w:val=""/>
+      <w:lvlJc w:val="left"/>
+      <w:pPr>
+        <w:tabs>
+          <w:tab w:val="num" w:pos="3600"/>
+        </w:tabs>
+        <w:ind w:left="3600" w:hanging="360"/>
+      </w:pPr>
+      <w:rPr>
+        <w:rFonts w:ascii="Wingdings" w:hAnsi="Wingdings" w:hint="default"/>
+        <w:sz w:val="20"/>
+      </w:rPr>
+    </w:lvl>
+    <w:lvl w:ilvl="5" w:tentative="1">
+      <w:start w:val="1"/>
+      <w:numFmt w:val="bullet"/>
+      <w:lvlText w:val=""/>
+      <w:lvlJc w:val="left"/>
+      <w:pPr>
+        <w:tabs>
+          <w:tab w:val="num" w:pos="4320"/>
+        </w:tabs>
+        <w:ind w:left="4320" w:hanging="360"/>
+      </w:pPr>
+      <w:rPr>
+        <w:rFonts w:ascii="Wingdings" w:hAnsi="Wingdings" w:hint="default"/>
+        <w:sz w:val="20"/>
+      </w:rPr>
+    </w:lvl>
+    <w:lvl w:ilvl="6" w:tentative="1">
+      <w:start w:val="1"/>
+      <w:numFmt w:val="bullet"/>
+      <w:lvlText w:val=""/>
+      <w:lvlJc w:val="left"/>
+      <w:pPr>
+        <w:tabs>
+          <w:tab w:val="num" w:pos="5040"/>
+        </w:tabs>
+        <w:ind w:left="5040" w:hanging="360"/>
+      </w:pPr>
+      <w:rPr>
+        <w:rFonts w:ascii="Wingdings" w:hAnsi="Wingdings" w:hint="default"/>
+        <w:sz w:val="20"/>
+      </w:rPr>
+    </w:lvl>
+    <w:lvl w:ilvl="7" w:tentative="1">
+      <w:start w:val="1"/>
+      <w:numFmt w:val="bullet"/>
+      <w:lvlText w:val=""/>
+      <w:lvlJc w:val="left"/>
+      <w:pPr>
+        <w:tabs>
+          <w:tab w:val="num" w:pos="5760"/>
+        </w:tabs>
+        <w:ind w:left="5760" w:hanging="360"/>
+      </w:pPr>
+      <w:rPr>
+        <w:rFonts w:ascii="Wingdings" w:hAnsi="Wingdings" w:hint="default"/>
+        <w:sz w:val="20"/>
+      </w:rPr>
+    </w:lvl>
+    <w:lvl w:ilvl="8" w:tentative="1">
+      <w:start w:val="1"/>
+      <w:numFmt w:val="bullet"/>
+      <w:lvlText w:val=""/>
+      <w:lvlJc w:val="left"/>
+      <w:pPr>
+        <w:tabs>
+          <w:tab w:val="num" w:pos="6480"/>
+        </w:tabs>
+        <w:ind w:left="6480" w:hanging="360"/>
+      </w:pPr>
+      <w:rPr>
+        <w:rFonts w:ascii="Wingdings" w:hAnsi="Wingdings" w:hint="default"/>
+        <w:sz w:val="20"/>
+      </w:rPr>
+    </w:lvl>
+  </w:abstractNum>
+  <w:abstractNum w:abstractNumId="7" w15:restartNumberingAfterBreak="0">
     <w:nsid w:val="408A3A1F"/>
     <w:multiLevelType w:val="hybridMultilevel"/>
     <w:tmpl w:val="00AABB36"/>
@@ -15540,7 +22643,7 @@
       </w:rPr>
     </w:lvl>
   </w:abstractNum>
-  <w:abstractNum w:abstractNumId="7" w15:restartNumberingAfterBreak="0">
+  <w:abstractNum w:abstractNumId="8" w15:restartNumberingAfterBreak="0">
     <w:nsid w:val="40DD1F6C"/>
     <w:multiLevelType w:val="hybridMultilevel"/>
     <w:tmpl w:val="5D84F91C"/>
@@ -15663,7 +22766,7 @@
       </w:rPr>
     </w:lvl>
   </w:abstractNum>
-  <w:abstractNum w:abstractNumId="8" w15:restartNumberingAfterBreak="0">
+  <w:abstractNum w:abstractNumId="9" w15:restartNumberingAfterBreak="0">
     <w:nsid w:val="4F33178F"/>
     <w:multiLevelType w:val="multilevel"/>
     <w:tmpl w:val="FFFFFFFF"/>
@@ -15812,7 +22915,7 @@
       </w:rPr>
     </w:lvl>
   </w:abstractNum>
-  <w:abstractNum w:abstractNumId="9" w15:restartNumberingAfterBreak="0">
+  <w:abstractNum w:abstractNumId="10" w15:restartNumberingAfterBreak="0">
     <w:nsid w:val="51F14E8B"/>
     <w:multiLevelType w:val="multilevel"/>
     <w:tmpl w:val="FFFFFFFF"/>
@@ -15961,7 +23064,7 @@
       </w:rPr>
     </w:lvl>
   </w:abstractNum>
-  <w:abstractNum w:abstractNumId="10" w15:restartNumberingAfterBreak="0">
+  <w:abstractNum w:abstractNumId="11" w15:restartNumberingAfterBreak="0">
     <w:nsid w:val="54FD3AFE"/>
     <w:multiLevelType w:val="hybridMultilevel"/>
     <w:tmpl w:val="AFB68B94"/>
@@ -16082,7 +23185,7 @@
       </w:rPr>
     </w:lvl>
   </w:abstractNum>
-  <w:abstractNum w:abstractNumId="11" w15:restartNumberingAfterBreak="0">
+  <w:abstractNum w:abstractNumId="12" w15:restartNumberingAfterBreak="0">
     <w:nsid w:val="5CCE1DB1"/>
     <w:multiLevelType w:val="hybridMultilevel"/>
     <w:tmpl w:val="EE9C70AE"/>
@@ -16203,7 +23306,7 @@
       </w:rPr>
     </w:lvl>
   </w:abstractNum>
-  <w:abstractNum w:abstractNumId="12" w15:restartNumberingAfterBreak="0">
+  <w:abstractNum w:abstractNumId="13" w15:restartNumberingAfterBreak="0">
     <w:nsid w:val="62BA4496"/>
     <w:multiLevelType w:val="hybridMultilevel"/>
     <w:tmpl w:val="C6A8D404"/>
@@ -16324,7 +23427,7 @@
       </w:rPr>
     </w:lvl>
   </w:abstractNum>
-  <w:abstractNum w:abstractNumId="13" w15:restartNumberingAfterBreak="0">
+  <w:abstractNum w:abstractNumId="14" w15:restartNumberingAfterBreak="0">
     <w:nsid w:val="63D10F3B"/>
     <w:multiLevelType w:val="hybridMultilevel"/>
     <w:tmpl w:val="FF32ACF0"/>
@@ -16445,7 +23548,7 @@
       </w:rPr>
     </w:lvl>
   </w:abstractNum>
-  <w:abstractNum w:abstractNumId="14" w15:restartNumberingAfterBreak="0">
+  <w:abstractNum w:abstractNumId="15" w15:restartNumberingAfterBreak="0">
     <w:nsid w:val="6D0A72A2"/>
     <w:multiLevelType w:val="multilevel"/>
     <w:tmpl w:val="FFFFFFFF"/>
@@ -16594,7 +23697,7 @@
       </w:rPr>
     </w:lvl>
   </w:abstractNum>
-  <w:abstractNum w:abstractNumId="15" w15:restartNumberingAfterBreak="0">
+  <w:abstractNum w:abstractNumId="16" w15:restartNumberingAfterBreak="0">
     <w:nsid w:val="6D0E6EB7"/>
     <w:multiLevelType w:val="hybridMultilevel"/>
     <w:tmpl w:val="7AE2A606"/>
@@ -16716,7 +23819,7 @@
       </w:rPr>
     </w:lvl>
   </w:abstractNum>
-  <w:abstractNum w:abstractNumId="16" w15:restartNumberingAfterBreak="0">
+  <w:abstractNum w:abstractNumId="17" w15:restartNumberingAfterBreak="0">
     <w:nsid w:val="75046921"/>
     <w:multiLevelType w:val="hybridMultilevel"/>
     <w:tmpl w:val="C12AF5C8"/>
@@ -16837,7 +23940,7 @@
       </w:rPr>
     </w:lvl>
   </w:abstractNum>
-  <w:abstractNum w:abstractNumId="17" w15:restartNumberingAfterBreak="0">
+  <w:abstractNum w:abstractNumId="18" w15:restartNumberingAfterBreak="0">
     <w:nsid w:val="77097668"/>
     <w:multiLevelType w:val="hybridMultilevel"/>
     <w:tmpl w:val="9866EC0A"/>
@@ -16958,65 +24061,68 @@
       </w:rPr>
     </w:lvl>
   </w:abstractNum>
-  <w:num w:numId="1">
+  <w:num w:numId="1" w16cid:durableId="1558395876">
     <w:abstractNumId w:val="0"/>
   </w:num>
-  <w:num w:numId="2">
+  <w:num w:numId="2" w16cid:durableId="44109109">
+    <w:abstractNumId w:val="18"/>
+  </w:num>
+  <w:num w:numId="3" w16cid:durableId="1616713453">
+    <w:abstractNumId w:val="1"/>
+  </w:num>
+  <w:num w:numId="4" w16cid:durableId="394667664">
+    <w:abstractNumId w:val="8"/>
+  </w:num>
+  <w:num w:numId="5" w16cid:durableId="781338638">
+    <w:abstractNumId w:val="13"/>
+  </w:num>
+  <w:num w:numId="6" w16cid:durableId="1845587836">
+    <w:abstractNumId w:val="14"/>
+  </w:num>
+  <w:num w:numId="7" w16cid:durableId="440032586">
+    <w:abstractNumId w:val="11"/>
+  </w:num>
+  <w:num w:numId="8" w16cid:durableId="1034648703">
+    <w:abstractNumId w:val="4"/>
+  </w:num>
+  <w:num w:numId="9" w16cid:durableId="73819712">
+    <w:abstractNumId w:val="5"/>
+  </w:num>
+  <w:num w:numId="10" w16cid:durableId="1347440091">
+    <w:abstractNumId w:val="2"/>
+  </w:num>
+  <w:num w:numId="11" w16cid:durableId="1872380739">
     <w:abstractNumId w:val="17"/>
   </w:num>
-  <w:num w:numId="3">
-    <w:abstractNumId w:val="1"/>
+  <w:num w:numId="12" w16cid:durableId="1911113705">
+    <w:abstractNumId w:val="16"/>
   </w:num>
-  <w:num w:numId="4">
+  <w:num w:numId="13" w16cid:durableId="2051223697">
+    <w:abstractNumId w:val="3"/>
+  </w:num>
+  <w:num w:numId="14" w16cid:durableId="1350177755">
     <w:abstractNumId w:val="7"/>
   </w:num>
-  <w:num w:numId="5">
+  <w:num w:numId="15" w16cid:durableId="1780178948">
+    <w:abstractNumId w:val="10"/>
+  </w:num>
+  <w:num w:numId="16" w16cid:durableId="1775519621">
+    <w:abstractNumId w:val="15"/>
+  </w:num>
+  <w:num w:numId="17" w16cid:durableId="2099405064">
+    <w:abstractNumId w:val="9"/>
+  </w:num>
+  <w:num w:numId="18" w16cid:durableId="1398435900">
     <w:abstractNumId w:val="12"/>
   </w:num>
-  <w:num w:numId="6">
-    <w:abstractNumId w:val="13"/>
-  </w:num>
-  <w:num w:numId="7">
-    <w:abstractNumId w:val="10"/>
-  </w:num>
-  <w:num w:numId="8">
-    <w:abstractNumId w:val="4"/>
-  </w:num>
-  <w:num w:numId="9">
-    <w:abstractNumId w:val="5"/>
-  </w:num>
-  <w:num w:numId="10">
-    <w:abstractNumId w:val="2"/>
-  </w:num>
-  <w:num w:numId="11">
-    <w:abstractNumId w:val="16"/>
-  </w:num>
-  <w:num w:numId="12">
-    <w:abstractNumId w:val="15"/>
-  </w:num>
-  <w:num w:numId="13">
-    <w:abstractNumId w:val="3"/>
-  </w:num>
-  <w:num w:numId="14">
+  <w:num w:numId="19" w16cid:durableId="296305508">
     <w:abstractNumId w:val="6"/>
-  </w:num>
-  <w:num w:numId="15">
-    <w:abstractNumId w:val="9"/>
-  </w:num>
-  <w:num w:numId="16">
-    <w:abstractNumId w:val="14"/>
-  </w:num>
-  <w:num w:numId="17">
-    <w:abstractNumId w:val="8"/>
-  </w:num>
-  <w:num w:numId="18">
-    <w:abstractNumId w:val="11"/>
   </w:num>
 </w:numbering>
 </file>
 
 <file path=word/styles.xml><?xml version="1.0" encoding="utf-8"?>
-<w:styles xmlns:mc="http://schemas.openxmlformats.org/markup-compatibility/2006" xmlns:r="http://schemas.openxmlformats.org/officeDocument/2006/relationships" xmlns:w="http://schemas.openxmlformats.org/wordprocessingml/2006/main" xmlns:w14="http://schemas.microsoft.com/office/word/2010/wordml" xmlns:w15="http://schemas.microsoft.com/office/word/2012/wordml" xmlns:w16cex="http://schemas.microsoft.com/office/word/2018/wordml/cex" xmlns:w16cid="http://schemas.microsoft.com/office/word/2016/wordml/cid" xmlns:w16="http://schemas.microsoft.com/office/word/2018/wordml" xmlns:w16sdtdh="http://schemas.microsoft.com/office/word/2020/wordml/sdtdatahash" xmlns:w16se="http://schemas.microsoft.com/office/word/2015/wordml/symex" mc:Ignorable="w14 w15 w16se w16cid w16 w16cex w16sdtdh">
+<w:styles xmlns:mc="http://schemas.openxmlformats.org/markup-compatibility/2006" xmlns:r="http://schemas.openxmlformats.org/officeDocument/2006/relationships" xmlns:w="http://schemas.openxmlformats.org/wordprocessingml/2006/main" xmlns:w14="http://schemas.microsoft.com/office/word/2010/wordml" xmlns:w15="http://schemas.microsoft.com/office/word/2012/wordml" xmlns:w16cex="http://schemas.microsoft.com/office/word/2018/wordml/cex" xmlns:w16cid="http://schemas.microsoft.com/office/word/2016/wordml/cid" xmlns:w16="http://schemas.microsoft.com/office/word/2018/wordml" xmlns:w16du="http://schemas.microsoft.com/office/word/2023/wordml/word16du" xmlns:w16sdtdh="http://schemas.microsoft.com/office/word/2020/wordml/sdtdatahash" xmlns:w16sdtfl="http://schemas.microsoft.com/office/word/2024/wordml/sdtformatlock" xmlns:w16se="http://schemas.microsoft.com/office/word/2015/wordml/symex" mc:Ignorable="w14 w15 w16se w16cid w16 w16cex w16sdtdh w16sdtfl w16du">
   <w:docDefaults>
     <w:rPrDefault>
       <w:rPr>
@@ -17656,7 +24762,7 @@
     <w:basedOn w:val="Fuentedeprrafopredeter"/>
     <w:rsid w:val="00A36CB4"/>
   </w:style>
-  <w:style w:type="character" w:styleId="Textoennegrita">
+  <w:style w:type="character" w:styleId="Fuerte">
     <w:name w:val="Strong"/>
     <w:basedOn w:val="Fuentedeprrafopredeter"/>
     <w:uiPriority w:val="22"/>
@@ -17665,6 +24771,62 @@
     <w:rPr>
       <w:b/>
       <w:bCs/>
+    </w:rPr>
+  </w:style>
+  <w:style w:type="paragraph" w:customStyle="1" w:styleId="ds-markdown-paragraph">
+    <w:name w:val="ds-markdown-paragraph"/>
+    <w:basedOn w:val="Normal"/>
+    <w:rsid w:val="008E6E86"/>
+    <w:pPr>
+      <w:widowControl/>
+      <w:autoSpaceDE/>
+      <w:autoSpaceDN/>
+      <w:spacing w:before="100" w:beforeAutospacing="1" w:after="100" w:afterAutospacing="1"/>
+    </w:pPr>
+    <w:rPr>
+      <w:rFonts w:ascii="Times New Roman" w:eastAsia="Times New Roman" w:hAnsi="Times New Roman" w:cs="Times New Roman"/>
+      <w:sz w:val="24"/>
+      <w:szCs w:val="24"/>
+      <w:lang w:val="es-PE" w:eastAsia="es-PE"/>
+    </w:rPr>
+  </w:style>
+  <w:style w:type="paragraph" w:styleId="Sinespaciado">
+    <w:name w:val="No Spacing"/>
+    <w:uiPriority w:val="1"/>
+    <w:qFormat/>
+    <w:rsid w:val="008E6E86"/>
+    <w:rPr>
+      <w:rFonts w:ascii="Arial MT" w:eastAsia="Arial MT" w:hAnsi="Arial MT" w:cs="Arial MT"/>
+      <w:lang w:val="es-ES"/>
+    </w:rPr>
+  </w:style>
+  <w:style w:type="table" w:styleId="Tablaconcuadrcula">
+    <w:name w:val="Table Grid"/>
+    <w:basedOn w:val="Tablanormal"/>
+    <w:uiPriority w:val="39"/>
+    <w:rsid w:val="00C301AB"/>
+    <w:tblPr>
+      <w:tblBorders>
+        <w:top w:val="single" w:sz="4" w:space="0" w:color="auto"/>
+        <w:left w:val="single" w:sz="4" w:space="0" w:color="auto"/>
+        <w:bottom w:val="single" w:sz="4" w:space="0" w:color="auto"/>
+        <w:right w:val="single" w:sz="4" w:space="0" w:color="auto"/>
+        <w:insideH w:val="single" w:sz="4" w:space="0" w:color="auto"/>
+        <w:insideV w:val="single" w:sz="4" w:space="0" w:color="auto"/>
+      </w:tblBorders>
+    </w:tblPr>
+  </w:style>
+  <w:style w:type="character" w:styleId="CdigoHTML">
+    <w:name w:val="HTML Code"/>
+    <w:basedOn w:val="Fuentedeprrafopredeter"/>
+    <w:uiPriority w:val="99"/>
+    <w:semiHidden/>
+    <w:unhideWhenUsed/>
+    <w:rsid w:val="00C301AB"/>
+    <w:rPr>
+      <w:rFonts w:ascii="Courier New" w:eastAsia="Times New Roman" w:hAnsi="Courier New" w:cs="Courier New"/>
+      <w:sz w:val="20"/>
+      <w:szCs w:val="20"/>
     </w:rPr>
   </w:style>
 </w:styles>
